--- a/data/revised_2026-10_full/tracked/v2/Maths/SS2.1_Similarity_and_Enlargement/Mathematics_Similarity_and_Enlargement_CBE_LessonSequence_TRACKED.docx
+++ b/data/revised_2026-10_full/tracked/v2/Maths/SS2.1_Similarity_and_Enlargement/Mathematics_Similarity_and_Enlargement_CBE_LessonSequence_TRACKED.docx
@@ -427,10 +427,10 @@
               <w:spacing w:after="40" w:before="0"/>
               <w:jc w:val="left"/>
               <w:rPr>
-                <w:ins w:id="9002" w:author="Claude (AI) - proposed" w:date="2026-10-15T12:57:50Z"/>
-              </w:rPr>
-            </w:pPr>
-            <w:ins w:id="9001" w:author="Claude (AI) - proposed" w:date="2026-10-15T12:57:50Z">
+                <w:ins w:id="9002" w:author="Claude (AI) - proposed" w:date="2026-10-18T00:30:59Z"/>
+              </w:rPr>
+            </w:pPr>
+            <w:ins w:id="9001" w:author="Claude (AI) - proposed" w:date="2026-10-18T00:30:59Z">
               <w:r>
                 <w:rPr>
                   <w:rFonts w:ascii="Arial" w:cs="Arial" w:eastAsia="Arial" w:hAnsi="Arial"/>
@@ -452,10 +452,10 @@
               <w:spacing w:after="40" w:before="0"/>
               <w:jc w:val="left"/>
               <w:rPr>
-                <w:del w:id="9004" w:author="Claude (AI) - proposed" w:date="2026-10-15T12:57:50Z"/>
-              </w:rPr>
-            </w:pPr>
-            <w:del w:id="9003" w:author="Claude (AI) - proposed" w:date="2026-10-15T12:57:50Z">
+                <w:del w:id="9004" w:author="Claude (AI) - proposed" w:date="2026-10-18T00:30:59Z"/>
+              </w:rPr>
+            </w:pPr>
+            <w:del w:id="9003" w:author="Claude (AI) - proposed" w:date="2026-10-18T00:30:59Z">
               <w:r>
                 <w:rPr>
                   <w:rFonts w:ascii="Arial" w:cs="Arial" w:eastAsia="Arial" w:hAnsi="Arial"/>
@@ -525,10 +525,10 @@
               <w:ind w:left="360" w:hanging="180"/>
               <w:jc w:val="left"/>
               <w:rPr>
-                <w:ins w:id="9006" w:author="Claude (AI) - proposed" w:date="2026-10-15T12:57:50Z"/>
-              </w:rPr>
-            </w:pPr>
-            <w:ins w:id="9005" w:author="Claude (AI) - proposed" w:date="2026-10-15T12:57:50Z">
+                <w:ins w:id="9006" w:author="Claude (AI) - proposed" w:date="2026-10-18T00:30:59Z"/>
+              </w:rPr>
+            </w:pPr>
+            <w:ins w:id="9005" w:author="Claude (AI) - proposed" w:date="2026-10-18T00:30:59Z">
               <w:r>
                 <w:rPr>
                   <w:rFonts w:ascii="Arial" w:cs="Arial" w:eastAsia="Arial" w:hAnsi="Arial"/>
@@ -550,10 +550,10 @@
               <w:ind w:left="360" w:hanging="180"/>
               <w:jc w:val="left"/>
               <w:rPr>
-                <w:ins w:id="9008" w:author="Claude (AI) - proposed" w:date="2026-10-15T12:57:50Z"/>
-              </w:rPr>
-            </w:pPr>
-            <w:ins w:id="9007" w:author="Claude (AI) - proposed" w:date="2026-10-15T12:57:50Z">
+                <w:ins w:id="9008" w:author="Claude (AI) - proposed" w:date="2026-10-18T00:30:59Z"/>
+              </w:rPr>
+            </w:pPr>
+            <w:ins w:id="9007" w:author="Claude (AI) - proposed" w:date="2026-10-18T00:30:59Z">
               <w:r>
                 <w:rPr>
                   <w:rFonts w:ascii="Arial" w:cs="Arial" w:eastAsia="Arial" w:hAnsi="Arial"/>
@@ -575,10 +575,10 @@
               <w:ind w:left="360" w:hanging="180"/>
               <w:jc w:val="left"/>
               <w:rPr>
-                <w:ins w:id="9010" w:author="Claude (AI) - proposed" w:date="2026-10-15T12:57:50Z"/>
-              </w:rPr>
-            </w:pPr>
-            <w:ins w:id="9009" w:author="Claude (AI) - proposed" w:date="2026-10-15T12:57:50Z">
+                <w:ins w:id="9010" w:author="Claude (AI) - proposed" w:date="2026-10-18T00:30:59Z"/>
+              </w:rPr>
+            </w:pPr>
+            <w:ins w:id="9009" w:author="Claude (AI) - proposed" w:date="2026-10-18T00:30:59Z">
               <w:r>
                 <w:rPr>
                   <w:rFonts w:ascii="Arial" w:cs="Arial" w:eastAsia="Arial" w:hAnsi="Arial"/>
@@ -600,10 +600,10 @@
               <w:ind w:left="360" w:hanging="180"/>
               <w:jc w:val="left"/>
               <w:rPr>
-                <w:ins w:id="9012" w:author="Claude (AI) - proposed" w:date="2026-10-15T12:57:50Z"/>
-              </w:rPr>
-            </w:pPr>
-            <w:ins w:id="9011" w:author="Claude (AI) - proposed" w:date="2026-10-15T12:57:50Z">
+                <w:ins w:id="9012" w:author="Claude (AI) - proposed" w:date="2026-10-18T00:30:59Z"/>
+              </w:rPr>
+            </w:pPr>
+            <w:ins w:id="9011" w:author="Claude (AI) - proposed" w:date="2026-10-18T00:30:59Z">
               <w:r>
                 <w:rPr>
                   <w:rFonts w:ascii="Arial" w:cs="Arial" w:eastAsia="Arial" w:hAnsi="Arial"/>
@@ -625,10 +625,10 @@
               <w:spacing w:after="40" w:before="0"/>
               <w:jc w:val="left"/>
               <w:rPr>
-                <w:ins w:id="9014" w:author="Claude (AI) - proposed" w:date="2026-10-15T12:57:50Z"/>
-              </w:rPr>
-            </w:pPr>
-            <w:ins w:id="9013" w:author="Claude (AI) - proposed" w:date="2026-10-15T12:57:50Z">
+                <w:ins w:id="9014" w:author="Claude (AI) - proposed" w:date="2026-10-18T00:30:59Z"/>
+              </w:rPr>
+            </w:pPr>
+            <w:ins w:id="9013" w:author="Claude (AI) - proposed" w:date="2026-10-18T00:30:59Z">
               <w:r>
                 <w:rPr>
                   <w:rFonts w:ascii="Arial" w:cs="Arial" w:eastAsia="Arial" w:hAnsi="Arial"/>
@@ -650,10 +650,10 @@
               <w:spacing w:after="40" w:before="0"/>
               <w:jc w:val="left"/>
               <w:rPr>
-                <w:ins w:id="9016" w:author="Claude (AI) - proposed" w:date="2026-10-15T12:57:50Z"/>
-              </w:rPr>
-            </w:pPr>
-            <w:ins w:id="9015" w:author="Claude (AI) - proposed" w:date="2026-10-15T12:57:50Z">
+                <w:ins w:id="9016" w:author="Claude (AI) - proposed" w:date="2026-10-18T00:30:59Z"/>
+              </w:rPr>
+            </w:pPr>
+            <w:ins w:id="9015" w:author="Claude (AI) - proposed" w:date="2026-10-18T00:30:59Z">
               <w:r>
                 <w:rPr>
                   <w:rFonts w:ascii="Arial" w:cs="Arial" w:eastAsia="Arial" w:hAnsi="Arial"/>
@@ -896,7 +896,7 @@
               </w:rPr>
               <w:t xml:space="preserve">By the end of the sub</w:t>
             </w:r>
-            <w:del w:id="9017" w:author="Claude (AI) - proposed" w:date="2026-10-15T12:57:50Z">
+            <w:del w:id="9017" w:author="Claude (AI) - proposed" w:date="2026-10-18T00:30:59Z">
               <w:r>
                 <w:rPr>
                   <w:rFonts w:ascii="Arial" w:cs="Arial" w:eastAsia="Arial" w:hAnsi="Arial"/>
@@ -911,7 +911,7 @@
                 <w:delText xml:space="preserve">-</w:delText>
               </w:r>
             </w:del>
-            <w:ins w:id="9018" w:author="Claude (AI) - proposed" w:date="2026-10-15T12:57:50Z">
+            <w:ins w:id="9018" w:author="Claude (AI) - proposed" w:date="2026-10-18T00:30:59Z">
               <w:r>
                 <w:rPr>
                   <w:rFonts w:ascii="Arial" w:cs="Arial" w:eastAsia="Arial" w:hAnsi="Arial"/>
@@ -946,10 +946,10 @@
               <w:spacing w:after="40" w:before="0"/>
               <w:jc w:val="left"/>
               <w:rPr>
-                <w:del w:id="9020" w:author="Claude (AI) - proposed" w:date="2026-10-15T12:57:50Z"/>
-              </w:rPr>
-            </w:pPr>
-            <w:del w:id="9019" w:author="Claude (AI) - proposed" w:date="2026-10-15T12:57:50Z">
+                <w:del w:id="9020" w:author="Claude (AI) - proposed" w:date="2026-10-18T00:30:59Z"/>
+              </w:rPr>
+            </w:pPr>
+            <w:del w:id="9019" w:author="Claude (AI) - proposed" w:date="2026-10-18T00:30:59Z">
               <w:r>
                 <w:rPr>
                   <w:rFonts w:ascii="Arial" w:cs="Arial" w:eastAsia="Arial" w:hAnsi="Arial"/>
@@ -971,10 +971,10 @@
               <w:spacing w:after="40" w:before="0"/>
               <w:jc w:val="left"/>
               <w:rPr>
-                <w:del w:id="9022" w:author="Claude (AI) - proposed" w:date="2026-10-15T12:57:50Z"/>
-              </w:rPr>
-            </w:pPr>
-            <w:del w:id="9021" w:author="Claude (AI) - proposed" w:date="2026-10-15T12:57:50Z">
+                <w:del w:id="9022" w:author="Claude (AI) - proposed" w:date="2026-10-18T00:30:59Z"/>
+              </w:rPr>
+            </w:pPr>
+            <w:del w:id="9021" w:author="Claude (AI) - proposed" w:date="2026-10-18T00:30:59Z">
               <w:r>
                 <w:rPr>
                   <w:rFonts w:ascii="Arial" w:cs="Arial" w:eastAsia="Arial" w:hAnsi="Arial"/>
@@ -996,7 +996,7 @@
               <w:spacing w:after="40" w:before="0"/>
               <w:jc w:val="left"/>
             </w:pPr>
-            <w:del w:id="9023" w:author="Claude (AI) - proposed" w:date="2026-10-15T12:57:50Z">
+            <w:del w:id="9023" w:author="Claude (AI) - proposed" w:date="2026-10-18T00:30:59Z">
               <w:r>
                 <w:rPr>
                   <w:rFonts w:ascii="Arial" w:cs="Arial" w:eastAsia="Arial" w:hAnsi="Arial"/>
@@ -1011,7 +1011,7 @@
                 <w:delText xml:space="preserve">c) determine</w:delText>
               </w:r>
             </w:del>
-            <w:ins w:id="9024" w:author="Claude (AI) - proposed" w:date="2026-10-15T12:57:50Z">
+            <w:ins w:id="9024" w:author="Claude (AI) - proposed" w:date="2026-10-18T00:30:59Z">
               <w:r>
                 <w:rPr>
                   <w:rFonts w:ascii="Arial" w:cs="Arial" w:eastAsia="Arial" w:hAnsi="Arial"/>
@@ -1039,7 +1039,7 @@
               </w:rPr>
               <w:t xml:space="preserve"> the linear scale factor </w:t>
             </w:r>
-            <w:del w:id="9025" w:author="Claude (AI) - proposed" w:date="2026-10-15T12:57:50Z">
+            <w:del w:id="9025" w:author="Claude (AI) - proposed" w:date="2026-10-18T00:30:59Z">
               <w:r>
                 <w:rPr>
                   <w:rFonts w:ascii="Arial" w:cs="Arial" w:eastAsia="Arial" w:hAnsi="Arial"/>
@@ -1054,7 +1054,7 @@
                 <w:delText xml:space="preserve">of</w:delText>
               </w:r>
             </w:del>
-            <w:ins w:id="9026" w:author="Claude (AI) - proposed" w:date="2026-10-15T12:57:50Z">
+            <w:ins w:id="9026" w:author="Claude (AI) - proposed" w:date="2026-10-18T00:30:59Z">
               <w:r>
                 <w:rPr>
                   <w:rFonts w:ascii="Arial" w:cs="Arial" w:eastAsia="Arial" w:hAnsi="Arial"/>
@@ -1089,10 +1089,10 @@
               <w:spacing w:after="40" w:before="0"/>
               <w:jc w:val="left"/>
               <w:rPr>
-                <w:del w:id="9028" w:author="Claude (AI) - proposed" w:date="2026-10-15T12:57:50Z"/>
-              </w:rPr>
-            </w:pPr>
-            <w:del w:id="9027" w:author="Claude (AI) - proposed" w:date="2026-10-15T12:57:50Z">
+                <w:del w:id="9028" w:author="Claude (AI) - proposed" w:date="2026-10-18T00:30:59Z"/>
+              </w:rPr>
+            </w:pPr>
+            <w:del w:id="9027" w:author="Claude (AI) - proposed" w:date="2026-10-18T00:30:59Z">
               <w:r>
                 <w:rPr>
                   <w:rFonts w:ascii="Arial" w:cs="Arial" w:eastAsia="Arial" w:hAnsi="Arial"/>
@@ -1114,10 +1114,10 @@
               <w:spacing w:after="40" w:before="0"/>
               <w:jc w:val="left"/>
               <w:rPr>
-                <w:del w:id="9030" w:author="Claude (AI) - proposed" w:date="2026-10-15T12:57:50Z"/>
-              </w:rPr>
-            </w:pPr>
-            <w:del w:id="9029" w:author="Claude (AI) - proposed" w:date="2026-10-15T12:57:50Z">
+                <w:del w:id="9030" w:author="Claude (AI) - proposed" w:date="2026-10-18T00:30:59Z"/>
+              </w:rPr>
+            </w:pPr>
+            <w:del w:id="9029" w:author="Claude (AI) - proposed" w:date="2026-10-18T00:30:59Z">
               <w:r>
                 <w:rPr>
                   <w:rFonts w:ascii="Arial" w:cs="Arial" w:eastAsia="Arial" w:hAnsi="Arial"/>
@@ -1139,7 +1139,7 @@
               <w:spacing w:after="40" w:before="0"/>
               <w:jc w:val="left"/>
             </w:pPr>
-            <w:del w:id="9031" w:author="Claude (AI) - proposed" w:date="2026-10-15T12:57:50Z">
+            <w:del w:id="9031" w:author="Claude (AI) - proposed" w:date="2026-10-18T00:30:59Z">
               <w:r>
                 <w:rPr>
                   <w:rFonts w:ascii="Arial" w:cs="Arial" w:eastAsia="Arial" w:hAnsi="Arial"/>
@@ -1154,7 +1154,7 @@
                 <w:delText xml:space="preserve">f</w:delText>
               </w:r>
             </w:del>
-            <w:ins w:id="9032" w:author="Claude (AI) - proposed" w:date="2026-10-15T12:57:50Z">
+            <w:ins w:id="9032" w:author="Claude (AI) - proposed" w:date="2026-10-18T00:30:59Z">
               <w:r>
                 <w:rPr>
                   <w:rFonts w:ascii="Arial" w:cs="Arial" w:eastAsia="Arial" w:hAnsi="Arial"/>
@@ -1182,7 +1182,7 @@
               </w:rPr>
               <w:t xml:space="preserve">) construct the image of an object under </w:t>
             </w:r>
-            <w:ins w:id="9033" w:author="Claude (AI) - proposed" w:date="2026-10-15T12:57:50Z">
+            <w:ins w:id="9033" w:author="Claude (AI) - proposed" w:date="2026-10-18T00:30:59Z">
               <w:r>
                 <w:rPr>
                   <w:rFonts w:ascii="Arial" w:cs="Arial" w:eastAsia="Arial" w:hAnsi="Arial"/>
@@ -1210,7 +1210,7 @@
               </w:rPr>
               <w:t xml:space="preserve">enlargement given the centre and the </w:t>
             </w:r>
-            <w:ins w:id="9034" w:author="Claude (AI) - proposed" w:date="2026-10-15T12:57:50Z">
+            <w:ins w:id="9034" w:author="Claude (AI) - proposed" w:date="2026-10-18T00:30:59Z">
               <w:r>
                 <w:rPr>
                   <w:rFonts w:ascii="Arial" w:cs="Arial" w:eastAsia="Arial" w:hAnsi="Arial"/>
@@ -1245,7 +1245,7 @@
               <w:spacing w:after="40" w:before="0"/>
               <w:jc w:val="left"/>
             </w:pPr>
-            <w:del w:id="9035" w:author="Claude (AI) - proposed" w:date="2026-10-15T12:57:50Z">
+            <w:del w:id="9035" w:author="Claude (AI) - proposed" w:date="2026-10-18T00:30:59Z">
               <w:r>
                 <w:rPr>
                   <w:rFonts w:ascii="Arial" w:cs="Arial" w:eastAsia="Arial" w:hAnsi="Arial"/>
@@ -1260,7 +1260,7 @@
                 <w:delText xml:space="preserve">g</w:delText>
               </w:r>
             </w:del>
-            <w:ins w:id="9036" w:author="Claude (AI) - proposed" w:date="2026-10-15T12:57:50Z">
+            <w:ins w:id="9036" w:author="Claude (AI) - proposed" w:date="2026-10-18T00:30:59Z">
               <w:r>
                 <w:rPr>
                   <w:rFonts w:ascii="Arial" w:cs="Arial" w:eastAsia="Arial" w:hAnsi="Arial"/>
@@ -1288,7 +1288,7 @@
               </w:rPr>
               <w:t xml:space="preserve">) determine the </w:t>
             </w:r>
-            <w:del w:id="9037" w:author="Claude (AI) - proposed" w:date="2026-10-15T12:57:50Z">
+            <w:del w:id="9037" w:author="Claude (AI) - proposed" w:date="2026-10-18T00:30:59Z">
               <w:r>
                 <w:rPr>
                   <w:rFonts w:ascii="Arial" w:cs="Arial" w:eastAsia="Arial" w:hAnsi="Arial"/>
@@ -1303,7 +1303,7 @@
                 <w:delText xml:space="preserve">centre and the</w:delText>
               </w:r>
             </w:del>
-            <w:ins w:id="9038" w:author="Claude (AI) - proposed" w:date="2026-10-15T12:57:50Z">
+            <w:ins w:id="9038" w:author="Claude (AI) - proposed" w:date="2026-10-18T00:30:59Z">
               <w:r>
                 <w:rPr>
                   <w:rFonts w:ascii="Arial" w:cs="Arial" w:eastAsia="Arial" w:hAnsi="Arial"/>
@@ -1331,7 +1331,7 @@
               </w:rPr>
               <w:t xml:space="preserve"> scale factor of </w:t>
             </w:r>
-            <w:del w:id="9039" w:author="Claude (AI) - proposed" w:date="2026-10-15T12:57:50Z">
+            <w:del w:id="9039" w:author="Claude (AI) - proposed" w:date="2026-10-18T00:30:59Z">
               <w:r>
                 <w:rPr>
                   <w:rFonts w:ascii="Arial" w:cs="Arial" w:eastAsia="Arial" w:hAnsi="Arial"/>
@@ -1346,7 +1346,7 @@
                 <w:delText xml:space="preserve">an enlargement</w:delText>
               </w:r>
             </w:del>
-            <w:ins w:id="9040" w:author="Claude (AI) - proposed" w:date="2026-10-15T12:57:50Z">
+            <w:ins w:id="9040" w:author="Claude (AI) - proposed" w:date="2026-10-18T00:30:59Z">
               <w:r>
                 <w:rPr>
                   <w:rFonts w:ascii="Arial" w:cs="Arial" w:eastAsia="Arial" w:hAnsi="Arial"/>
@@ -1381,10 +1381,10 @@
               <w:spacing w:after="40" w:before="0"/>
               <w:jc w:val="left"/>
               <w:rPr>
-                <w:ins w:id="9042" w:author="Claude (AI) - proposed" w:date="2026-10-15T12:57:50Z"/>
-              </w:rPr>
-            </w:pPr>
-            <w:ins w:id="9041" w:author="Claude (AI) - proposed" w:date="2026-10-15T12:57:50Z">
+                <w:ins w:id="9042" w:author="Claude (AI) - proposed" w:date="2026-10-18T00:30:59Z"/>
+              </w:rPr>
+            </w:pPr>
+            <w:ins w:id="9041" w:author="Claude (AI) - proposed" w:date="2026-10-18T00:30:59Z">
               <w:r>
                 <w:rPr>
                   <w:rFonts w:ascii="Arial" w:cs="Arial" w:eastAsia="Arial" w:hAnsi="Arial"/>
@@ -1406,7 +1406,7 @@
               <w:spacing w:after="40" w:before="0"/>
               <w:jc w:val="left"/>
             </w:pPr>
-            <w:del w:id="9043" w:author="Claude (AI) - proposed" w:date="2026-10-15T12:57:50Z">
+            <w:del w:id="9043" w:author="Claude (AI) - proposed" w:date="2026-10-18T00:30:59Z">
               <w:r>
                 <w:rPr>
                   <w:rFonts w:ascii="Arial" w:cs="Arial" w:eastAsia="Arial" w:hAnsi="Arial"/>
@@ -1421,7 +1421,7 @@
                 <w:delText xml:space="preserve">h</w:delText>
               </w:r>
             </w:del>
-            <w:ins w:id="9044" w:author="Claude (AI) - proposed" w:date="2026-10-15T12:57:50Z">
+            <w:ins w:id="9044" w:author="Claude (AI) - proposed" w:date="2026-10-18T00:30:59Z">
               <w:r>
                 <w:rPr>
                   <w:rFonts w:ascii="Arial" w:cs="Arial" w:eastAsia="Arial" w:hAnsi="Arial"/>
@@ -1449,7 +1449,7 @@
               </w:rPr>
               <w:t xml:space="preserve">) apply similarity and enlargement </w:t>
             </w:r>
-            <w:del w:id="9045" w:author="Claude (AI) - proposed" w:date="2026-10-15T12:57:50Z">
+            <w:del w:id="9045" w:author="Claude (AI) - proposed" w:date="2026-10-18T00:30:59Z">
               <w:r>
                 <w:rPr>
                   <w:rFonts w:ascii="Arial" w:cs="Arial" w:eastAsia="Arial" w:hAnsi="Arial"/>
@@ -1464,7 +1464,7 @@
                 <w:delText xml:space="preserve">in real-</w:delText>
               </w:r>
             </w:del>
-            <w:ins w:id="9046" w:author="Claude (AI) - proposed" w:date="2026-10-15T12:57:50Z">
+            <w:ins w:id="9046" w:author="Claude (AI) - proposed" w:date="2026-10-18T00:30:59Z">
               <w:r>
                 <w:rPr>
                   <w:rFonts w:ascii="Arial" w:cs="Arial" w:eastAsia="Arial" w:hAnsi="Arial"/>
@@ -1499,7 +1499,7 @@
               <w:spacing w:after="40" w:before="0"/>
               <w:jc w:val="left"/>
             </w:pPr>
-            <w:del w:id="9047" w:author="Claude (AI) - proposed" w:date="2026-10-15T12:57:50Z">
+            <w:del w:id="9047" w:author="Claude (AI) - proposed" w:date="2026-10-18T00:30:59Z">
               <w:r>
                 <w:rPr>
                   <w:rFonts w:ascii="Arial" w:cs="Arial" w:eastAsia="Arial" w:hAnsi="Arial"/>
@@ -1514,7 +1514,7 @@
                 <w:delText xml:space="preserve">i</w:delText>
               </w:r>
             </w:del>
-            <w:ins w:id="9048" w:author="Claude (AI) - proposed" w:date="2026-10-15T12:57:50Z">
+            <w:ins w:id="9048" w:author="Claude (AI) - proposed" w:date="2026-10-18T00:30:59Z">
               <w:r>
                 <w:rPr>
                   <w:rFonts w:ascii="Arial" w:cs="Arial" w:eastAsia="Arial" w:hAnsi="Arial"/>
@@ -1542,7 +1542,7 @@
               </w:rPr>
               <w:t xml:space="preserve">) appreciate the use of similarity and enlargement in </w:t>
             </w:r>
-            <w:del w:id="9049" w:author="Claude (AI) - proposed" w:date="2026-10-15T12:57:50Z">
+            <w:del w:id="9049" w:author="Claude (AI) - proposed" w:date="2026-10-18T00:30:59Z">
               <w:r>
                 <w:rPr>
                   <w:rFonts w:ascii="Arial" w:cs="Arial" w:eastAsia="Arial" w:hAnsi="Arial"/>
@@ -1557,7 +1557,7 @@
                 <w:delText xml:space="preserve">day-to-day activities</w:delText>
               </w:r>
             </w:del>
-            <w:ins w:id="9050" w:author="Claude (AI) - proposed" w:date="2026-10-15T12:57:50Z">
+            <w:ins w:id="9050" w:author="Claude (AI) - proposed" w:date="2026-10-18T00:30:59Z">
               <w:r>
                 <w:rPr>
                   <w:rFonts w:ascii="Arial" w:cs="Arial" w:eastAsia="Arial" w:hAnsi="Arial"/>
@@ -1653,7 +1653,7 @@
               </w:rPr>
               <w:t xml:space="preserve">–  Communication and Collaboration</w:t>
             </w:r>
-            <w:ins w:id="9051" w:author="Claude (AI) - proposed" w:date="2026-10-15T12:57:50Z">
+            <w:ins w:id="9051" w:author="Claude (AI) - proposed" w:date="2026-10-18T00:30:59Z">
               <w:r>
                 <w:rPr>
                   <w:rFonts w:ascii="Arial" w:cs="Arial" w:eastAsia="Arial" w:hAnsi="Arial"/>
@@ -1681,7 +1681,7 @@
               </w:rPr>
               <w:t xml:space="preserve">: learners discuss with peers to identify similar figures, justify scale factors and share enlargement constructions in groups</w:t>
             </w:r>
-            <w:ins w:id="9052" w:author="Claude (AI) - proposed" w:date="2026-10-15T12:57:50Z">
+            <w:ins w:id="9052" w:author="Claude (AI) - proposed" w:date="2026-10-18T00:30:59Z">
               <w:r>
                 <w:rPr>
                   <w:rFonts w:ascii="Arial" w:cs="Arial" w:eastAsia="Arial" w:hAnsi="Arial"/>
@@ -1716,10 +1716,10 @@
               <w:ind w:left="360" w:hanging="180"/>
               <w:jc w:val="left"/>
               <w:rPr>
-                <w:ins w:id="9054" w:author="Claude (AI) - proposed" w:date="2026-10-15T12:57:50Z"/>
-              </w:rPr>
-            </w:pPr>
-            <w:ins w:id="9053" w:author="Claude (AI) - proposed" w:date="2026-10-15T12:57:50Z">
+                <w:ins w:id="9054" w:author="Claude (AI) - proposed" w:date="2026-10-18T00:30:59Z"/>
+              </w:rPr>
+            </w:pPr>
+            <w:ins w:id="9053" w:author="Claude (AI) - proposed" w:date="2026-10-18T00:30:59Z">
               <w:r>
                 <w:rPr>
                   <w:rFonts w:ascii="Arial" w:cs="Arial" w:eastAsia="Arial" w:hAnsi="Arial"/>
@@ -1741,10 +1741,10 @@
               <w:spacing w:after="40" w:before="0"/>
               <w:jc w:val="left"/>
               <w:rPr>
-                <w:ins w:id="9056" w:author="Claude (AI) - proposed" w:date="2026-10-15T12:57:50Z"/>
-              </w:rPr>
-            </w:pPr>
-            <w:ins w:id="9055" w:author="Claude (AI) - proposed" w:date="2026-10-15T12:57:50Z">
+                <w:ins w:id="9056" w:author="Claude (AI) - proposed" w:date="2026-10-18T00:30:59Z"/>
+              </w:rPr>
+            </w:pPr>
+            <w:ins w:id="9055" w:author="Claude (AI) - proposed" w:date="2026-10-18T00:30:59Z">
               <w:r>
                 <w:rPr>
                   <w:rFonts w:ascii="Arial" w:cs="Arial" w:eastAsia="Arial" w:hAnsi="Arial"/>
@@ -1786,10 +1786,10 @@
               <w:ind w:left="360" w:hanging="180"/>
               <w:jc w:val="left"/>
               <w:rPr>
-                <w:del w:id="9058" w:author="Claude (AI) - proposed" w:date="2026-10-15T12:57:50Z"/>
-              </w:rPr>
-            </w:pPr>
-            <w:del w:id="9057" w:author="Claude (AI) - proposed" w:date="2026-10-15T12:57:50Z">
+                <w:del w:id="9058" w:author="Claude (AI) - proposed" w:date="2026-10-18T00:30:59Z"/>
+              </w:rPr>
+            </w:pPr>
+            <w:del w:id="9057" w:author="Claude (AI) - proposed" w:date="2026-10-18T00:30:59Z">
               <w:r>
                 <w:rPr>
                   <w:rFonts w:ascii="Arial" w:cs="Arial" w:eastAsia="Arial" w:hAnsi="Arial"/>
@@ -1824,7 +1824,7 @@
               </w:rPr>
               <w:t xml:space="preserve">–  Digital Literacy: learners</w:t>
             </w:r>
-            <w:ins w:id="9059" w:author="Claude (AI) - proposed" w:date="2026-10-15T12:57:50Z">
+            <w:ins w:id="9059" w:author="Claude (AI) - proposed" w:date="2026-10-18T00:30:59Z">
               <w:r>
                 <w:rPr>
                   <w:rFonts w:ascii="Arial" w:cs="Arial" w:eastAsia="Arial" w:hAnsi="Arial"/>
@@ -1907,10 +1907,10 @@
               <w:ind w:left="360" w:hanging="180"/>
               <w:jc w:val="left"/>
               <w:rPr>
-                <w:ins w:id="9061" w:author="Claude (AI) - proposed" w:date="2026-10-15T12:57:50Z"/>
-              </w:rPr>
-            </w:pPr>
-            <w:ins w:id="9060" w:author="Claude (AI) - proposed" w:date="2026-10-15T12:57:50Z">
+                <w:ins w:id="9061" w:author="Claude (AI) - proposed" w:date="2026-10-18T00:30:59Z"/>
+              </w:rPr>
+            </w:pPr>
+            <w:ins w:id="9060" w:author="Claude (AI) - proposed" w:date="2026-10-18T00:30:59Z">
               <w:r>
                 <w:rPr>
                   <w:rFonts w:ascii="Arial" w:cs="Arial" w:eastAsia="Arial" w:hAnsi="Arial"/>
@@ -1932,10 +1932,10 @@
               <w:ind w:left="360" w:hanging="180"/>
               <w:jc w:val="left"/>
               <w:rPr>
-                <w:ins w:id="9063" w:author="Claude (AI) - proposed" w:date="2026-10-15T12:57:50Z"/>
-              </w:rPr>
-            </w:pPr>
-            <w:ins w:id="9062" w:author="Claude (AI) - proposed" w:date="2026-10-15T12:57:50Z">
+                <w:ins w:id="9063" w:author="Claude (AI) - proposed" w:date="2026-10-18T00:30:59Z"/>
+              </w:rPr>
+            </w:pPr>
+            <w:ins w:id="9062" w:author="Claude (AI) - proposed" w:date="2026-10-18T00:30:59Z">
               <w:r>
                 <w:rPr>
                   <w:rFonts w:ascii="Arial" w:cs="Arial" w:eastAsia="Arial" w:hAnsi="Arial"/>
@@ -1957,10 +1957,10 @@
               <w:spacing w:after="40" w:before="0"/>
               <w:jc w:val="left"/>
               <w:rPr>
-                <w:ins w:id="9065" w:author="Claude (AI) - proposed" w:date="2026-10-15T12:57:50Z"/>
-              </w:rPr>
-            </w:pPr>
-            <w:ins w:id="9064" w:author="Claude (AI) - proposed" w:date="2026-10-15T12:57:50Z">
+                <w:ins w:id="9065" w:author="Claude (AI) - proposed" w:date="2026-10-18T00:30:59Z"/>
+              </w:rPr>
+            </w:pPr>
+            <w:ins w:id="9064" w:author="Claude (AI) - proposed" w:date="2026-10-18T00:30:59Z">
               <w:r>
                 <w:rPr>
                   <w:rFonts w:ascii="Arial" w:cs="Arial" w:eastAsia="Arial" w:hAnsi="Arial"/>
@@ -2017,10 +2017,10 @@
               <w:ind w:left="360" w:hanging="180"/>
               <w:jc w:val="left"/>
               <w:rPr>
-                <w:del w:id="9067" w:author="Claude (AI) - proposed" w:date="2026-10-15T12:57:50Z"/>
-              </w:rPr>
-            </w:pPr>
-            <w:del w:id="9066" w:author="Claude (AI) - proposed" w:date="2026-10-15T12:57:50Z">
+                <w:del w:id="9067" w:author="Claude (AI) - proposed" w:date="2026-10-18T00:30:59Z"/>
+              </w:rPr>
+            </w:pPr>
+            <w:del w:id="9066" w:author="Claude (AI) - proposed" w:date="2026-10-18T00:30:59Z">
               <w:r>
                 <w:rPr>
                   <w:rFonts w:ascii="Arial" w:cs="Arial" w:eastAsia="Arial" w:hAnsi="Arial"/>
@@ -2042,10 +2042,10 @@
               <w:ind w:left="360" w:hanging="180"/>
               <w:jc w:val="left"/>
               <w:rPr>
-                <w:del w:id="9069" w:author="Claude (AI) - proposed" w:date="2026-10-15T12:57:50Z"/>
-              </w:rPr>
-            </w:pPr>
-            <w:del w:id="9068" w:author="Claude (AI) - proposed" w:date="2026-10-15T12:57:50Z">
+                <w:del w:id="9069" w:author="Claude (AI) - proposed" w:date="2026-10-18T00:30:59Z"/>
+              </w:rPr>
+            </w:pPr>
+            <w:del w:id="9068" w:author="Claude (AI) - proposed" w:date="2026-10-18T00:30:59Z">
               <w:r>
                 <w:rPr>
                   <w:rFonts w:ascii="Arial" w:cs="Arial" w:eastAsia="Arial" w:hAnsi="Arial"/>
@@ -2248,10 +2248,10 @@
               <w:ind w:left="360" w:hanging="180"/>
               <w:jc w:val="left"/>
               <w:rPr>
-                <w:ins w:id="9071" w:author="Claude (AI) - proposed" w:date="2026-10-15T12:57:50Z"/>
-              </w:rPr>
-            </w:pPr>
-            <w:ins w:id="9070" w:author="Claude (AI) - proposed" w:date="2026-10-15T12:57:50Z">
+                <w:ins w:id="9071" w:author="Claude (AI) - proposed" w:date="2026-10-18T00:30:59Z"/>
+              </w:rPr>
+            </w:pPr>
+            <w:ins w:id="9070" w:author="Claude (AI) - proposed" w:date="2026-10-18T00:30:59Z">
               <w:r>
                 <w:rPr>
                   <w:rFonts w:ascii="Arial" w:cs="Arial" w:eastAsia="Arial" w:hAnsi="Arial"/>
@@ -2273,10 +2273,10 @@
               <w:ind w:left="360" w:hanging="180"/>
               <w:jc w:val="left"/>
               <w:rPr>
-                <w:ins w:id="9073" w:author="Claude (AI) - proposed" w:date="2026-10-15T12:57:50Z"/>
-              </w:rPr>
-            </w:pPr>
-            <w:ins w:id="9072" w:author="Claude (AI) - proposed" w:date="2026-10-15T12:57:50Z">
+                <w:ins w:id="9073" w:author="Claude (AI) - proposed" w:date="2026-10-18T00:30:59Z"/>
+              </w:rPr>
+            </w:pPr>
+            <w:ins w:id="9072" w:author="Claude (AI) - proposed" w:date="2026-10-18T00:30:59Z">
               <w:r>
                 <w:rPr>
                   <w:rFonts w:ascii="Arial" w:cs="Arial" w:eastAsia="Arial" w:hAnsi="Arial"/>
@@ -2298,10 +2298,10 @@
               <w:spacing w:after="40" w:before="0"/>
               <w:jc w:val="left"/>
               <w:rPr>
-                <w:ins w:id="9075" w:author="Claude (AI) - proposed" w:date="2026-10-15T12:57:50Z"/>
-              </w:rPr>
-            </w:pPr>
-            <w:ins w:id="9074" w:author="Claude (AI) - proposed" w:date="2026-10-15T12:57:50Z">
+                <w:ins w:id="9075" w:author="Claude (AI) - proposed" w:date="2026-10-18T00:30:59Z"/>
+              </w:rPr>
+            </w:pPr>
+            <w:ins w:id="9074" w:author="Claude (AI) - proposed" w:date="2026-10-18T00:30:59Z">
               <w:r>
                 <w:rPr>
                   <w:rFonts w:ascii="Arial" w:cs="Arial" w:eastAsia="Arial" w:hAnsi="Arial"/>
@@ -2356,7 +2356,7 @@
               </w:rPr>
               <w:t xml:space="preserve">–  Financial Literacy: learners use scale and area factors to estimate the cost of printing photographs and painting enlarged signs</w:t>
             </w:r>
-            <w:ins w:id="9076" w:author="Claude (AI) - proposed" w:date="2026-10-15T12:57:50Z">
+            <w:ins w:id="9076" w:author="Claude (AI) - proposed" w:date="2026-10-18T00:30:59Z">
               <w:r>
                 <w:rPr>
                   <w:rFonts w:ascii="Arial" w:cs="Arial" w:eastAsia="Arial" w:hAnsi="Arial"/>
@@ -2728,7 +2728,7 @@
               </w:rPr>
               <w:t xml:space="preserve">KICD KEY INQUIRY </w:t>
             </w:r>
-            <w:del w:id="9077" w:author="Claude (AI) - proposed" w:date="2026-10-15T12:57:50Z">
+            <w:del w:id="9077" w:author="Claude (AI) - proposed" w:date="2026-10-18T00:30:59Z">
               <w:r>
                 <w:rPr>
                   <w:rFonts w:ascii="Arial" w:cs="Arial" w:eastAsia="Arial" w:hAnsi="Arial"/>
@@ -2743,7 +2743,7 @@
                 <w:delText xml:space="preserve">QUESTIONS</w:delText>
               </w:r>
             </w:del>
-            <w:ins w:id="9078" w:author="Claude (AI) - proposed" w:date="2026-10-15T12:57:50Z">
+            <w:ins w:id="9078" w:author="Claude (AI) - proposed" w:date="2026-10-18T00:30:59Z">
               <w:r>
                 <w:rPr>
                   <w:rFonts w:ascii="Arial" w:cs="Arial" w:eastAsia="Arial" w:hAnsi="Arial"/>
@@ -2778,10 +2778,10 @@
               <w:spacing w:after="40" w:before="0"/>
               <w:jc w:val="left"/>
               <w:rPr>
-                <w:del w:id="9080" w:author="Claude (AI) - proposed" w:date="2026-10-15T12:57:50Z"/>
-              </w:rPr>
-            </w:pPr>
-            <w:del w:id="9079" w:author="Claude (AI) - proposed" w:date="2026-10-15T12:57:50Z">
+                <w:del w:id="9080" w:author="Claude (AI) - proposed" w:date="2026-10-18T00:30:59Z"/>
+              </w:rPr>
+            </w:pPr>
+            <w:del w:id="9079" w:author="Claude (AI) - proposed" w:date="2026-10-18T00:30:59Z">
               <w:r>
                 <w:rPr>
                   <w:rFonts w:ascii="Arial" w:cs="Arial" w:eastAsia="Arial" w:hAnsi="Arial"/>
@@ -2803,7 +2803,7 @@
               <w:spacing w:after="40" w:before="0"/>
               <w:jc w:val="left"/>
             </w:pPr>
-            <w:del w:id="9081" w:author="Claude (AI) - proposed" w:date="2026-10-15T12:57:50Z">
+            <w:del w:id="9081" w:author="Claude (AI) - proposed" w:date="2026-10-18T00:30:59Z">
               <w:r>
                 <w:rPr>
                   <w:rFonts w:ascii="Arial" w:cs="Arial" w:eastAsia="Arial" w:hAnsi="Arial"/>
@@ -2818,7 +2818,7 @@
                 <w:delText xml:space="preserve">2. How do we use</w:delText>
               </w:r>
             </w:del>
-            <w:ins w:id="9082" w:author="Claude (AI) - proposed" w:date="2026-10-15T12:57:50Z">
+            <w:ins w:id="9082" w:author="Claude (AI) - proposed" w:date="2026-10-18T00:30:59Z">
               <w:r>
                 <w:rPr>
                   <w:rFonts w:ascii="Arial" w:cs="Arial" w:eastAsia="Arial" w:hAnsi="Arial"/>
@@ -2846,7 +2846,7 @@
               </w:rPr>
               <w:t xml:space="preserve"> similarity and enlargement</w:t>
             </w:r>
-            <w:ins w:id="9083" w:author="Claude (AI) - proposed" w:date="2026-10-15T12:57:50Z">
+            <w:ins w:id="9083" w:author="Claude (AI) - proposed" w:date="2026-10-18T00:30:59Z">
               <w:r>
                 <w:rPr>
                   <w:rFonts w:ascii="Arial" w:cs="Arial" w:eastAsia="Arial" w:hAnsi="Arial"/>
@@ -2874,7 +2874,7 @@
               </w:rPr>
               <w:t xml:space="preserve"> in day-to-day </w:t>
             </w:r>
-            <w:del w:id="9084" w:author="Claude (AI) - proposed" w:date="2026-10-15T12:57:50Z">
+            <w:del w:id="9084" w:author="Claude (AI) - proposed" w:date="2026-10-18T00:30:59Z">
               <w:r>
                 <w:rPr>
                   <w:rFonts w:ascii="Arial" w:cs="Arial" w:eastAsia="Arial" w:hAnsi="Arial"/>
@@ -2889,7 +2889,7 @@
                 <w:delText xml:space="preserve">activities</w:delText>
               </w:r>
             </w:del>
-            <w:ins w:id="9085" w:author="Claude (AI) - proposed" w:date="2026-10-15T12:57:50Z">
+            <w:ins w:id="9085" w:author="Claude (AI) - proposed" w:date="2026-10-18T00:30:59Z">
               <w:r>
                 <w:rPr>
                   <w:rFonts w:ascii="Arial" w:cs="Arial" w:eastAsia="Arial" w:hAnsi="Arial"/>
@@ -2924,10 +2924,10 @@
               <w:spacing w:after="40" w:before="0"/>
               <w:jc w:val="left"/>
               <w:rPr>
-                <w:ins w:id="9087" w:author="Claude (AI) - proposed" w:date="2026-10-15T12:57:50Z"/>
-              </w:rPr>
-            </w:pPr>
-            <w:ins w:id="9086" w:author="Claude (AI) - proposed" w:date="2026-10-15T12:57:50Z">
+                <w:ins w:id="9087" w:author="Claude (AI) - proposed" w:date="2026-10-18T00:30:59Z"/>
+              </w:rPr>
+            </w:pPr>
+            <w:ins w:id="9086" w:author="Claude (AI) - proposed" w:date="2026-10-18T00:30:59Z">
               <w:r>
                 <w:rPr>
                   <w:rFonts w:ascii="Arial" w:cs="Arial" w:eastAsia="Arial" w:hAnsi="Arial"/>
@@ -2949,10 +2949,10 @@
               <w:spacing w:after="40" w:before="0"/>
               <w:jc w:val="left"/>
               <w:rPr>
-                <w:ins w:id="9089" w:author="Claude (AI) - proposed" w:date="2026-10-15T12:57:50Z"/>
-              </w:rPr>
-            </w:pPr>
-            <w:ins w:id="9088" w:author="Claude (AI) - proposed" w:date="2026-10-15T12:57:50Z">
+                <w:ins w:id="9089" w:author="Claude (AI) - proposed" w:date="2026-10-18T00:30:59Z"/>
+              </w:rPr>
+            </w:pPr>
+            <w:ins w:id="9088" w:author="Claude (AI) - proposed" w:date="2026-10-18T00:30:59Z">
               <w:r>
                 <w:rPr>
                   <w:rFonts w:ascii="Arial" w:cs="Arial" w:eastAsia="Arial" w:hAnsi="Arial"/>
@@ -2974,10 +2974,10 @@
               <w:spacing w:after="40" w:before="0"/>
               <w:jc w:val="left"/>
               <w:rPr>
-                <w:ins w:id="9091" w:author="Claude (AI) - proposed" w:date="2026-10-15T12:57:50Z"/>
-              </w:rPr>
-            </w:pPr>
-            <w:ins w:id="9090" w:author="Claude (AI) - proposed" w:date="2026-10-15T12:57:50Z">
+                <w:ins w:id="9091" w:author="Claude (AI) - proposed" w:date="2026-10-18T00:30:59Z"/>
+              </w:rPr>
+            </w:pPr>
+            <w:ins w:id="9090" w:author="Claude (AI) - proposed" w:date="2026-10-18T00:30:59Z">
               <w:r>
                 <w:rPr>
                   <w:rFonts w:ascii="Arial" w:cs="Arial" w:eastAsia="Arial" w:hAnsi="Arial"/>
@@ -3456,7 +3456,7 @@
               </w:rPr>
               <w:t xml:space="preserve">–  A tailor in Gikomba market cuts small and large versions of the same dress pattern</w:t>
             </w:r>
-            <w:del w:id="9092" w:author="Claude (AI) - proposed" w:date="2026-10-15T12:57:50Z">
+            <w:del w:id="9092" w:author="Claude (AI) - proposed" w:date="2026-10-18T00:30:59Z">
               <w:r>
                 <w:rPr>
                   <w:rFonts w:ascii="Arial" w:cs="Arial" w:eastAsia="Arial" w:hAnsi="Arial"/>
@@ -3471,7 +3471,7 @@
                 <w:delText xml:space="preserve">, and</w:delText>
               </w:r>
             </w:del>
-            <w:ins w:id="9093" w:author="Claude (AI) - proposed" w:date="2026-10-15T12:57:50Z">
+            <w:ins w:id="9093" w:author="Claude (AI) - proposed" w:date="2026-10-18T00:30:59Z">
               <w:r>
                 <w:rPr>
                   <w:rFonts w:ascii="Arial" w:cs="Arial" w:eastAsia="Arial" w:hAnsi="Arial"/>
@@ -3499,7 +3499,7 @@
               </w:rPr>
               <w:t xml:space="preserve"> the large version needs </w:t>
             </w:r>
-            <w:del w:id="9094" w:author="Claude (AI) - proposed" w:date="2026-10-15T12:57:50Z">
+            <w:del w:id="9094" w:author="Claude (AI) - proposed" w:date="2026-10-18T00:30:59Z">
               <w:r>
                 <w:rPr>
                   <w:rFonts w:ascii="Arial" w:cs="Arial" w:eastAsia="Arial" w:hAnsi="Arial"/>
@@ -3514,7 +3514,7 @@
                 <w:delText xml:space="preserve">much more cloth than just</w:delText>
               </w:r>
             </w:del>
-            <w:ins w:id="9095" w:author="Claude (AI) - proposed" w:date="2026-10-15T12:57:50Z">
+            <w:ins w:id="9095" w:author="Claude (AI) - proposed" w:date="2026-10-18T00:30:59Z">
               <w:r>
                 <w:rPr>
                   <w:rFonts w:ascii="Arial" w:cs="Arial" w:eastAsia="Arial" w:hAnsi="Arial"/>
@@ -3542,7 +3542,7 @@
               </w:rPr>
               <w:t xml:space="preserve"> twice as much</w:t>
             </w:r>
-            <w:del w:id="9096" w:author="Claude (AI) - proposed" w:date="2026-10-15T12:57:50Z">
+            <w:del w:id="9096" w:author="Claude (AI) - proposed" w:date="2026-10-18T00:30:59Z">
               <w:r>
                 <w:rPr>
                   <w:rFonts w:ascii="Arial" w:cs="Arial" w:eastAsia="Arial" w:hAnsi="Arial"/>
@@ -3590,7 +3590,7 @@
               </w:rPr>
               <w:t xml:space="preserve">–  A</w:t>
             </w:r>
-            <w:ins w:id="9097" w:author="Claude (AI) - proposed" w:date="2026-10-15T12:57:50Z">
+            <w:ins w:id="9097" w:author="Claude (AI) - proposed" w:date="2026-10-18T00:30:59Z">
               <w:r>
                 <w:rPr>
                   <w:rFonts w:ascii="Arial" w:cs="Arial" w:eastAsia="Arial" w:hAnsi="Arial"/>
@@ -3618,7 +3618,7 @@
               </w:rPr>
               <w:t xml:space="preserve"> projector in a classroom enlarges a small </w:t>
             </w:r>
-            <w:del w:id="9098" w:author="Claude (AI) - proposed" w:date="2026-10-15T12:57:50Z">
+            <w:del w:id="9098" w:author="Claude (AI) - proposed" w:date="2026-10-18T00:30:59Z">
               <w:r>
                 <w:rPr>
                   <w:rFonts w:ascii="Arial" w:cs="Arial" w:eastAsia="Arial" w:hAnsi="Arial"/>
@@ -3633,7 +3633,7 @@
                 <w:delText xml:space="preserve">slide</w:delText>
               </w:r>
             </w:del>
-            <w:ins w:id="9099" w:author="Claude (AI) - proposed" w:date="2026-10-15T12:57:50Z">
+            <w:ins w:id="9099" w:author="Claude (AI) - proposed" w:date="2026-10-18T00:30:59Z">
               <w:r>
                 <w:rPr>
                   <w:rFonts w:ascii="Arial" w:cs="Arial" w:eastAsia="Arial" w:hAnsi="Arial"/>
@@ -3661,7 +3661,7 @@
               </w:rPr>
               <w:t xml:space="preserve"> into a large image on the wall</w:t>
             </w:r>
-            <w:del w:id="9100" w:author="Claude (AI) - proposed" w:date="2026-10-15T12:57:50Z">
+            <w:del w:id="9100" w:author="Claude (AI) - proposed" w:date="2026-10-18T00:30:59Z">
               <w:r>
                 <w:rPr>
                   <w:rFonts w:ascii="Arial" w:cs="Arial" w:eastAsia="Arial" w:hAnsi="Arial"/>
@@ -3676,7 +3676,7 @@
                 <w:delText xml:space="preserve">, keeping the same shape but flipped when the lens is reversed</w:delText>
               </w:r>
             </w:del>
-            <w:ins w:id="9101" w:author="Claude (AI) - proposed" w:date="2026-10-15T12:57:50Z">
+            <w:ins w:id="9101" w:author="Claude (AI) - proposed" w:date="2026-10-18T00:30:59Z">
               <w:r>
                 <w:rPr>
                   <w:rFonts w:ascii="Arial" w:cs="Arial" w:eastAsia="Arial" w:hAnsi="Arial"/>
@@ -3826,7 +3826,7 @@
         </w:rPr>
         <w:t xml:space="preserve">© 2026 SeaVuria and ARES. This work is licensed under a </w:t>
       </w:r>
-      <w:hyperlink w:history="1" r:id="rId4tpvmd9shynrkk2f5cqee">
+      <w:hyperlink w:history="1" r:id="rIddtfyfkckbf4cchbemvib4">
         <w:r>
           <w:rPr>
             <w:rFonts w:ascii="Arial" w:cs="Arial" w:eastAsia="Arial" w:hAnsi="Arial"/>
@@ -3846,7 +3846,7 @@
         </w:rPr>
         <w:t xml:space="preserve"> (</w:t>
       </w:r>
-      <w:hyperlink w:history="1" r:id="rIdtpejmwzf-rscujhjndkj0">
+      <w:hyperlink w:history="1" r:id="rIddmq8nile7ozuqugdxbcee">
         <w:r>
           <w:rPr>
             <w:rFonts w:ascii="Arial" w:cs="Arial" w:eastAsia="Arial" w:hAnsi="Arial"/>
@@ -3866,7 +3866,7 @@
         </w:rPr>
         <w:t xml:space="preserve">). To view a copy of this license, visit </w:t>
       </w:r>
-      <w:hyperlink w:history="1" r:id="rIdbbppdtkyzevej4dptrhq2">
+      <w:hyperlink w:history="1" r:id="rIdmlltoycc3m9qkv94dzqua">
         <w:r>
           <w:rPr>
             <w:rFonts w:ascii="Arial" w:cs="Arial" w:eastAsia="Arial" w:hAnsi="Arial"/>
@@ -4373,10 +4373,10 @@
               <w:spacing w:after="40" w:before="0"/>
               <w:jc w:val="left"/>
               <w:rPr>
-                <w:ins w:id="9103" w:author="Claude (AI) - proposed" w:date="2026-10-15T12:57:50Z"/>
-              </w:rPr>
-            </w:pPr>
-            <w:ins w:id="9102" w:author="Claude (AI) - proposed" w:date="2026-10-15T12:57:50Z">
+                <w:ins w:id="9103" w:author="Claude (AI) - proposed" w:date="2026-10-18T00:30:59Z"/>
+              </w:rPr>
+            </w:pPr>
+            <w:ins w:id="9102" w:author="Claude (AI) - proposed" w:date="2026-10-18T00:30:59Z">
               <w:r>
                 <w:rPr>
                   <w:rFonts w:ascii="Arial" w:cs="Arial" w:eastAsia="Arial" w:hAnsi="Arial"/>
@@ -4398,10 +4398,10 @@
               <w:spacing w:after="40" w:before="0"/>
               <w:jc w:val="left"/>
               <w:rPr>
-                <w:del w:id="9105" w:author="Claude (AI) - proposed" w:date="2026-10-15T12:57:50Z"/>
-              </w:rPr>
-            </w:pPr>
-            <w:del w:id="9104" w:author="Claude (AI) - proposed" w:date="2026-10-15T12:57:50Z">
+                <w:del w:id="9105" w:author="Claude (AI) - proposed" w:date="2026-10-18T00:30:59Z"/>
+              </w:rPr>
+            </w:pPr>
+            <w:del w:id="9104" w:author="Claude (AI) - proposed" w:date="2026-10-18T00:30:59Z">
               <w:r>
                 <w:rPr>
                   <w:rFonts w:ascii="Arial" w:cs="Arial" w:eastAsia="Arial" w:hAnsi="Arial"/>
@@ -4647,7 +4647,7 @@
               </w:rPr>
               <w:t xml:space="preserve">Mrs Achieng opens by telling the story of Wanjiru Atieno, a Grade 10 learner at Nyalenda Secondary School in Kisumu, who visits Mr Otieno at Lakeview Photo Studio for her national ID and passport application. Learners first predict, individually, how a full-size photo (14 cm × 18 cm) can fit a 3.5 cm × 4.5 cm box without her face looking wrong. Groups then examine four prepared prints: the original 14 × 18, the passport 3.5 × 4.5, the prize-giving poster 70 × 90 and the distorted 4.5 × 4.5 print, made by keeping the height at 4.5 and stretching only the width. They measure each side with a ruler, record the sizes, and notice that the sizes change by a huge amount while the shape of the face stays the same, except for the distorted print. In the Explain phase learners give first explanations of what must stay the same and what may change. The class builds the first Driving Question Board with the driving question 'How can a full-size photograph of a person be resized to fit a small passport photo box without distortion?' and learners post their own questions. Finally, learners sketch an initial model of their current thinking, which will be revised through Lesson 12.</w:t>
             </w:r>
-            <w:ins w:id="9106" w:author="Claude (AI) - proposed" w:date="2026-10-15T12:57:50Z">
+            <w:ins w:id="9106" w:author="Claude (AI) - proposed" w:date="2026-10-18T00:30:59Z">
               <w:r>
                 <w:rPr>
                   <w:rFonts w:ascii="Arial" w:cs="Arial" w:eastAsia="Arial" w:hAnsi="Arial"/>
@@ -4950,7 +4950,7 @@
             <w:pPr>
               <w:spacing w:after="20" w:before="0"/>
             </w:pPr>
-            <w:hyperlink w:history="1" r:id="rIdle2oiqwmdus-s4uyswn4g">
+            <w:hyperlink w:history="1" r:id="rId2csutwiu6ryrqjpsllbbu">
               <w:r>
                 <w:rPr>
                   <w:rFonts w:ascii="Arial" w:cs="Arial" w:eastAsia="Arial" w:hAnsi="Arial"/>
@@ -4983,7 +4983,7 @@
               <w:spacing w:after="10" w:before="0"/>
               <w:ind w:left="120"/>
             </w:pPr>
-            <w:hyperlink w:history="1" r:id="rIdklqgh-c9stehtfivroo-o">
+            <w:hyperlink w:history="1" r:id="rIdhwivcw1kmsser7w9o8gnk">
               <w:r>
                 <w:rPr>
                   <w:rFonts w:ascii="Arial" w:cs="Arial" w:eastAsia="Arial" w:hAnsi="Arial"/>
@@ -5028,7 +5028,7 @@
             <w:pPr>
               <w:spacing w:after="20" w:before="0"/>
             </w:pPr>
-            <w:hyperlink w:history="1" r:id="rIdhrv7gxmqukwa8rst81etn">
+            <w:hyperlink w:history="1" r:id="rId62zwsc80k-u1o0igyoz1v">
               <w:r>
                 <w:rPr>
                   <w:rFonts w:ascii="Arial" w:cs="Arial" w:eastAsia="Arial" w:hAnsi="Arial"/>
@@ -5061,7 +5061,7 @@
               <w:spacing w:after="10" w:before="0"/>
               <w:ind w:left="120"/>
             </w:pPr>
-            <w:hyperlink w:history="1" r:id="rIdzhbxun3cqkwhdtst_vzja">
+            <w:hyperlink w:history="1" r:id="rIdiyaqjliddhr3oyixnqzzt">
               <w:r>
                 <w:rPr>
                   <w:rFonts w:ascii="Arial" w:cs="Arial" w:eastAsia="Arial" w:hAnsi="Arial"/>
@@ -5139,7 +5139,7 @@
               </w:rPr>
               <w:t xml:space="preserve">Draw a 3.5 cm × 4.5 cm rectangle and a 14 cm × 18 cm rectangle on the board (width first, then height). Say: 'Wanjiru has her photo taken at a studio in Kisumu. Mr Otieno prints a tiny passport photo, only 3.5 cm by 4.5 cm. Her whole face still fits. How is this possible without her looking different?' Pose the prediction prompt and give </w:t>
             </w:r>
-            <w:del w:id="9107" w:author="Claude (AI) - proposed" w:date="2026-10-15T12:57:50Z">
+            <w:del w:id="9107" w:author="Claude (AI) - proposed" w:date="2026-10-18T00:30:59Z">
               <w:r>
                 <w:rPr>
                   <w:rFonts w:ascii="Arial" w:cs="Arial" w:eastAsia="Arial" w:hAnsi="Arial"/>
@@ -5154,7 +5154,7 @@
                 <w:delText xml:space="preserve">3</w:delText>
               </w:r>
             </w:del>
-            <w:ins w:id="9108" w:author="Claude (AI) - proposed" w:date="2026-10-15T12:57:50Z">
+            <w:ins w:id="9108" w:author="Claude (AI) - proposed" w:date="2026-10-18T00:30:59Z">
               <w:r>
                 <w:rPr>
                   <w:rFonts w:ascii="Arial" w:cs="Arial" w:eastAsia="Arial" w:hAnsi="Arial"/>
@@ -5304,7 +5304,7 @@
             <w:pPr>
               <w:spacing w:after="20" w:before="0"/>
             </w:pPr>
-            <w:hyperlink w:history="1" r:id="rId5jx2ysv1oz4r0xhvpxpzx">
+            <w:hyperlink w:history="1" r:id="rId7heojetq39lqkjiwo9br_">
               <w:r>
                 <w:rPr>
                   <w:rFonts w:ascii="Arial" w:cs="Arial" w:eastAsia="Arial" w:hAnsi="Arial"/>
@@ -5337,7 +5337,7 @@
               <w:spacing w:after="10" w:before="0"/>
               <w:ind w:left="120"/>
             </w:pPr>
-            <w:hyperlink w:history="1" r:id="rId3bgi5ybvwe5ug-y465buv">
+            <w:hyperlink w:history="1" r:id="rIdjlzqvmip9bohoaoaqdswf">
               <w:r>
                 <w:rPr>
                   <w:rFonts w:ascii="Arial" w:cs="Arial" w:eastAsia="Arial" w:hAnsi="Arial"/>
@@ -5382,7 +5382,7 @@
             <w:pPr>
               <w:spacing w:after="20" w:before="0"/>
             </w:pPr>
-            <w:hyperlink w:history="1" r:id="rIdbk3v-r0v3onvhgq4wuq3c">
+            <w:hyperlink w:history="1" r:id="rIdqlhvc4trcn0jjs0ivmiex">
               <w:r>
                 <w:rPr>
                   <w:rFonts w:ascii="Arial" w:cs="Arial" w:eastAsia="Arial" w:hAnsi="Arial"/>
@@ -5415,7 +5415,7 @@
               <w:spacing w:after="10" w:before="0"/>
               <w:ind w:left="120"/>
             </w:pPr>
-            <w:hyperlink w:history="1" r:id="rId5ajmmehgc-e2klpg3rutu">
+            <w:hyperlink w:history="1" r:id="rId_vkznfewg4sq8izauxr9y">
               <w:r>
                 <w:rPr>
                   <w:rFonts w:ascii="Arial" w:cs="Arial" w:eastAsia="Arial" w:hAnsi="Arial"/>
@@ -5615,7 +5615,7 @@
             <w:pPr>
               <w:spacing w:after="20" w:before="0"/>
             </w:pPr>
-            <w:hyperlink w:history="1" r:id="rIdweha68k8xssr5hmd_vj4a">
+            <w:hyperlink w:history="1" r:id="rId4l8k73oclmkgpsinedxuf">
               <w:r>
                 <w:rPr>
                   <w:rFonts w:ascii="Arial" w:cs="Arial" w:eastAsia="Arial" w:hAnsi="Arial"/>
@@ -5648,7 +5648,7 @@
               <w:spacing w:after="10" w:before="0"/>
               <w:ind w:left="120"/>
             </w:pPr>
-            <w:hyperlink w:history="1" r:id="rIdzcrvaohlem6momqo4sl9a">
+            <w:hyperlink w:history="1" r:id="rIdlq3tucvpm8u5pfaepggct">
               <w:r>
                 <w:rPr>
                   <w:rFonts w:ascii="Arial" w:cs="Arial" w:eastAsia="Arial" w:hAnsi="Arial"/>
@@ -5693,7 +5693,7 @@
             <w:pPr>
               <w:spacing w:after="20" w:before="0"/>
             </w:pPr>
-            <w:hyperlink w:history="1" r:id="rId9rgegpuedrn-n40kkmi_i">
+            <w:hyperlink w:history="1" r:id="rIdgudcxp1q8nvwixnso2aqg">
               <w:r>
                 <w:rPr>
                   <w:rFonts w:ascii="Arial" w:cs="Arial" w:eastAsia="Arial" w:hAnsi="Arial"/>
@@ -5726,7 +5726,7 @@
               <w:spacing w:after="10" w:before="0"/>
               <w:ind w:left="120"/>
             </w:pPr>
-            <w:hyperlink w:history="1" r:id="rId15byef7bs39rjffzn0clw">
+            <w:hyperlink w:history="1" r:id="rId9rzjmt7ycppl52_s3tng_">
               <w:r>
                 <w:rPr>
                   <w:rFonts w:ascii="Arial" w:cs="Arial" w:eastAsia="Arial" w:hAnsi="Arial"/>
@@ -5804,7 +5804,7 @@
               </w:rPr>
               <w:t xml:space="preserve">Say: 'Look back at your prediction. Talk in your group for </w:t>
             </w:r>
-            <w:del w:id="9109" w:author="Claude (AI) - proposed" w:date="2026-10-15T12:57:50Z">
+            <w:del w:id="9109" w:author="Claude (AI) - proposed" w:date="2026-10-18T00:30:59Z">
               <w:r>
                 <w:rPr>
                   <w:rFonts w:ascii="Arial" w:cs="Arial" w:eastAsia="Arial" w:hAnsi="Arial"/>
@@ -5819,7 +5819,7 @@
                 <w:delText xml:space="preserve">5</w:delText>
               </w:r>
             </w:del>
-            <w:ins w:id="9110" w:author="Claude (AI) - proposed" w:date="2026-10-15T12:57:50Z">
+            <w:ins w:id="9110" w:author="Claude (AI) - proposed" w:date="2026-10-18T00:30:59Z">
               <w:r>
                 <w:rPr>
                   <w:rFonts w:ascii="Arial" w:cs="Arial" w:eastAsia="Arial" w:hAnsi="Arial"/>
@@ -5969,7 +5969,7 @@
             <w:pPr>
               <w:spacing w:after="20" w:before="0"/>
             </w:pPr>
-            <w:hyperlink w:history="1" r:id="rIdvfmjqouuk2ruguj6m0gr_">
+            <w:hyperlink w:history="1" r:id="rIdfno2vqubnzl9qw_yhcb0f">
               <w:r>
                 <w:rPr>
                   <w:rFonts w:ascii="Arial" w:cs="Arial" w:eastAsia="Arial" w:hAnsi="Arial"/>
@@ -6002,7 +6002,7 @@
               <w:spacing w:after="10" w:before="0"/>
               <w:ind w:left="120"/>
             </w:pPr>
-            <w:hyperlink w:history="1" r:id="rIdednhoeceg78hu54ixreku">
+            <w:hyperlink w:history="1" r:id="rIddcl0nb3mt2rxjp9fjygiq">
               <w:r>
                 <w:rPr>
                   <w:rFonts w:ascii="Arial" w:cs="Arial" w:eastAsia="Arial" w:hAnsi="Arial"/>
@@ -6047,7 +6047,7 @@
             <w:pPr>
               <w:spacing w:after="20" w:before="0"/>
             </w:pPr>
-            <w:hyperlink w:history="1" r:id="rIdtea0v5nuqkz9qfhpxjzpo">
+            <w:hyperlink w:history="1" r:id="rIdxy7o5fjpydk3tlhwv_vd5">
               <w:r>
                 <w:rPr>
                   <w:rFonts w:ascii="Arial" w:cs="Arial" w:eastAsia="Arial" w:hAnsi="Arial"/>
@@ -6080,7 +6080,7 @@
               <w:spacing w:after="10" w:before="0"/>
               <w:ind w:left="120"/>
             </w:pPr>
-            <w:hyperlink w:history="1" r:id="rIdgrqentxysrhe7vzes2wkl">
+            <w:hyperlink w:history="1" r:id="rId5oomfkeum4mbzv0slszun">
               <w:r>
                 <w:rPr>
                   <w:rFonts w:ascii="Arial" w:cs="Arial" w:eastAsia="Arial" w:hAnsi="Arial"/>
@@ -6125,7 +6125,7 @@
               </w:rPr>
               <w:t xml:space="preserve">Learners view the driving question written by Mrs Achieng on a large chart: 'How can a full-size photograph of a person be resized to fit a small passport photo box without distortion?' Individually, each learner writes at least two questions on sticky notes or paper slips, such as 'Why does changing only the width spoil the picture?', 'Is there a number that tells how much smaller the passport photo is?', 'Do maps and posters work the same way?' They also connect to the key inquiry questions: 'Why do we need to enlarge or reduce objects?' and </w:t>
             </w:r>
-            <w:del w:id="9111" w:author="Claude (AI) - proposed" w:date="2026-10-15T12:57:50Z">
+            <w:del w:id="9111" w:author="Claude (AI) - proposed" w:date="2026-10-18T00:30:59Z">
               <w:r>
                 <w:rPr>
                   <w:rFonts w:ascii="Arial" w:cs="Arial" w:eastAsia="Arial" w:hAnsi="Arial"/>
@@ -6140,7 +6140,7 @@
                 <w:delText xml:space="preserve">'How do we use</w:delText>
               </w:r>
             </w:del>
-            <w:ins w:id="9112" w:author="Claude (AI) - proposed" w:date="2026-10-15T12:57:50Z">
+            <w:ins w:id="9112" w:author="Claude (AI) - proposed" w:date="2026-10-18T00:30:59Z">
               <w:r>
                 <w:rPr>
                   <w:rFonts w:ascii="Arial" w:cs="Arial" w:eastAsia="Arial" w:hAnsi="Arial"/>
@@ -6168,7 +6168,7 @@
               </w:rPr>
               <w:t xml:space="preserve"> similarity and enlargement</w:t>
             </w:r>
-            <w:ins w:id="9113" w:author="Claude (AI) - proposed" w:date="2026-10-15T12:57:50Z">
+            <w:ins w:id="9113" w:author="Claude (AI) - proposed" w:date="2026-10-18T00:30:59Z">
               <w:r>
                 <w:rPr>
                   <w:rFonts w:ascii="Arial" w:cs="Arial" w:eastAsia="Arial" w:hAnsi="Arial"/>
@@ -6196,7 +6196,7 @@
               </w:rPr>
               <w:t xml:space="preserve"> in day-to-day </w:t>
             </w:r>
-            <w:del w:id="9114" w:author="Claude (AI) - proposed" w:date="2026-10-15T12:57:50Z">
+            <w:del w:id="9114" w:author="Claude (AI) - proposed" w:date="2026-10-18T00:30:59Z">
               <w:r>
                 <w:rPr>
                   <w:rFonts w:ascii="Arial" w:cs="Arial" w:eastAsia="Arial" w:hAnsi="Arial"/>
@@ -6211,7 +6211,7 @@
                 <w:delText xml:space="preserve">activities</w:delText>
               </w:r>
             </w:del>
-            <w:ins w:id="9115" w:author="Claude (AI) - proposed" w:date="2026-10-15T12:57:50Z">
+            <w:ins w:id="9115" w:author="Claude (AI) - proposed" w:date="2026-10-18T00:30:59Z">
               <w:r>
                 <w:rPr>
                   <w:rFonts w:ascii="Arial" w:cs="Arial" w:eastAsia="Arial" w:hAnsi="Arial"/>
@@ -6272,7 +6272,7 @@
               </w:rPr>
               <w:t xml:space="preserve">Place the driving question at the top of the board. Say: 'Write at least two questions you have about Wanjiru's photo. Think about what you wonder, not what you already know.' Give </w:t>
             </w:r>
-            <w:del w:id="9116" w:author="Claude (AI) - proposed" w:date="2026-10-15T12:57:50Z">
+            <w:del w:id="9116" w:author="Claude (AI) - proposed" w:date="2026-10-18T00:30:59Z">
               <w:r>
                 <w:rPr>
                   <w:rFonts w:ascii="Arial" w:cs="Arial" w:eastAsia="Arial" w:hAnsi="Arial"/>
@@ -6287,7 +6287,7 @@
                 <w:delText xml:space="preserve">4</w:delText>
               </w:r>
             </w:del>
-            <w:ins w:id="9117" w:author="Claude (AI) - proposed" w:date="2026-10-15T12:57:50Z">
+            <w:ins w:id="9117" w:author="Claude (AI) - proposed" w:date="2026-10-18T00:30:59Z">
               <w:r>
                 <w:rPr>
                   <w:rFonts w:ascii="Arial" w:cs="Arial" w:eastAsia="Arial" w:hAnsi="Arial"/>
@@ -6315,7 +6315,7 @@
               </w:rPr>
               <w:t xml:space="preserve"> minutes of silent writing. Invite learners to post: 'Who will bring up one question to place on the board?' Cold-call </w:t>
             </w:r>
-            <w:del w:id="9118" w:author="Claude (AI) - proposed" w:date="2026-10-15T12:57:50Z">
+            <w:del w:id="9118" w:author="Claude (AI) - proposed" w:date="2026-10-18T00:30:59Z">
               <w:r>
                 <w:rPr>
                   <w:rFonts w:ascii="Arial" w:cs="Arial" w:eastAsia="Arial" w:hAnsi="Arial"/>
@@ -6330,7 +6330,7 @@
                 <w:delText xml:space="preserve">6</w:delText>
               </w:r>
             </w:del>
-            <w:ins w:id="9119" w:author="Claude (AI) - proposed" w:date="2026-10-15T12:57:50Z">
+            <w:ins w:id="9119" w:author="Claude (AI) - proposed" w:date="2026-10-18T00:30:59Z">
               <w:r>
                 <w:rPr>
                   <w:rFonts w:ascii="Arial" w:cs="Arial" w:eastAsia="Arial" w:hAnsi="Arial"/>
@@ -6358,7 +6358,7 @@
               </w:rPr>
               <w:t xml:space="preserve"> learners to read and place their questions; after each, WAIT TIME of 10-15 seconds, then ask: 'Who has a question that is similar or connected to this one?' Group the slips with the class into 3-4 categories and label them. Add the </w:t>
             </w:r>
-            <w:del w:id="9120" w:author="Claude (AI) - proposed" w:date="2026-10-15T12:57:50Z">
+            <w:del w:id="9120" w:author="Claude (AI) - proposed" w:date="2026-10-18T00:30:59Z">
               <w:r>
                 <w:rPr>
                   <w:rFonts w:ascii="Arial" w:cs="Arial" w:eastAsia="Arial" w:hAnsi="Arial"/>
@@ -6386,7 +6386,7 @@
               </w:rPr>
               <w:t xml:space="preserve">KICD key inquiry </w:t>
             </w:r>
-            <w:del w:id="9121" w:author="Claude (AI) - proposed" w:date="2026-10-15T12:57:50Z">
+            <w:del w:id="9121" w:author="Claude (AI) - proposed" w:date="2026-10-18T00:30:59Z">
               <w:r>
                 <w:rPr>
                   <w:rFonts w:ascii="Arial" w:cs="Arial" w:eastAsia="Arial" w:hAnsi="Arial"/>
@@ -6401,7 +6401,7 @@
                 <w:delText xml:space="preserve">questions</w:delText>
               </w:r>
             </w:del>
-            <w:ins w:id="9122" w:author="Claude (AI) - proposed" w:date="2026-10-15T12:57:50Z">
+            <w:ins w:id="9122" w:author="Claude (AI) - proposed" w:date="2026-10-18T00:30:59Z">
               <w:r>
                 <w:rPr>
                   <w:rFonts w:ascii="Arial" w:cs="Arial" w:eastAsia="Arial" w:hAnsi="Arial"/>
@@ -6551,7 +6551,7 @@
             <w:pPr>
               <w:spacing w:after="20" w:before="0"/>
             </w:pPr>
-            <w:hyperlink w:history="1" r:id="rIdsbkakwcmobdv8ozvxedtl">
+            <w:hyperlink w:history="1" r:id="rId8kmugvxnpytkr9zbyo-h4">
               <w:r>
                 <w:rPr>
                   <w:rFonts w:ascii="Arial" w:cs="Arial" w:eastAsia="Arial" w:hAnsi="Arial"/>
@@ -6584,7 +6584,7 @@
               <w:spacing w:after="10" w:before="0"/>
               <w:ind w:left="120"/>
             </w:pPr>
-            <w:hyperlink w:history="1" r:id="rIdnfoyllxz7lqgv_lyb5x1q">
+            <w:hyperlink w:history="1" r:id="rIdtgmbtgijyixd5lhrigmzl">
               <w:r>
                 <w:rPr>
                   <w:rFonts w:ascii="Arial" w:cs="Arial" w:eastAsia="Arial" w:hAnsi="Arial"/>
@@ -6629,7 +6629,7 @@
             <w:pPr>
               <w:spacing w:after="20" w:before="0"/>
             </w:pPr>
-            <w:hyperlink w:history="1" r:id="rIdqyvxgydj4gd76hv9vld9g">
+            <w:hyperlink w:history="1" r:id="rId7prqi7j62ea7pqvr51bws">
               <w:r>
                 <w:rPr>
                   <w:rFonts w:ascii="Arial" w:cs="Arial" w:eastAsia="Arial" w:hAnsi="Arial"/>
@@ -6662,7 +6662,7 @@
               <w:spacing w:after="10" w:before="0"/>
               <w:ind w:left="120"/>
             </w:pPr>
-            <w:hyperlink w:history="1" r:id="rIdcyjm_gzetvab4nwtj5xdb">
+            <w:hyperlink w:history="1" r:id="rIdmmjz3bfi8it_esnxkax8l">
               <w:r>
                 <w:rPr>
                   <w:rFonts w:ascii="Arial" w:cs="Arial" w:eastAsia="Arial" w:hAnsi="Arial"/>
@@ -6740,7 +6740,7 @@
               </w:rPr>
               <w:t xml:space="preserve">Say: 'Draw a model that explains your current best thinking about why the passport photo and the poster still look like Wanjiru, but the 4.5 by 4.5 print does not. It is fine if you are not sure. Show what you know and what you still need to find out.' Provide a rubric of three things to include: sizes labelled, what changes, what stays the same. Circulate and ask: 'What does this arrow show? What part of your model are you least sure of?' WAIT TIME of 10-15 seconds after each question. After </w:t>
             </w:r>
-            <w:del w:id="9123" w:author="Claude (AI) - proposed" w:date="2026-10-15T12:57:50Z">
+            <w:del w:id="9123" w:author="Claude (AI) - proposed" w:date="2026-10-18T00:30:59Z">
               <w:r>
                 <w:rPr>
                   <w:rFonts w:ascii="Arial" w:cs="Arial" w:eastAsia="Arial" w:hAnsi="Arial"/>
@@ -6755,7 +6755,7 @@
                 <w:delText xml:space="preserve">10</w:delText>
               </w:r>
             </w:del>
-            <w:ins w:id="9124" w:author="Claude (AI) - proposed" w:date="2026-10-15T12:57:50Z">
+            <w:ins w:id="9124" w:author="Claude (AI) - proposed" w:date="2026-10-18T00:30:59Z">
               <w:r>
                 <w:rPr>
                   <w:rFonts w:ascii="Arial" w:cs="Arial" w:eastAsia="Arial" w:hAnsi="Arial"/>
@@ -6783,7 +6783,7 @@
               </w:rPr>
               <w:t xml:space="preserve"> minutes run a </w:t>
             </w:r>
-            <w:del w:id="9125" w:author="Claude (AI) - proposed" w:date="2026-10-15T12:57:50Z">
+            <w:del w:id="9125" w:author="Claude (AI) - proposed" w:date="2026-10-18T00:30:59Z">
               <w:r>
                 <w:rPr>
                   <w:rFonts w:ascii="Arial" w:cs="Arial" w:eastAsia="Arial" w:hAnsi="Arial"/>
@@ -6798,7 +6798,7 @@
                 <w:delText xml:space="preserve">5</w:delText>
               </w:r>
             </w:del>
-            <w:ins w:id="9126" w:author="Claude (AI) - proposed" w:date="2026-10-15T12:57:50Z">
+            <w:ins w:id="9126" w:author="Claude (AI) - proposed" w:date="2026-10-18T00:30:59Z">
               <w:r>
                 <w:rPr>
                   <w:rFonts w:ascii="Arial" w:cs="Arial" w:eastAsia="Arial" w:hAnsi="Arial"/>
@@ -6826,7 +6826,7 @@
               </w:rPr>
               <w:t xml:space="preserve">-minute gallery walk and then cold-call </w:t>
             </w:r>
-            <w:del w:id="9127" w:author="Claude (AI) - proposed" w:date="2026-10-15T12:57:50Z">
+            <w:del w:id="9127" w:author="Claude (AI) - proposed" w:date="2026-10-18T00:30:59Z">
               <w:r>
                 <w:rPr>
                   <w:rFonts w:ascii="Arial" w:cs="Arial" w:eastAsia="Arial" w:hAnsi="Arial"/>
@@ -6841,7 +6841,7 @@
                 <w:delText xml:space="preserve">3</w:delText>
               </w:r>
             </w:del>
-            <w:ins w:id="9128" w:author="Claude (AI) - proposed" w:date="2026-10-15T12:57:50Z">
+            <w:ins w:id="9128" w:author="Claude (AI) - proposed" w:date="2026-10-18T00:30:59Z">
               <w:r>
                 <w:rPr>
                   <w:rFonts w:ascii="Arial" w:cs="Arial" w:eastAsia="Arial" w:hAnsi="Arial"/>
@@ -7030,7 +7030,7 @@
               </w:rPr>
               <w:t xml:space="preserve">Which learners connected 'same shape' with the passport and poster prints and which focused only on size? What preconceptions (such as 'add the same number of cm to every side', 'just cut it') appeared, and how will I address them in Lessons 2-4 without giving the rule now? Was wait time of 10-15 seconds kept after each question, and did a wide range of learners, not just the usual few, contribute through cold-calls? Did every learner post at least two questions on the DQB? Which questions on the DQB can be linked to which later lessons, and which key inquiry question, 'Why do we need to enlarge or reduce objects?' or </w:t>
             </w:r>
-            <w:del w:id="9129" w:author="Claude (AI) - proposed" w:date="2026-10-15T12:57:50Z">
+            <w:del w:id="9129" w:author="Claude (AI) - proposed" w:date="2026-10-18T00:30:59Z">
               <w:r>
                 <w:rPr>
                   <w:rFonts w:ascii="Arial" w:cs="Arial" w:eastAsia="Arial" w:hAnsi="Arial"/>
@@ -7045,7 +7045,7 @@
                 <w:delText xml:space="preserve">'How do we use</w:delText>
               </w:r>
             </w:del>
-            <w:ins w:id="9130" w:author="Claude (AI) - proposed" w:date="2026-10-15T12:57:50Z">
+            <w:ins w:id="9130" w:author="Claude (AI) - proposed" w:date="2026-10-18T00:30:59Z">
               <w:r>
                 <w:rPr>
                   <w:rFonts w:ascii="Arial" w:cs="Arial" w:eastAsia="Arial" w:hAnsi="Arial"/>
@@ -7073,7 +7073,7 @@
               </w:rPr>
               <w:t xml:space="preserve"> similarity and enlargement</w:t>
             </w:r>
-            <w:ins w:id="9131" w:author="Claude (AI) - proposed" w:date="2026-10-15T12:57:50Z">
+            <w:ins w:id="9131" w:author="Claude (AI) - proposed" w:date="2026-10-18T00:30:59Z">
               <w:r>
                 <w:rPr>
                   <w:rFonts w:ascii="Arial" w:cs="Arial" w:eastAsia="Arial" w:hAnsi="Arial"/>
@@ -7101,7 +7101,7 @@
               </w:rPr>
               <w:t xml:space="preserve"> in day-to-day </w:t>
             </w:r>
-            <w:del w:id="9132" w:author="Claude (AI) - proposed" w:date="2026-10-15T12:57:50Z">
+            <w:del w:id="9132" w:author="Claude (AI) - proposed" w:date="2026-10-18T00:30:59Z">
               <w:r>
                 <w:rPr>
                   <w:rFonts w:ascii="Arial" w:cs="Arial" w:eastAsia="Arial" w:hAnsi="Arial"/>
@@ -7116,7 +7116,7 @@
                 <w:delText xml:space="preserve">activities</w:delText>
               </w:r>
             </w:del>
-            <w:ins w:id="9133" w:author="Claude (AI) - proposed" w:date="2026-10-15T12:57:50Z">
+            <w:ins w:id="9133" w:author="Claude (AI) - proposed" w:date="2026-10-18T00:30:59Z">
               <w:r>
                 <w:rPr>
                   <w:rFonts w:ascii="Arial" w:cs="Arial" w:eastAsia="Arial" w:hAnsi="Arial"/>
@@ -7430,7 +7430,7 @@
         </w:rPr>
         <w:t xml:space="preserve">© 2026 SeaVuria and ARES. Aligned with KICD objectives. Developed by SeaVuria; technical implementation by ARES (with AI assistance from Claude). Licensed under </w:t>
       </w:r>
-      <w:hyperlink w:history="1" r:id="rIddm3jvha63vxxs4dw6ibbr">
+      <w:hyperlink w:history="1" r:id="rIdkot6bhoiic0zgozly4hsy">
         <w:r>
           <w:rPr>
             <w:rFonts w:ascii="Arial" w:cs="Arial" w:eastAsia="Arial" w:hAnsi="Arial"/>
@@ -7451,7 +7451,7 @@
         </w:rPr>
         <w:t xml:space="preserve"> (</w:t>
       </w:r>
-      <w:hyperlink w:history="1" r:id="rIdrgtpyjbcfegkpmo32deth">
+      <w:hyperlink w:history="1" r:id="rIdpxfcwegr9bbdeczbpx8rk">
         <w:r>
           <w:rPr>
             <w:rFonts w:ascii="Arial" w:cs="Arial" w:eastAsia="Arial" w:hAnsi="Arial"/>
@@ -7959,10 +7959,10 @@
               <w:spacing w:after="40" w:before="0"/>
               <w:jc w:val="left"/>
               <w:rPr>
-                <w:ins w:id="9135" w:author="Claude (AI) - proposed" w:date="2026-10-15T12:57:50Z"/>
-              </w:rPr>
-            </w:pPr>
-            <w:ins w:id="9134" w:author="Claude (AI) - proposed" w:date="2026-10-15T12:57:50Z">
+                <w:ins w:id="9135" w:author="Claude (AI) - proposed" w:date="2026-10-18T00:30:59Z"/>
+              </w:rPr>
+            </w:pPr>
+            <w:ins w:id="9134" w:author="Claude (AI) - proposed" w:date="2026-10-18T00:30:59Z">
               <w:r>
                 <w:rPr>
                   <w:rFonts w:ascii="Arial" w:cs="Arial" w:eastAsia="Arial" w:hAnsi="Arial"/>
@@ -7984,10 +7984,10 @@
               <w:spacing w:after="40" w:before="0"/>
               <w:jc w:val="left"/>
               <w:rPr>
-                <w:del w:id="9137" w:author="Claude (AI) - proposed" w:date="2026-10-15T12:57:50Z"/>
-              </w:rPr>
-            </w:pPr>
-            <w:del w:id="9136" w:author="Claude (AI) - proposed" w:date="2026-10-15T12:57:50Z">
+                <w:del w:id="9137" w:author="Claude (AI) - proposed" w:date="2026-10-18T00:30:59Z"/>
+              </w:rPr>
+            </w:pPr>
+            <w:del w:id="9136" w:author="Claude (AI) - proposed" w:date="2026-10-18T00:30:59Z">
               <w:r>
                 <w:rPr>
                   <w:rFonts w:ascii="Arial" w:cs="Arial" w:eastAsia="Arial" w:hAnsi="Arial"/>
@@ -8521,7 +8521,7 @@
             <w:pPr>
               <w:spacing w:after="20" w:before="0"/>
             </w:pPr>
-            <w:hyperlink w:history="1" r:id="rIdj-0gdbvolmntvjlabjcvz">
+            <w:hyperlink w:history="1" r:id="rId7biwibod7wmjtqwderw8y">
               <w:r>
                 <w:rPr>
                   <w:rFonts w:ascii="Arial" w:cs="Arial" w:eastAsia="Arial" w:hAnsi="Arial"/>
@@ -8554,7 +8554,7 @@
               <w:spacing w:after="10" w:before="0"/>
               <w:ind w:left="120"/>
             </w:pPr>
-            <w:hyperlink w:history="1" r:id="rIdf3ddba7zo5z8z3cs5kcly">
+            <w:hyperlink w:history="1" r:id="rId56oa9e2h3mtnzmiasjimd">
               <w:r>
                 <w:rPr>
                   <w:rFonts w:ascii="Arial" w:cs="Arial" w:eastAsia="Arial" w:hAnsi="Arial"/>
@@ -8599,7 +8599,7 @@
             <w:pPr>
               <w:spacing w:after="20" w:before="0"/>
             </w:pPr>
-            <w:hyperlink w:history="1" r:id="rIdqbtugjcmg-36yvwmxwnbk">
+            <w:hyperlink w:history="1" r:id="rIdm7tjzjgpzmppqrvnpfdd8">
               <w:r>
                 <w:rPr>
                   <w:rFonts w:ascii="Arial" w:cs="Arial" w:eastAsia="Arial" w:hAnsi="Arial"/>
@@ -8632,7 +8632,7 @@
               <w:spacing w:after="10" w:before="0"/>
               <w:ind w:left="120"/>
             </w:pPr>
-            <w:hyperlink w:history="1" r:id="rIdhucjlkzcfvqaq1rfqkg0e">
+            <w:hyperlink w:history="1" r:id="rIdkjhpr7aom9lddmr_2ryxs">
               <w:r>
                 <w:rPr>
                   <w:rFonts w:ascii="Arial" w:cs="Arial" w:eastAsia="Arial" w:hAnsi="Arial"/>
@@ -8832,7 +8832,7 @@
             <w:pPr>
               <w:spacing w:after="20" w:before="0"/>
             </w:pPr>
-            <w:hyperlink w:history="1" r:id="rIdslbw3jb6o-zsoprxyx7nq">
+            <w:hyperlink w:history="1" r:id="rIdqpyk40kpfbrcjmycjttlg">
               <w:r>
                 <w:rPr>
                   <w:rFonts w:ascii="Arial" w:cs="Arial" w:eastAsia="Arial" w:hAnsi="Arial"/>
@@ -8865,7 +8865,7 @@
               <w:spacing w:after="10" w:before="0"/>
               <w:ind w:left="120"/>
             </w:pPr>
-            <w:hyperlink w:history="1" r:id="rIda80ed3jfj1zulr-yqrpbt">
+            <w:hyperlink w:history="1" r:id="rIdkr7kvamd1hbifrxw60y_f">
               <w:r>
                 <w:rPr>
                   <w:rFonts w:ascii="Arial" w:cs="Arial" w:eastAsia="Arial" w:hAnsi="Arial"/>
@@ -8910,7 +8910,7 @@
             <w:pPr>
               <w:spacing w:after="20" w:before="0"/>
             </w:pPr>
-            <w:hyperlink w:history="1" r:id="rIdvrncqtvzpqkeacud0nv86">
+            <w:hyperlink w:history="1" r:id="rIdp0fvhszibp-bsz_zzek_i">
               <w:r>
                 <w:rPr>
                   <w:rFonts w:ascii="Arial" w:cs="Arial" w:eastAsia="Arial" w:hAnsi="Arial"/>
@@ -8943,7 +8943,7 @@
               <w:spacing w:after="10" w:before="0"/>
               <w:ind w:left="120"/>
             </w:pPr>
-            <w:hyperlink w:history="1" r:id="rIded5vpnl1utgu-5wb9dd9f">
+            <w:hyperlink w:history="1" r:id="rIdfg0qiwyr9fmrqqomj1us_">
               <w:r>
                 <w:rPr>
                   <w:rFonts w:ascii="Arial" w:cs="Arial" w:eastAsia="Arial" w:hAnsi="Arial"/>
@@ -9087,7 +9087,7 @@
               </w:rPr>
               <w:t xml:space="preserve">Observable indicators: (1) group sorts the passport and poster as the same shape as the original and the 4.5 cm × 4.5 cm print as different; (2) the table has a reason for each decision; (3) learners use correct vocabulary 'enlarged', 'reduced', 'stretched'; (4) learners overlay prints to compare corresponding parts (eyes, chin, corners). </w:t>
             </w:r>
-            <w:ins w:id="9138" w:author="Claude (AI) - proposed" w:date="2026-10-15T12:57:50Z">
+            <w:ins w:id="9138" w:author="Claude (AI) - proposed" w:date="2026-10-18T00:30:59Z">
               <w:r>
                 <w:rPr>
                   <w:rFonts w:ascii="Arial" w:cs="Arial" w:eastAsia="Arial" w:hAnsi="Arial"/>
@@ -9171,7 +9171,7 @@
             <w:pPr>
               <w:spacing w:after="20" w:before="0"/>
             </w:pPr>
-            <w:hyperlink w:history="1" r:id="rIdyfdmuh7r9akkd62dpmlcu">
+            <w:hyperlink w:history="1" r:id="rIdxnxeoe1emfqjc9mj4tjwc">
               <w:r>
                 <w:rPr>
                   <w:rFonts w:ascii="Arial" w:cs="Arial" w:eastAsia="Arial" w:hAnsi="Arial"/>
@@ -9204,7 +9204,7 @@
               <w:spacing w:after="10" w:before="0"/>
               <w:ind w:left="120"/>
             </w:pPr>
-            <w:hyperlink w:history="1" r:id="rIdmucwcubfhbsvuqq9mbayp">
+            <w:hyperlink w:history="1" r:id="rIdclmvpy5vmchjqmin7pgkl">
               <w:r>
                 <w:rPr>
                   <w:rFonts w:ascii="Arial" w:cs="Arial" w:eastAsia="Arial" w:hAnsi="Arial"/>
@@ -9249,7 +9249,7 @@
             <w:pPr>
               <w:spacing w:after="20" w:before="0"/>
             </w:pPr>
-            <w:hyperlink w:history="1" r:id="rIdo9y3a98n8rasifc-q-_o8">
+            <w:hyperlink w:history="1" r:id="rIdlibihrayppdgszqym9jmr">
               <w:r>
                 <w:rPr>
                   <w:rFonts w:ascii="Arial" w:cs="Arial" w:eastAsia="Arial" w:hAnsi="Arial"/>
@@ -9282,7 +9282,7 @@
               <w:spacing w:after="10" w:before="0"/>
               <w:ind w:left="120"/>
             </w:pPr>
-            <w:hyperlink w:history="1" r:id="rIdmzvblarcc4yxa2recejhk">
+            <w:hyperlink w:history="1" r:id="rIdavwiywr_n-h72vwjzny03">
               <w:r>
                 <w:rPr>
                   <w:rFonts w:ascii="Arial" w:cs="Arial" w:eastAsia="Arial" w:hAnsi="Arial"/>
@@ -9360,7 +9360,7 @@
               </w:rPr>
               <w:t xml:space="preserve">Ask: 'Which print did every group sort as different? Why?' Cold-call 3 groups to share, then 2 learners to restate another group's reasoning: 'Say in your own words what Group 2 noticed.' WAIT TIME of 10-15 seconds after each question. Press: 'You said it looks stretched. Stretched in which direction? Wide only, or tall as well?' Introduce the symbol ~ and the terms 'corresponding parts' and 'enlargement/reduction' using learners' own words. </w:t>
             </w:r>
-            <w:ins w:id="9139" w:author="Claude (AI) - proposed" w:date="2026-10-15T12:57:50Z">
+            <w:ins w:id="9139" w:author="Claude (AI) - proposed" w:date="2026-10-18T00:30:59Z">
               <w:r>
                 <w:rPr>
                   <w:rFonts w:ascii="Arial" w:cs="Arial" w:eastAsia="Arial" w:hAnsi="Arial"/>
@@ -9510,7 +9510,7 @@
             <w:pPr>
               <w:spacing w:after="20" w:before="0"/>
             </w:pPr>
-            <w:hyperlink w:history="1" r:id="rIdfahqqjvn1jchx2p10ftxn">
+            <w:hyperlink w:history="1" r:id="rIdb8u2rghmmb9wkijuznpts">
               <w:r>
                 <w:rPr>
                   <w:rFonts w:ascii="Arial" w:cs="Arial" w:eastAsia="Arial" w:hAnsi="Arial"/>
@@ -9543,7 +9543,7 @@
               <w:spacing w:after="10" w:before="0"/>
               <w:ind w:left="120"/>
             </w:pPr>
-            <w:hyperlink w:history="1" r:id="rIduuvlnn2e1emnnhmjt84u_">
+            <w:hyperlink w:history="1" r:id="rIdufcvb7hor7jl-ttmemolr">
               <w:r>
                 <w:rPr>
                   <w:rFonts w:ascii="Arial" w:cs="Arial" w:eastAsia="Arial" w:hAnsi="Arial"/>
@@ -9588,7 +9588,7 @@
             <w:pPr>
               <w:spacing w:after="20" w:before="0"/>
             </w:pPr>
-            <w:hyperlink w:history="1" r:id="rIdmqrrse8trwqnto3hiecom">
+            <w:hyperlink w:history="1" r:id="rIdslzby8odjfkxcokjbtjzj">
               <w:r>
                 <w:rPr>
                   <w:rFonts w:ascii="Arial" w:cs="Arial" w:eastAsia="Arial" w:hAnsi="Arial"/>
@@ -9621,7 +9621,7 @@
               <w:spacing w:after="10" w:before="0"/>
               <w:ind w:left="120"/>
             </w:pPr>
-            <w:hyperlink w:history="1" r:id="rIdlx2ekjkuilthlgw8ycokv">
+            <w:hyperlink w:history="1" r:id="rIdmwtl6ymnocial_iqgcgbg">
               <w:r>
                 <w:rPr>
                   <w:rFonts w:ascii="Arial" w:cs="Arial" w:eastAsia="Arial" w:hAnsi="Arial"/>
@@ -9821,7 +9821,7 @@
             <w:pPr>
               <w:spacing w:after="20" w:before="0"/>
             </w:pPr>
-            <w:hyperlink w:history="1" r:id="rId_vkgg3gtzs-7g8ivr7kme">
+            <w:hyperlink w:history="1" r:id="rId3shsto71qzevoigi9spu3">
               <w:r>
                 <w:rPr>
                   <w:rFonts w:ascii="Arial" w:cs="Arial" w:eastAsia="Arial" w:hAnsi="Arial"/>
@@ -9870,7 +9870,7 @@
               <w:spacing w:after="10" w:before="0"/>
               <w:ind w:left="120"/>
             </w:pPr>
-            <w:hyperlink w:history="1" r:id="rIdkln9_gbddv8e68jds2mps">
+            <w:hyperlink w:history="1" r:id="rId3ghui9fxtv7jln_hz2-bf">
               <w:r>
                 <w:rPr>
                   <w:rFonts w:ascii="Arial" w:cs="Arial" w:eastAsia="Arial" w:hAnsi="Arial"/>
@@ -9915,7 +9915,7 @@
             <w:pPr>
               <w:spacing w:after="20" w:before="0"/>
             </w:pPr>
-            <w:hyperlink w:history="1" r:id="rIdqefcs_ekxci0r-_xozjwn">
+            <w:hyperlink w:history="1" r:id="rId0imj3jtulhhbzx3ip8zns">
               <w:r>
                 <w:rPr>
                   <w:rFonts w:ascii="Arial" w:cs="Arial" w:eastAsia="Arial" w:hAnsi="Arial"/>
@@ -9948,7 +9948,7 @@
               <w:spacing w:after="10" w:before="0"/>
               <w:ind w:left="120"/>
             </w:pPr>
-            <w:hyperlink w:history="1" r:id="rId2hdrqvzjtc-eade-1s5ac">
+            <w:hyperlink w:history="1" r:id="rId1vnyl98ll7q7b6nelxzht">
               <w:r>
                 <w:rPr>
                   <w:rFonts w:ascii="Arial" w:cs="Arial" w:eastAsia="Arial" w:hAnsi="Arial"/>
@@ -10473,7 +10473,7 @@
         </w:rPr>
         <w:t xml:space="preserve">© 2026 SeaVuria and ARES. Aligned with KICD objectives. Developed by SeaVuria; technical implementation by ARES (with AI assistance from Claude). Licensed under </w:t>
       </w:r>
-      <w:hyperlink w:history="1" r:id="rIdzrtgtllhlbgvf-enuq14s">
+      <w:hyperlink w:history="1" r:id="rIdds5wnpbhzers0u2n9nnzn">
         <w:r>
           <w:rPr>
             <w:rFonts w:ascii="Arial" w:cs="Arial" w:eastAsia="Arial" w:hAnsi="Arial"/>
@@ -10494,7 +10494,7 @@
         </w:rPr>
         <w:t xml:space="preserve"> (</w:t>
       </w:r>
-      <w:hyperlink w:history="1" r:id="rIdcr2zo8luhofbwrp64okln">
+      <w:hyperlink w:history="1" r:id="rIdr2usj1m9zbx5abtd6u-ap">
         <w:r>
           <w:rPr>
             <w:rFonts w:ascii="Arial" w:cs="Arial" w:eastAsia="Arial" w:hAnsi="Arial"/>
@@ -11002,10 +11002,10 @@
               <w:spacing w:after="40" w:before="0"/>
               <w:jc w:val="left"/>
               <w:rPr>
-                <w:ins w:id="9141" w:author="Claude (AI) - proposed" w:date="2026-10-15T12:57:50Z"/>
-              </w:rPr>
-            </w:pPr>
-            <w:ins w:id="9140" w:author="Claude (AI) - proposed" w:date="2026-10-15T12:57:50Z">
+                <w:ins w:id="9141" w:author="Claude (AI) - proposed" w:date="2026-10-18T00:30:59Z"/>
+              </w:rPr>
+            </w:pPr>
+            <w:ins w:id="9140" w:author="Claude (AI) - proposed" w:date="2026-10-18T00:30:59Z">
               <w:r>
                 <w:rPr>
                   <w:rFonts w:ascii="Arial" w:cs="Arial" w:eastAsia="Arial" w:hAnsi="Arial"/>
@@ -11027,10 +11027,10 @@
               <w:spacing w:after="40" w:before="0"/>
               <w:jc w:val="left"/>
               <w:rPr>
-                <w:del w:id="9143" w:author="Claude (AI) - proposed" w:date="2026-10-15T12:57:50Z"/>
-              </w:rPr>
-            </w:pPr>
-            <w:del w:id="9142" w:author="Claude (AI) - proposed" w:date="2026-10-15T12:57:50Z">
+                <w:del w:id="9143" w:author="Claude (AI) - proposed" w:date="2026-10-18T00:30:59Z"/>
+              </w:rPr>
+            </w:pPr>
+            <w:del w:id="9142" w:author="Claude (AI) - proposed" w:date="2026-10-18T00:30:59Z">
               <w:r>
                 <w:rPr>
                   <w:rFonts w:ascii="Arial" w:cs="Arial" w:eastAsia="Arial" w:hAnsi="Arial"/>
@@ -11564,7 +11564,7 @@
             <w:pPr>
               <w:spacing w:after="20" w:before="0"/>
             </w:pPr>
-            <w:hyperlink w:history="1" r:id="rIdotyhpymoakl3cz6awdnja">
+            <w:hyperlink w:history="1" r:id="rIdyiet24u64o3otdf85ssk-">
               <w:r>
                 <w:rPr>
                   <w:rFonts w:ascii="Arial" w:cs="Arial" w:eastAsia="Arial" w:hAnsi="Arial"/>
@@ -11597,7 +11597,7 @@
               <w:spacing w:after="10" w:before="0"/>
               <w:ind w:left="120"/>
             </w:pPr>
-            <w:hyperlink w:history="1" r:id="rIdxjwvtq6vq_dwo1by6fbwm">
+            <w:hyperlink w:history="1" r:id="rIdxqw7s6rsxlhiydzzxeeqi">
               <w:r>
                 <w:rPr>
                   <w:rFonts w:ascii="Arial" w:cs="Arial" w:eastAsia="Arial" w:hAnsi="Arial"/>
@@ -11642,7 +11642,7 @@
             <w:pPr>
               <w:spacing w:after="20" w:before="0"/>
             </w:pPr>
-            <w:hyperlink w:history="1" r:id="rId9jdyjegu_mpm9ajczqd0f">
+            <w:hyperlink w:history="1" r:id="rId-wkbuhkq2qfyuh57uusaq">
               <w:r>
                 <w:rPr>
                   <w:rFonts w:ascii="Arial" w:cs="Arial" w:eastAsia="Arial" w:hAnsi="Arial"/>
@@ -11675,7 +11675,7 @@
               <w:spacing w:after="10" w:before="0"/>
               <w:ind w:left="120"/>
             </w:pPr>
-            <w:hyperlink w:history="1" r:id="rIdf9wkr-5evnje5zl7vogib">
+            <w:hyperlink w:history="1" r:id="rIdukconvhi6cgfu7kivfdwf">
               <w:r>
                 <w:rPr>
                   <w:rFonts w:ascii="Arial" w:cs="Arial" w:eastAsia="Arial" w:hAnsi="Arial"/>
@@ -11875,7 +11875,7 @@
             <w:pPr>
               <w:spacing w:after="20" w:before="0"/>
             </w:pPr>
-            <w:hyperlink w:history="1" r:id="rIddll6ov70g6zuf_i8sajf_">
+            <w:hyperlink w:history="1" r:id="rIdi3a3xmtanah2a5y252xkj">
               <w:r>
                 <w:rPr>
                   <w:rFonts w:ascii="Arial" w:cs="Arial" w:eastAsia="Arial" w:hAnsi="Arial"/>
@@ -11908,7 +11908,7 @@
               <w:spacing w:after="10" w:before="0"/>
               <w:ind w:left="120"/>
             </w:pPr>
-            <w:hyperlink w:history="1" r:id="rIdxxsurqj-ujwfqixgffw1l">
+            <w:hyperlink w:history="1" r:id="rIdbi8ihcbvdqfy1jxxh08l7">
               <w:r>
                 <w:rPr>
                   <w:rFonts w:ascii="Arial" w:cs="Arial" w:eastAsia="Arial" w:hAnsi="Arial"/>
@@ -11953,7 +11953,7 @@
             <w:pPr>
               <w:spacing w:after="20" w:before="0"/>
             </w:pPr>
-            <w:hyperlink w:history="1" r:id="rIdgfnyt_nghjnz-cyzpg1y9">
+            <w:hyperlink w:history="1" r:id="rIdwqzl-f37mxsefizki42ih">
               <w:r>
                 <w:rPr>
                   <w:rFonts w:ascii="Arial" w:cs="Arial" w:eastAsia="Arial" w:hAnsi="Arial"/>
@@ -11986,7 +11986,7 @@
               <w:spacing w:after="10" w:before="0"/>
               <w:ind w:left="120"/>
             </w:pPr>
-            <w:hyperlink w:history="1" r:id="rIdl6axkzxjnl5s2vhapuzfi">
+            <w:hyperlink w:history="1" r:id="rIdzxtspy3gvx4rm205wwhcb">
               <w:r>
                 <w:rPr>
                   <w:rFonts w:ascii="Arial" w:cs="Arial" w:eastAsia="Arial" w:hAnsi="Arial"/>
@@ -12031,7 +12031,7 @@
               </w:rPr>
               <w:t xml:space="preserve">In groups of four with a ruler, protractor, pencil and the four print cut-outs (face triangle marked with eye-gap line and chin point), learners complete a data table. </w:t>
             </w:r>
-            <w:ins w:id="9144" w:author="Claude (AI) - proposed" w:date="2026-10-15T12:57:50Z">
+            <w:ins w:id="9144" w:author="Claude (AI) - proposed" w:date="2026-10-18T00:30:59Z">
               <w:r>
                 <w:rPr>
                   <w:rFonts w:ascii="Arial" w:cs="Arial" w:eastAsia="Arial" w:hAnsi="Arial"/>
@@ -12059,7 +12059,7 @@
               </w:rPr>
               <w:t xml:space="preserve">Task A: measure </w:t>
             </w:r>
-            <w:del w:id="9145" w:author="Claude (AI) - proposed" w:date="2026-10-15T12:57:50Z">
+            <w:del w:id="9145" w:author="Claude (AI) - proposed" w:date="2026-10-18T00:30:59Z">
               <w:r>
                 <w:rPr>
                   <w:rFonts w:ascii="Arial" w:cs="Arial" w:eastAsia="Arial" w:hAnsi="Arial"/>
@@ -12074,7 +12074,7 @@
                 <w:delText xml:space="preserve">the four corner angles</w:delText>
               </w:r>
             </w:del>
-            <w:ins w:id="9146" w:author="Claude (AI) - proposed" w:date="2026-10-15T12:57:50Z">
+            <w:ins w:id="9146" w:author="Claude (AI) - proposed" w:date="2026-10-18T00:30:59Z">
               <w:r>
                 <w:rPr>
                   <w:rFonts w:ascii="Arial" w:cs="Arial" w:eastAsia="Arial" w:hAnsi="Arial"/>
@@ -12102,7 +12102,7 @@
               </w:rPr>
               <w:t xml:space="preserve"> of each print (expect 90°</w:t>
             </w:r>
-            <w:ins w:id="9147" w:author="Claude (AI) - proposed" w:date="2026-10-15T12:57:50Z">
+            <w:ins w:id="9147" w:author="Claude (AI) - proposed" w:date="2026-10-18T00:30:59Z">
               <w:r>
                 <w:rPr>
                   <w:rFonts w:ascii="Arial" w:cs="Arial" w:eastAsia="Arial" w:hAnsi="Arial"/>
@@ -12130,7 +12130,7 @@
               </w:rPr>
               <w:t xml:space="preserve">). Task B: measure width and height of each print and compute width : height (7 : 9 for original, passport and poster; 1 : 1 for the distorted print). Task C: measure the eye gap along the top and the chin distance down from the eye line (original 5.6 and 7.2; passport 1.4 and 1.8; poster 28 and 36; distorted 1.8 and 1.8) and compute eye gap : chin distance. Task D: measure the apex angle at the chin with a protractor (about 42.5° for the original, passport and poster; about 53° for the distorted print). Each group records results, allowing small measurement error of about 1° or 1 mm, and marks which measurements matched across prints.</w:t>
             </w:r>
-            <w:ins w:id="9148" w:author="Claude (AI) - proposed" w:date="2026-10-15T12:57:50Z">
+            <w:ins w:id="9148" w:author="Claude (AI) - proposed" w:date="2026-10-18T00:30:59Z">
               <w:r>
                 <w:rPr>
                   <w:rFonts w:ascii="Arial" w:cs="Arial" w:eastAsia="Arial" w:hAnsi="Arial"/>
@@ -12178,7 +12178,7 @@
               </w:rPr>
               <w:t xml:space="preserve">Model one measurement </w:t>
             </w:r>
-            <w:del w:id="9149" w:author="Claude (AI) - proposed" w:date="2026-10-15T12:57:50Z">
+            <w:del w:id="9149" w:author="Claude (AI) - proposed" w:date="2026-10-18T00:30:59Z">
               <w:r>
                 <w:rPr>
                   <w:rFonts w:ascii="Arial" w:cs="Arial" w:eastAsia="Arial" w:hAnsi="Arial"/>
@@ -12206,7 +12206,7 @@
               </w:rPr>
               <w:t xml:space="preserve">on the board</w:t>
             </w:r>
-            <w:ins w:id="9150" w:author="Claude (AI) - proposed" w:date="2026-10-15T12:57:50Z">
+            <w:ins w:id="9150" w:author="Claude (AI) - proposed" w:date="2026-10-18T00:30:59Z">
               <w:r>
                 <w:rPr>
                   <w:rFonts w:ascii="Arial" w:cs="Arial" w:eastAsia="Arial" w:hAnsi="Arial"/>
@@ -12356,7 +12356,7 @@
             <w:pPr>
               <w:spacing w:after="20" w:before="0"/>
             </w:pPr>
-            <w:hyperlink w:history="1" r:id="rId3mbrt90zuuchnajxt4kjq">
+            <w:hyperlink w:history="1" r:id="rIdmbut2owgj7vlh6ppiztp0">
               <w:r>
                 <w:rPr>
                   <w:rFonts w:ascii="Arial" w:cs="Arial" w:eastAsia="Arial" w:hAnsi="Arial"/>
@@ -12389,7 +12389,7 @@
               <w:spacing w:after="10" w:before="0"/>
               <w:ind w:left="120"/>
             </w:pPr>
-            <w:hyperlink w:history="1" r:id="rIduq18efflalmm8jjfwmo4g">
+            <w:hyperlink w:history="1" r:id="rIdckfm4vci3mubpijrkpmvq">
               <w:r>
                 <w:rPr>
                   <w:rFonts w:ascii="Arial" w:cs="Arial" w:eastAsia="Arial" w:hAnsi="Arial"/>
@@ -12434,7 +12434,7 @@
             <w:pPr>
               <w:spacing w:after="20" w:before="0"/>
             </w:pPr>
-            <w:hyperlink w:history="1" r:id="rIdrc0aueij_euz4ej4fyjlo">
+            <w:hyperlink w:history="1" r:id="rIdms407fyvdwcy7iwgja7pc">
               <w:r>
                 <w:rPr>
                   <w:rFonts w:ascii="Arial" w:cs="Arial" w:eastAsia="Arial" w:hAnsi="Arial"/>
@@ -12467,7 +12467,7 @@
               <w:spacing w:after="10" w:before="0"/>
               <w:ind w:left="120"/>
             </w:pPr>
-            <w:hyperlink w:history="1" r:id="rId4hsqyvmeohqjqbwplyegw">
+            <w:hyperlink w:history="1" r:id="rIdg6pthsy6dwcvpqajmhmpd">
               <w:r>
                 <w:rPr>
                   <w:rFonts w:ascii="Arial" w:cs="Arial" w:eastAsia="Arial" w:hAnsi="Arial"/>
@@ -12667,7 +12667,7 @@
             <w:pPr>
               <w:spacing w:after="20" w:before="0"/>
             </w:pPr>
-            <w:hyperlink w:history="1" r:id="rIdhfzooe41uxf0b0urlrhqw">
+            <w:hyperlink w:history="1" r:id="rId7grxfrh0fbiyx3t2aqbx2">
               <w:r>
                 <w:rPr>
                   <w:rFonts w:ascii="Arial" w:cs="Arial" w:eastAsia="Arial" w:hAnsi="Arial"/>
@@ -12700,7 +12700,7 @@
               <w:spacing w:after="10" w:before="0"/>
               <w:ind w:left="120"/>
             </w:pPr>
-            <w:hyperlink w:history="1" r:id="rId6vmne3mynvcl-ccvzizfn">
+            <w:hyperlink w:history="1" r:id="rIdmfd2ppmsuqv2fdogsypkz">
               <w:r>
                 <w:rPr>
                   <w:rFonts w:ascii="Arial" w:cs="Arial" w:eastAsia="Arial" w:hAnsi="Arial"/>
@@ -12745,7 +12745,7 @@
             <w:pPr>
               <w:spacing w:after="20" w:before="0"/>
             </w:pPr>
-            <w:hyperlink w:history="1" r:id="rIdpeffhqpylefqmgd8kzsbq">
+            <w:hyperlink w:history="1" r:id="rIdpqhvxdcbckbsjywtqzs3r">
               <w:r>
                 <w:rPr>
                   <w:rFonts w:ascii="Arial" w:cs="Arial" w:eastAsia="Arial" w:hAnsi="Arial"/>
@@ -12778,7 +12778,7 @@
               <w:spacing w:after="10" w:before="0"/>
               <w:ind w:left="120"/>
             </w:pPr>
-            <w:hyperlink w:history="1" r:id="rId_e7pult73onjup449zlt8">
+            <w:hyperlink w:history="1" r:id="rIdak5drmihcq83lpg7kgddi">
               <w:r>
                 <w:rPr>
                   <w:rFonts w:ascii="Arial" w:cs="Arial" w:eastAsia="Arial" w:hAnsi="Arial"/>
@@ -12978,7 +12978,7 @@
             <w:pPr>
               <w:spacing w:after="20" w:before="0"/>
             </w:pPr>
-            <w:hyperlink w:history="1" r:id="rIdrwtzqf6zfnfl_dr-ws9ok">
+            <w:hyperlink w:history="1" r:id="rId6sqzrfcgm-gpljrj1sb8o">
               <w:r>
                 <w:rPr>
                   <w:rFonts w:ascii="Arial" w:cs="Arial" w:eastAsia="Arial" w:hAnsi="Arial"/>
@@ -13011,7 +13011,7 @@
               <w:spacing w:after="10" w:before="0"/>
               <w:ind w:left="120"/>
             </w:pPr>
-            <w:hyperlink w:history="1" r:id="rIdz9pa6a4pbwzvdr4bc-eje">
+            <w:hyperlink w:history="1" r:id="rIdcxetu_3zcntp-vknwt33c">
               <w:r>
                 <w:rPr>
                   <w:rFonts w:ascii="Arial" w:cs="Arial" w:eastAsia="Arial" w:hAnsi="Arial"/>
@@ -13056,7 +13056,7 @@
             <w:pPr>
               <w:spacing w:after="20" w:before="0"/>
             </w:pPr>
-            <w:hyperlink w:history="1" r:id="rIdglus0z4rjgzkvwvm7kpde">
+            <w:hyperlink w:history="1" r:id="rIdnwliewxlbfzzfo8tsdqzt">
               <w:r>
                 <w:rPr>
                   <w:rFonts w:ascii="Arial" w:cs="Arial" w:eastAsia="Arial" w:hAnsi="Arial"/>
@@ -13089,7 +13089,7 @@
               <w:spacing w:after="10" w:before="0"/>
               <w:ind w:left="120"/>
             </w:pPr>
-            <w:hyperlink w:history="1" r:id="rIdyadst1u4ben5cvdnkulzu">
+            <w:hyperlink w:history="1" r:id="rIdvb2dzutooz-orv78t5g8e">
               <w:r>
                 <w:rPr>
                   <w:rFonts w:ascii="Arial" w:cs="Arial" w:eastAsia="Arial" w:hAnsi="Arial"/>
@@ -13614,7 +13614,7 @@
         </w:rPr>
         <w:t xml:space="preserve">© 2026 SeaVuria and ARES. Aligned with KICD objectives. Developed by SeaVuria; technical implementation by ARES (with AI assistance from Claude). Licensed under </w:t>
       </w:r>
-      <w:hyperlink w:history="1" r:id="rIddygwlgc6ggjasqgfwcdee">
+      <w:hyperlink w:history="1" r:id="rId_9l9i1urjeoq8jpskwno5">
         <w:r>
           <w:rPr>
             <w:rFonts w:ascii="Arial" w:cs="Arial" w:eastAsia="Arial" w:hAnsi="Arial"/>
@@ -13635,7 +13635,7 @@
         </w:rPr>
         <w:t xml:space="preserve"> (</w:t>
       </w:r>
-      <w:hyperlink w:history="1" r:id="rIdnyga-xu8nnpfrsvubhjgj">
+      <w:hyperlink w:history="1" r:id="rIdhgbuyii5e18ujsdesxsf7">
         <w:r>
           <w:rPr>
             <w:rFonts w:ascii="Arial" w:cs="Arial" w:eastAsia="Arial" w:hAnsi="Arial"/>
@@ -14143,10 +14143,10 @@
               <w:spacing w:after="40" w:before="0"/>
               <w:jc w:val="left"/>
               <w:rPr>
-                <w:ins w:id="9152" w:author="Claude (AI) - proposed" w:date="2026-10-15T12:57:50Z"/>
-              </w:rPr>
-            </w:pPr>
-            <w:ins w:id="9151" w:author="Claude (AI) - proposed" w:date="2026-10-15T12:57:50Z">
+                <w:ins w:id="9152" w:author="Claude (AI) - proposed" w:date="2026-10-18T00:30:59Z"/>
+              </w:rPr>
+            </w:pPr>
+            <w:ins w:id="9151" w:author="Claude (AI) - proposed" w:date="2026-10-18T00:30:59Z">
               <w:r>
                 <w:rPr>
                   <w:rFonts w:ascii="Arial" w:cs="Arial" w:eastAsia="Arial" w:hAnsi="Arial"/>
@@ -14168,10 +14168,10 @@
               <w:spacing w:after="40" w:before="0"/>
               <w:jc w:val="left"/>
               <w:rPr>
-                <w:del w:id="9154" w:author="Claude (AI) - proposed" w:date="2026-10-15T12:57:50Z"/>
-              </w:rPr>
-            </w:pPr>
-            <w:del w:id="9153" w:author="Claude (AI) - proposed" w:date="2026-10-15T12:57:50Z">
+                <w:del w:id="9154" w:author="Claude (AI) - proposed" w:date="2026-10-18T00:30:59Z"/>
+              </w:rPr>
+            </w:pPr>
+            <w:del w:id="9153" w:author="Claude (AI) - proposed" w:date="2026-10-18T00:30:59Z">
               <w:r>
                 <w:rPr>
                   <w:rFonts w:ascii="Arial" w:cs="Arial" w:eastAsia="Arial" w:hAnsi="Arial"/>
@@ -14705,7 +14705,7 @@
             <w:pPr>
               <w:spacing w:after="20" w:before="0"/>
             </w:pPr>
-            <w:hyperlink w:history="1" r:id="rIdj_jqe58vf7mx1grrssfh8">
+            <w:hyperlink w:history="1" r:id="rIdciqqok4r2yzevxo-pez9j">
               <w:r>
                 <w:rPr>
                   <w:rFonts w:ascii="Arial" w:cs="Arial" w:eastAsia="Arial" w:hAnsi="Arial"/>
@@ -14738,7 +14738,7 @@
               <w:spacing w:after="10" w:before="0"/>
               <w:ind w:left="120"/>
             </w:pPr>
-            <w:hyperlink w:history="1" r:id="rId_mqngb6mldqdhud36e3bp">
+            <w:hyperlink w:history="1" r:id="rIdhaecxfjaigy57vgjfeirf">
               <w:r>
                 <w:rPr>
                   <w:rFonts w:ascii="Arial" w:cs="Arial" w:eastAsia="Arial" w:hAnsi="Arial"/>
@@ -14783,7 +14783,7 @@
             <w:pPr>
               <w:spacing w:after="20" w:before="0"/>
             </w:pPr>
-            <w:hyperlink w:history="1" r:id="rIdw7hl9-td16nc8tezzgvq1">
+            <w:hyperlink w:history="1" r:id="rIdnfgabwtt7y_qdtd8o7fbn">
               <w:r>
                 <w:rPr>
                   <w:rFonts w:ascii="Arial" w:cs="Arial" w:eastAsia="Arial" w:hAnsi="Arial"/>
@@ -14816,7 +14816,7 @@
               <w:spacing w:after="10" w:before="0"/>
               <w:ind w:left="120"/>
             </w:pPr>
-            <w:hyperlink w:history="1" r:id="rIdqqusdrxgq6bxn29oe7oqh">
+            <w:hyperlink w:history="1" r:id="rIdiqetzllvu7fybaupe2ctt">
               <w:r>
                 <w:rPr>
                   <w:rFonts w:ascii="Arial" w:cs="Arial" w:eastAsia="Arial" w:hAnsi="Arial"/>
@@ -15016,7 +15016,7 @@
             <w:pPr>
               <w:spacing w:after="20" w:before="0"/>
             </w:pPr>
-            <w:hyperlink w:history="1" r:id="rIdqjwxeazcpe0fyw8oawagf">
+            <w:hyperlink w:history="1" r:id="rId1_r2ixbnyka-khh97jo8c">
               <w:r>
                 <w:rPr>
                   <w:rFonts w:ascii="Arial" w:cs="Arial" w:eastAsia="Arial" w:hAnsi="Arial"/>
@@ -15049,7 +15049,7 @@
               <w:spacing w:after="10" w:before="0"/>
               <w:ind w:left="120"/>
             </w:pPr>
-            <w:hyperlink w:history="1" r:id="rIdekflgvs5rra9cexfal-zb">
+            <w:hyperlink w:history="1" r:id="rIdzfjbqgqw1hcpxpwas38op">
               <w:r>
                 <w:rPr>
                   <w:rFonts w:ascii="Arial" w:cs="Arial" w:eastAsia="Arial" w:hAnsi="Arial"/>
@@ -15094,7 +15094,7 @@
             <w:pPr>
               <w:spacing w:after="20" w:before="0"/>
             </w:pPr>
-            <w:hyperlink w:history="1" r:id="rIdwca90k9iblcd_fg-tzolw">
+            <w:hyperlink w:history="1" r:id="rIdbofq63csd9igufyvql2dq">
               <w:r>
                 <w:rPr>
                   <w:rFonts w:ascii="Arial" w:cs="Arial" w:eastAsia="Arial" w:hAnsi="Arial"/>
@@ -15127,7 +15127,7 @@
               <w:spacing w:after="10" w:before="0"/>
               <w:ind w:left="120"/>
             </w:pPr>
-            <w:hyperlink w:history="1" r:id="rIdek33ehy_ikvd8b5kgu2wy">
+            <w:hyperlink w:history="1" r:id="rIdhjw0po9f3tr4t1latoeu6">
               <w:r>
                 <w:rPr>
                   <w:rFonts w:ascii="Arial" w:cs="Arial" w:eastAsia="Arial" w:hAnsi="Arial"/>
@@ -15327,7 +15327,7 @@
             <w:pPr>
               <w:spacing w:after="20" w:before="0"/>
             </w:pPr>
-            <w:hyperlink w:history="1" r:id="rIddgkhurxj7dgexyaplwgl_">
+            <w:hyperlink w:history="1" r:id="rIdbiutupw5gcge6i47_5d5-">
               <w:r>
                 <w:rPr>
                   <w:rFonts w:ascii="Arial" w:cs="Arial" w:eastAsia="Arial" w:hAnsi="Arial"/>
@@ -15360,7 +15360,7 @@
               <w:spacing w:after="10" w:before="0"/>
               <w:ind w:left="120"/>
             </w:pPr>
-            <w:hyperlink w:history="1" r:id="rId6abwabamlfmfywwna_ar7">
+            <w:hyperlink w:history="1" r:id="rIdftenyla_nzuk_sst3s3cp">
               <w:r>
                 <w:rPr>
                   <w:rFonts w:ascii="Arial" w:cs="Arial" w:eastAsia="Arial" w:hAnsi="Arial"/>
@@ -15405,7 +15405,7 @@
             <w:pPr>
               <w:spacing w:after="20" w:before="0"/>
             </w:pPr>
-            <w:hyperlink w:history="1" r:id="rIddfv-nzunaixfycsfvevq0">
+            <w:hyperlink w:history="1" r:id="rIdcendu8bc_ylzuivolpywm">
               <w:r>
                 <w:rPr>
                   <w:rFonts w:ascii="Arial" w:cs="Arial" w:eastAsia="Arial" w:hAnsi="Arial"/>
@@ -15438,7 +15438,7 @@
               <w:spacing w:after="10" w:before="0"/>
               <w:ind w:left="120"/>
             </w:pPr>
-            <w:hyperlink w:history="1" r:id="rIddlzaqefxhjxmvdgt0vt6r">
+            <w:hyperlink w:history="1" r:id="rIdy1povbo4c2ahtjjcd7dce">
               <w:r>
                 <w:rPr>
                   <w:rFonts w:ascii="Arial" w:cs="Arial" w:eastAsia="Arial" w:hAnsi="Arial"/>
@@ -15638,7 +15638,7 @@
             <w:pPr>
               <w:spacing w:after="20" w:before="0"/>
             </w:pPr>
-            <w:hyperlink w:history="1" r:id="rIddto39alyg6ebm_j8tetpi">
+            <w:hyperlink w:history="1" r:id="rIdv7rdt58koykqiuedpowmc">
               <w:r>
                 <w:rPr>
                   <w:rFonts w:ascii="Arial" w:cs="Arial" w:eastAsia="Arial" w:hAnsi="Arial"/>
@@ -15671,7 +15671,7 @@
               <w:spacing w:after="10" w:before="0"/>
               <w:ind w:left="120"/>
             </w:pPr>
-            <w:hyperlink w:history="1" r:id="rIdthzgsgom-knlfxtm_fnz0">
+            <w:hyperlink w:history="1" r:id="rIdknrgfbrhk85xguy_b9my7">
               <w:r>
                 <w:rPr>
                   <w:rFonts w:ascii="Arial" w:cs="Arial" w:eastAsia="Arial" w:hAnsi="Arial"/>
@@ -15716,7 +15716,7 @@
             <w:pPr>
               <w:spacing w:after="20" w:before="0"/>
             </w:pPr>
-            <w:hyperlink w:history="1" r:id="rIdznqh98elrwuxdlo21klui">
+            <w:hyperlink w:history="1" r:id="rIdaqdog18_80nzcxktabi-6">
               <w:r>
                 <w:rPr>
                   <w:rFonts w:ascii="Arial" w:cs="Arial" w:eastAsia="Arial" w:hAnsi="Arial"/>
@@ -15749,7 +15749,7 @@
               <w:spacing w:after="10" w:before="0"/>
               <w:ind w:left="120"/>
             </w:pPr>
-            <w:hyperlink w:history="1" r:id="rId1jszppnmt4lgcoskmgtnk">
+            <w:hyperlink w:history="1" r:id="rIdvojbhtczyldvaewtojznw">
               <w:r>
                 <w:rPr>
                   <w:rFonts w:ascii="Arial" w:cs="Arial" w:eastAsia="Arial" w:hAnsi="Arial"/>
@@ -15949,7 +15949,7 @@
             <w:pPr>
               <w:spacing w:after="20" w:before="0"/>
             </w:pPr>
-            <w:hyperlink w:history="1" r:id="rIdao3zstcowrsi5tnu00mlg">
+            <w:hyperlink w:history="1" r:id="rIdrzhzb4w82m-yclezmmazw">
               <w:r>
                 <w:rPr>
                   <w:rFonts w:ascii="Arial" w:cs="Arial" w:eastAsia="Arial" w:hAnsi="Arial"/>
@@ -15998,7 +15998,7 @@
               <w:spacing w:after="10" w:before="0"/>
               <w:ind w:left="120"/>
             </w:pPr>
-            <w:hyperlink w:history="1" r:id="rIdq0vym1syml1ori6fjecps">
+            <w:hyperlink w:history="1" r:id="rIdya132s5gnx_c4ztpeew2t">
               <w:r>
                 <w:rPr>
                   <w:rFonts w:ascii="Arial" w:cs="Arial" w:eastAsia="Arial" w:hAnsi="Arial"/>
@@ -16043,7 +16043,7 @@
             <w:pPr>
               <w:spacing w:after="20" w:before="0"/>
             </w:pPr>
-            <w:hyperlink w:history="1" r:id="rIdbgkhq3htqlfia7ugjzaov">
+            <w:hyperlink w:history="1" r:id="rIdxhozl9m7bkwd--ujsl68p">
               <w:r>
                 <w:rPr>
                   <w:rFonts w:ascii="Arial" w:cs="Arial" w:eastAsia="Arial" w:hAnsi="Arial"/>
@@ -16092,7 +16092,7 @@
               <w:spacing w:after="10" w:before="0"/>
               <w:ind w:left="120"/>
             </w:pPr>
-            <w:hyperlink w:history="1" r:id="rId2ztobjzweiffqerwnju4v">
+            <w:hyperlink w:history="1" r:id="rIdto8asu0bdtz13l3q0crop">
               <w:r>
                 <w:rPr>
                   <w:rFonts w:ascii="Arial" w:cs="Arial" w:eastAsia="Arial" w:hAnsi="Arial"/>
@@ -16170,7 +16170,7 @@
               </w:rPr>
               <w:t xml:space="preserve">Say: 'Add what Lesson 4 gave us to our model. Where does k fit in?' Circulate and ask each group: 'How does your model explain why the 4.5 × 4.5 cm print looks stretched?' Allow WAIT TIME of 10-15 seconds. Prompt: 'Have you labelled the object and the image on each arrow?' After </w:t>
             </w:r>
-            <w:del w:id="9155" w:author="Claude (AI) - proposed" w:date="2026-10-15T12:57:50Z">
+            <w:del w:id="9155" w:author="Claude (AI) - proposed" w:date="2026-10-18T00:30:59Z">
               <w:r>
                 <w:rPr>
                   <w:rFonts w:ascii="Arial" w:cs="Arial" w:eastAsia="Arial" w:hAnsi="Arial"/>
@@ -16185,7 +16185,7 @@
                 <w:delText xml:space="preserve">8</w:delText>
               </w:r>
             </w:del>
-            <w:ins w:id="9156" w:author="Claude (AI) - proposed" w:date="2026-10-15T12:57:50Z">
+            <w:ins w:id="9156" w:author="Claude (AI) - proposed" w:date="2026-10-18T00:30:59Z">
               <w:r>
                 <w:rPr>
                   <w:rFonts w:ascii="Arial" w:cs="Arial" w:eastAsia="Arial" w:hAnsi="Arial"/>
@@ -16213,7 +16213,7 @@
               </w:rPr>
               <w:t xml:space="preserve"> minutes run a </w:t>
             </w:r>
-            <w:del w:id="9157" w:author="Claude (AI) - proposed" w:date="2026-10-15T12:57:50Z">
+            <w:del w:id="9157" w:author="Claude (AI) - proposed" w:date="2026-10-18T00:30:59Z">
               <w:r>
                 <w:rPr>
                   <w:rFonts w:ascii="Arial" w:cs="Arial" w:eastAsia="Arial" w:hAnsi="Arial"/>
@@ -16228,7 +16228,7 @@
                 <w:delText xml:space="preserve">3</w:delText>
               </w:r>
             </w:del>
-            <w:ins w:id="9158" w:author="Claude (AI) - proposed" w:date="2026-10-15T12:57:50Z">
+            <w:ins w:id="9158" w:author="Claude (AI) - proposed" w:date="2026-10-18T00:30:59Z">
               <w:r>
                 <w:rPr>
                   <w:rFonts w:ascii="Arial" w:cs="Arial" w:eastAsia="Arial" w:hAnsi="Arial"/>
@@ -16703,7 +16703,7 @@
         </w:rPr>
         <w:t xml:space="preserve">© 2026 SeaVuria and ARES. Aligned with KICD objectives. Developed by SeaVuria; technical implementation by ARES (with AI assistance from Claude). Licensed under </w:t>
       </w:r>
-      <w:hyperlink w:history="1" r:id="rIdzegdgapmf0ld8d6dl4puo">
+      <w:hyperlink w:history="1" r:id="rIdryiid2zgihlmjntrulvyi">
         <w:r>
           <w:rPr>
             <w:rFonts w:ascii="Arial" w:cs="Arial" w:eastAsia="Arial" w:hAnsi="Arial"/>
@@ -16724,7 +16724,7 @@
         </w:rPr>
         <w:t xml:space="preserve"> (</w:t>
       </w:r>
-      <w:hyperlink w:history="1" r:id="rId3mnoukwknrut4yz2nsjsj">
+      <w:hyperlink w:history="1" r:id="rId_ti6op5tvwd9_xv54jvv6">
         <w:r>
           <w:rPr>
             <w:rFonts w:ascii="Arial" w:cs="Arial" w:eastAsia="Arial" w:hAnsi="Arial"/>
@@ -17232,10 +17232,10 @@
               <w:spacing w:after="40" w:before="0"/>
               <w:jc w:val="left"/>
               <w:rPr>
-                <w:ins w:id="9160" w:author="Claude (AI) - proposed" w:date="2026-10-15T12:57:50Z"/>
-              </w:rPr>
-            </w:pPr>
-            <w:ins w:id="9159" w:author="Claude (AI) - proposed" w:date="2026-10-15T12:57:50Z">
+                <w:ins w:id="9160" w:author="Claude (AI) - proposed" w:date="2026-10-18T00:30:59Z"/>
+              </w:rPr>
+            </w:pPr>
+            <w:ins w:id="9159" w:author="Claude (AI) - proposed" w:date="2026-10-18T00:30:59Z">
               <w:r>
                 <w:rPr>
                   <w:rFonts w:ascii="Arial" w:cs="Arial" w:eastAsia="Arial" w:hAnsi="Arial"/>
@@ -17257,10 +17257,10 @@
               <w:spacing w:after="40" w:before="0"/>
               <w:jc w:val="left"/>
               <w:rPr>
-                <w:del w:id="9162" w:author="Claude (AI) - proposed" w:date="2026-10-15T12:57:50Z"/>
-              </w:rPr>
-            </w:pPr>
-            <w:del w:id="9161" w:author="Claude (AI) - proposed" w:date="2026-10-15T12:57:50Z">
+                <w:del w:id="9162" w:author="Claude (AI) - proposed" w:date="2026-10-18T00:30:59Z"/>
+              </w:rPr>
+            </w:pPr>
+            <w:del w:id="9161" w:author="Claude (AI) - proposed" w:date="2026-10-18T00:30:59Z">
               <w:r>
                 <w:rPr>
                   <w:rFonts w:ascii="Arial" w:cs="Arial" w:eastAsia="Arial" w:hAnsi="Arial"/>
@@ -17794,7 +17794,7 @@
             <w:pPr>
               <w:spacing w:after="20" w:before="0"/>
             </w:pPr>
-            <w:hyperlink w:history="1" r:id="rIdnryacvgxscsvjznjbb_qm">
+            <w:hyperlink w:history="1" r:id="rIdwvkj3h189zxu4erdpxkxt">
               <w:r>
                 <w:rPr>
                   <w:rFonts w:ascii="Arial" w:cs="Arial" w:eastAsia="Arial" w:hAnsi="Arial"/>
@@ -17827,7 +17827,7 @@
               <w:spacing w:after="10" w:before="0"/>
               <w:ind w:left="120"/>
             </w:pPr>
-            <w:hyperlink w:history="1" r:id="rIdbgqf-oqhnjufw54flc5mr">
+            <w:hyperlink w:history="1" r:id="rId9u8zuzguz0muapkldxbrr">
               <w:r>
                 <w:rPr>
                   <w:rFonts w:ascii="Arial" w:cs="Arial" w:eastAsia="Arial" w:hAnsi="Arial"/>
@@ -17872,7 +17872,7 @@
             <w:pPr>
               <w:spacing w:after="20" w:before="0"/>
             </w:pPr>
-            <w:hyperlink w:history="1" r:id="rId_rpbsc80vvaht2qmvx5bu">
+            <w:hyperlink w:history="1" r:id="rIdduyusfcfmue6fcm4rvgz7">
               <w:r>
                 <w:rPr>
                   <w:rFonts w:ascii="Arial" w:cs="Arial" w:eastAsia="Arial" w:hAnsi="Arial"/>
@@ -17905,7 +17905,7 @@
               <w:spacing w:after="10" w:before="0"/>
               <w:ind w:left="120"/>
             </w:pPr>
-            <w:hyperlink w:history="1" r:id="rIdhzoftfmzxnc-qoe-0gusy">
+            <w:hyperlink w:history="1" r:id="rIduazlucm7bt2gnsy9ipzj6">
               <w:r>
                 <w:rPr>
                   <w:rFonts w:ascii="Arial" w:cs="Arial" w:eastAsia="Arial" w:hAnsi="Arial"/>
@@ -18105,7 +18105,7 @@
             <w:pPr>
               <w:spacing w:after="20" w:before="0"/>
             </w:pPr>
-            <w:hyperlink w:history="1" r:id="rIdiox7uh1sufkbwsold-htx">
+            <w:hyperlink w:history="1" r:id="rIdjdsefcohy9d3usizlpoy8">
               <w:r>
                 <w:rPr>
                   <w:rFonts w:ascii="Arial" w:cs="Arial" w:eastAsia="Arial" w:hAnsi="Arial"/>
@@ -18138,7 +18138,7 @@
               <w:spacing w:after="10" w:before="0"/>
               <w:ind w:left="120"/>
             </w:pPr>
-            <w:hyperlink w:history="1" r:id="rIdxsnroyvgjgkna6jpmyyxn">
+            <w:hyperlink w:history="1" r:id="rIduzaoo8vm_rkoyhdnux1zt">
               <w:r>
                 <w:rPr>
                   <w:rFonts w:ascii="Arial" w:cs="Arial" w:eastAsia="Arial" w:hAnsi="Arial"/>
@@ -18183,7 +18183,7 @@
             <w:pPr>
               <w:spacing w:after="20" w:before="0"/>
             </w:pPr>
-            <w:hyperlink w:history="1" r:id="rIdntnlrb_lpfqoz7al5uzkd">
+            <w:hyperlink w:history="1" r:id="rIddilci9zc6wyicgwmxxdwq">
               <w:r>
                 <w:rPr>
                   <w:rFonts w:ascii="Arial" w:cs="Arial" w:eastAsia="Arial" w:hAnsi="Arial"/>
@@ -18216,7 +18216,7 @@
               <w:spacing w:after="10" w:before="0"/>
               <w:ind w:left="120"/>
             </w:pPr>
-            <w:hyperlink w:history="1" r:id="rIdlmnfhd2hrwxgja0njzm-l">
+            <w:hyperlink w:history="1" r:id="rIdrvsyoi-lhswobpapzk2id">
               <w:r>
                 <w:rPr>
                   <w:rFonts w:ascii="Arial" w:cs="Arial" w:eastAsia="Arial" w:hAnsi="Arial"/>
@@ -18261,7 +18261,7 @@
               </w:rPr>
               <w:t xml:space="preserve">Part A (outdoors, </w:t>
             </w:r>
-            <w:del w:id="9163" w:author="Claude (AI) - proposed" w:date="2026-10-15T12:57:50Z">
+            <w:del w:id="9163" w:author="Claude (AI) - proposed" w:date="2026-10-18T00:30:59Z">
               <w:r>
                 <w:rPr>
                   <w:rFonts w:ascii="Arial" w:cs="Arial" w:eastAsia="Arial" w:hAnsi="Arial"/>
@@ -18276,7 +18276,7 @@
                 <w:delText xml:space="preserve">12 minutes</w:delText>
               </w:r>
             </w:del>
-            <w:ins w:id="9164" w:author="Claude (AI) - proposed" w:date="2026-10-15T12:57:50Z">
+            <w:ins w:id="9164" w:author="Claude (AI) - proposed" w:date="2026-10-18T00:30:59Z">
               <w:r>
                 <w:rPr>
                   <w:rFonts w:ascii="Arial" w:cs="Arial" w:eastAsia="Arial" w:hAnsi="Arial"/>
@@ -18304,7 +18304,7 @@
               </w:rPr>
               <w:t xml:space="preserve">): In groups of four, learners go to a marked area in the school compound. One learner stands upright while the others measure the learner's height and shadow length with a tape measure or ruler and record them. Where possible they also measure the shadow of a tall object such as a flagpole, goalpost or the Nyalenda tree, at the same time. Part B (in class, </w:t>
             </w:r>
-            <w:del w:id="9165" w:author="Claude (AI) - proposed" w:date="2026-10-15T12:57:50Z">
+            <w:del w:id="9165" w:author="Claude (AI) - proposed" w:date="2026-10-18T00:30:59Z">
               <w:r>
                 <w:rPr>
                   <w:rFonts w:ascii="Arial" w:cs="Arial" w:eastAsia="Arial" w:hAnsi="Arial"/>
@@ -18319,7 +18319,7 @@
                 <w:delText xml:space="preserve">10</w:delText>
               </w:r>
             </w:del>
-            <w:ins w:id="9166" w:author="Claude (AI) - proposed" w:date="2026-10-15T12:57:50Z">
+            <w:ins w:id="9166" w:author="Claude (AI) - proposed" w:date="2026-10-18T00:30:59Z">
               <w:r>
                 <w:rPr>
                   <w:rFonts w:ascii="Arial" w:cs="Arial" w:eastAsia="Arial" w:hAnsi="Arial"/>
@@ -18347,7 +18347,7 @@
               </w:rPr>
               <w:t xml:space="preserve"> minutes): Each group draws the two triangles from the data on grid paper using scale 1 cm : </w:t>
             </w:r>
-            <w:del w:id="9167" w:author="Claude (AI) - proposed" w:date="2026-10-15T12:57:50Z">
+            <w:del w:id="9167" w:author="Claude (AI) - proposed" w:date="2026-10-18T00:30:59Z">
               <w:r>
                 <w:rPr>
                   <w:rFonts w:ascii="Arial" w:cs="Arial" w:eastAsia="Arial" w:hAnsi="Arial"/>
@@ -18362,7 +18362,7 @@
                 <w:delText xml:space="preserve">0.5 m</w:delText>
               </w:r>
             </w:del>
-            <w:ins w:id="9168" w:author="Claude (AI) - proposed" w:date="2026-10-15T12:57:50Z">
+            <w:ins w:id="9168" w:author="Claude (AI) - proposed" w:date="2026-10-18T00:30:59Z">
               <w:r>
                 <w:rPr>
                   <w:rFonts w:ascii="Arial" w:cs="Arial" w:eastAsia="Arial" w:hAnsi="Arial"/>
@@ -18390,7 +18390,7 @@
               </w:rPr>
               <w:t xml:space="preserve">: Wanjiru's triangle (vertical side 1.5 </w:t>
             </w:r>
-            <w:del w:id="9169" w:author="Claude (AI) - proposed" w:date="2026-10-15T12:57:50Z">
+            <w:del w:id="9169" w:author="Claude (AI) - proposed" w:date="2026-10-18T00:30:59Z">
               <w:r>
                 <w:rPr>
                   <w:rFonts w:ascii="Arial" w:cs="Arial" w:eastAsia="Arial" w:hAnsi="Arial"/>
@@ -18405,7 +18405,7 @@
                 <w:delText xml:space="preserve">m</w:delText>
               </w:r>
             </w:del>
-            <w:ins w:id="9170" w:author="Claude (AI) - proposed" w:date="2026-10-15T12:57:50Z">
+            <w:ins w:id="9170" w:author="Claude (AI) - proposed" w:date="2026-10-18T00:30:59Z">
               <w:r>
                 <w:rPr>
                   <w:rFonts w:ascii="Arial" w:cs="Arial" w:eastAsia="Arial" w:hAnsi="Arial"/>
@@ -18433,7 +18433,7 @@
               </w:rPr>
               <w:t xml:space="preserve">, base 2 </w:t>
             </w:r>
-            <w:del w:id="9171" w:author="Claude (AI) - proposed" w:date="2026-10-15T12:57:50Z">
+            <w:del w:id="9171" w:author="Claude (AI) - proposed" w:date="2026-10-18T00:30:59Z">
               <w:r>
                 <w:rPr>
                   <w:rFonts w:ascii="Arial" w:cs="Arial" w:eastAsia="Arial" w:hAnsi="Arial"/>
@@ -18448,7 +18448,7 @@
                 <w:delText xml:space="preserve">m</w:delText>
               </w:r>
             </w:del>
-            <w:ins w:id="9172" w:author="Claude (AI) - proposed" w:date="2026-10-15T12:57:50Z">
+            <w:ins w:id="9172" w:author="Claude (AI) - proposed" w:date="2026-10-18T00:30:59Z">
               <w:r>
                 <w:rPr>
                   <w:rFonts w:ascii="Arial" w:cs="Arial" w:eastAsia="Arial" w:hAnsi="Arial"/>
@@ -18476,7 +18476,7 @@
               </w:rPr>
               <w:t xml:space="preserve">, right angle at the ground) and the tree's triangle (base 12 </w:t>
             </w:r>
-            <w:del w:id="9173" w:author="Claude (AI) - proposed" w:date="2026-10-15T12:57:50Z">
+            <w:del w:id="9173" w:author="Claude (AI) - proposed" w:date="2026-10-18T00:30:59Z">
               <w:r>
                 <w:rPr>
                   <w:rFonts w:ascii="Arial" w:cs="Arial" w:eastAsia="Arial" w:hAnsi="Arial"/>
@@ -18491,7 +18491,7 @@
                 <w:delText xml:space="preserve">m</w:delText>
               </w:r>
             </w:del>
-            <w:ins w:id="9174" w:author="Claude (AI) - proposed" w:date="2026-10-15T12:57:50Z">
+            <w:ins w:id="9174" w:author="Claude (AI) - proposed" w:date="2026-10-18T00:30:59Z">
               <w:r>
                 <w:rPr>
                   <w:rFonts w:ascii="Arial" w:cs="Arial" w:eastAsia="Arial" w:hAnsi="Arial"/>
@@ -18552,7 +18552,7 @@
               </w:rPr>
               <w:t xml:space="preserve">Before going out, say: 'Take the measurements at the same time, because the sun moves and the shadows change.' Assign roles: measurer, holder, recorder, reporter. Say: 'Measure to the nearest 0.5 cm and check each other's reading.' Circulate with the questions: 'Which side is the shadow? Where is the right angle? What is the angle between the sun's ray and the ground?' Back indoors, give each group a protractor and say: 'Measure the angle at the end of each shadow. What do you notice?' (</w:t>
             </w:r>
-            <w:del w:id="9175" w:author="Claude (AI) - proposed" w:date="2026-10-15T12:57:50Z">
+            <w:del w:id="9175" w:author="Claude (AI) - proposed" w:date="2026-10-18T00:30:59Z">
               <w:r>
                 <w:rPr>
                   <w:rFonts w:ascii="Arial" w:cs="Arial" w:eastAsia="Arial" w:hAnsi="Arial"/>
@@ -18567,7 +18567,7 @@
                 <w:delText xml:space="preserve">Both</w:delText>
               </w:r>
             </w:del>
-            <w:ins w:id="9176" w:author="Claude (AI) - proposed" w:date="2026-10-15T12:57:50Z">
+            <w:ins w:id="9176" w:author="Claude (AI) - proposed" w:date="2026-10-18T00:30:59Z">
               <w:r>
                 <w:rPr>
                   <w:rFonts w:ascii="Arial" w:cs="Arial" w:eastAsia="Arial" w:hAnsi="Arial"/>
@@ -18595,7 +18595,7 @@
               </w:rPr>
               <w:t xml:space="preserve"> should be close to 37°</w:t>
             </w:r>
-            <w:del w:id="9177" w:author="Claude (AI) - proposed" w:date="2026-10-15T12:57:50Z">
+            <w:del w:id="9177" w:author="Claude (AI) - proposed" w:date="2026-10-18T00:30:59Z">
               <w:r>
                 <w:rPr>
                   <w:rFonts w:ascii="Arial" w:cs="Arial" w:eastAsia="Arial" w:hAnsi="Arial"/>
@@ -18610,7 +18610,7 @@
                 <w:delText xml:space="preserve">, since tan 37° ≈ 0.75, but learners just compare them</w:delText>
               </w:r>
             </w:del>
-            <w:ins w:id="9178" w:author="Claude (AI) - proposed" w:date="2026-10-15T12:57:50Z">
+            <w:ins w:id="9178" w:author="Claude (AI) - proposed" w:date="2026-10-18T00:30:59Z">
               <w:r>
                 <w:rPr>
                   <w:rFonts w:ascii="Arial" w:cs="Arial" w:eastAsia="Arial" w:hAnsi="Arial"/>
@@ -18760,7 +18760,7 @@
             <w:pPr>
               <w:spacing w:after="20" w:before="0"/>
             </w:pPr>
-            <w:hyperlink w:history="1" r:id="rId0sdu1rhcngwz7twm8hhm7">
+            <w:hyperlink w:history="1" r:id="rIdjaarq-qe5oqnmwllwung3">
               <w:r>
                 <w:rPr>
                   <w:rFonts w:ascii="Arial" w:cs="Arial" w:eastAsia="Arial" w:hAnsi="Arial"/>
@@ -18793,7 +18793,7 @@
               <w:spacing w:after="10" w:before="0"/>
               <w:ind w:left="120"/>
             </w:pPr>
-            <w:hyperlink w:history="1" r:id="rIdulwqs_gtrzmfwu82p2hvw">
+            <w:hyperlink w:history="1" r:id="rId9lw_feqggzf3ymy9vgyft">
               <w:r>
                 <w:rPr>
                   <w:rFonts w:ascii="Arial" w:cs="Arial" w:eastAsia="Arial" w:hAnsi="Arial"/>
@@ -18838,7 +18838,7 @@
             <w:pPr>
               <w:spacing w:after="20" w:before="0"/>
             </w:pPr>
-            <w:hyperlink w:history="1" r:id="rId0bv5xhxx7ll7y-shsimew">
+            <w:hyperlink w:history="1" r:id="rIdmwyosj7nk1svotoskhy9k">
               <w:r>
                 <w:rPr>
                   <w:rFonts w:ascii="Arial" w:cs="Arial" w:eastAsia="Arial" w:hAnsi="Arial"/>
@@ -18871,7 +18871,7 @@
               <w:spacing w:after="10" w:before="0"/>
               <w:ind w:left="120"/>
             </w:pPr>
-            <w:hyperlink w:history="1" r:id="rIdoiz3xsqenqxbafi8v3jmd">
+            <w:hyperlink w:history="1" r:id="rIdsbsahhhqx9xf9g8hor2ok">
               <w:r>
                 <w:rPr>
                   <w:rFonts w:ascii="Arial" w:cs="Arial" w:eastAsia="Arial" w:hAnsi="Arial"/>
@@ -18916,7 +18916,7 @@
               </w:rPr>
               <w:t xml:space="preserve">Learners use their evidence to explain why the tree's height can be found from Wanjiru's. Step 1: In groups they list the corresponding angles of the two triangles: the right angle at the ground (90°), the angle at the end of the shadow (equal, because the sun's rays are parallel and strike the ground at the same angle) and the angle at the top (equal because angles in a triangle add up to 180°). Step 2: They state that the triangles are similar (Wanjiru's triangle ~ tree's triangle). Step 3: They find the linear scale factor with Wanjiru's triangle as the object and the tree's triangle as the image: k = 12 ÷ 2 = 6. Step 4: They find the tree's height: 1.5 × 6 = 9 m. Step 5: They check by a second method using the ratio of height to shadow: 1.5 ÷ 2 = 0.75 and 0.75 × 12 = 9 m. They compare 9 m with their predictions and revise their reasoning. Step 6</w:t>
             </w:r>
-            <w:ins w:id="9179" w:author="Claude (AI) - proposed" w:date="2026-10-15T12:57:50Z">
+            <w:ins w:id="9179" w:author="Claude (AI) - proposed" w:date="2026-10-18T00:30:59Z">
               <w:r>
                 <w:rPr>
                   <w:rFonts w:ascii="Arial" w:cs="Arial" w:eastAsia="Arial" w:hAnsi="Arial"/>
@@ -19099,7 +19099,7 @@
             <w:pPr>
               <w:spacing w:after="20" w:before="0"/>
             </w:pPr>
-            <w:hyperlink w:history="1" r:id="rIdz0szc8wj48wtwvcygu0vf">
+            <w:hyperlink w:history="1" r:id="rIdnmnmtbogwsy1jc5x5ncqh">
               <w:r>
                 <w:rPr>
                   <w:rFonts w:ascii="Arial" w:cs="Arial" w:eastAsia="Arial" w:hAnsi="Arial"/>
@@ -19132,7 +19132,7 @@
               <w:spacing w:after="10" w:before="0"/>
               <w:ind w:left="120"/>
             </w:pPr>
-            <w:hyperlink w:history="1" r:id="rIdnotqjtrhsue2xvruwrazh">
+            <w:hyperlink w:history="1" r:id="rIdmw0lzipbjt1pgfurt2fyg">
               <w:r>
                 <w:rPr>
                   <w:rFonts w:ascii="Arial" w:cs="Arial" w:eastAsia="Arial" w:hAnsi="Arial"/>
@@ -19177,7 +19177,7 @@
             <w:pPr>
               <w:spacing w:after="20" w:before="0"/>
             </w:pPr>
-            <w:hyperlink w:history="1" r:id="rIdbv5noezpttelqim3svpfx">
+            <w:hyperlink w:history="1" r:id="rIdpgygiimpzql4ily4ezygf">
               <w:r>
                 <w:rPr>
                   <w:rFonts w:ascii="Arial" w:cs="Arial" w:eastAsia="Arial" w:hAnsi="Arial"/>
@@ -19210,7 +19210,7 @@
               <w:spacing w:after="10" w:before="0"/>
               <w:ind w:left="120"/>
             </w:pPr>
-            <w:hyperlink w:history="1" r:id="rIdr5cegqqv-fo-p4hf25mp7">
+            <w:hyperlink w:history="1" r:id="rIdexgw7yyawzqjg4zkf6jcp">
               <w:r>
                 <w:rPr>
                   <w:rFonts w:ascii="Arial" w:cs="Arial" w:eastAsia="Arial" w:hAnsi="Arial"/>
@@ -19410,7 +19410,7 @@
             <w:pPr>
               <w:spacing w:after="20" w:before="0"/>
             </w:pPr>
-            <w:hyperlink w:history="1" r:id="rIdegyzunjg9iqaxmgesqvvr">
+            <w:hyperlink w:history="1" r:id="rIdau-jprgidm-cjbpzanl0p">
               <w:r>
                 <w:rPr>
                   <w:rFonts w:ascii="Arial" w:cs="Arial" w:eastAsia="Arial" w:hAnsi="Arial"/>
@@ -19443,7 +19443,7 @@
               <w:spacing w:after="10" w:before="0"/>
               <w:ind w:left="120"/>
             </w:pPr>
-            <w:hyperlink w:history="1" r:id="rId-rj9m3ba1ia2ksnqozp0m">
+            <w:hyperlink w:history="1" r:id="rIdht1eep26frmfqmhowqx7q">
               <w:r>
                 <w:rPr>
                   <w:rFonts w:ascii="Arial" w:cs="Arial" w:eastAsia="Arial" w:hAnsi="Arial"/>
@@ -19488,7 +19488,7 @@
             <w:pPr>
               <w:spacing w:after="20" w:before="0"/>
             </w:pPr>
-            <w:hyperlink w:history="1" r:id="rIdgnztbmhyacherfu-pn0zk">
+            <w:hyperlink w:history="1" r:id="rIdamj6qc3pitrqf5_bvb7qh">
               <w:r>
                 <w:rPr>
                   <w:rFonts w:ascii="Arial" w:cs="Arial" w:eastAsia="Arial" w:hAnsi="Arial"/>
@@ -19537,7 +19537,7 @@
               <w:spacing w:after="10" w:before="0"/>
               <w:ind w:left="120"/>
             </w:pPr>
-            <w:hyperlink w:history="1" r:id="rIdm4-g0okyrdojirafu_szk">
+            <w:hyperlink w:history="1" r:id="rIdtag8wn3wmzjpcvx3kvep5">
               <w:r>
                 <w:rPr>
                   <w:rFonts w:ascii="Arial" w:cs="Arial" w:eastAsia="Arial" w:hAnsi="Arial"/>
@@ -20062,7 +20062,7 @@
         </w:rPr>
         <w:t xml:space="preserve">© 2026 SeaVuria and ARES. Aligned with KICD objectives. Developed by SeaVuria; technical implementation by ARES (with AI assistance from Claude). Licensed under </w:t>
       </w:r>
-      <w:hyperlink w:history="1" r:id="rIddp2nfbwupw1xkhx_b2jvl">
+      <w:hyperlink w:history="1" r:id="rIduqrruua5o5n074npti43i">
         <w:r>
           <w:rPr>
             <w:rFonts w:ascii="Arial" w:cs="Arial" w:eastAsia="Arial" w:hAnsi="Arial"/>
@@ -20083,7 +20083,7 @@
         </w:rPr>
         <w:t xml:space="preserve"> (</w:t>
       </w:r>
-      <w:hyperlink w:history="1" r:id="rIdbxu7-rv-dsqv2sn94jkqs">
+      <w:hyperlink w:history="1" r:id="rIdqafftmyykrmmikqvlpaxm">
         <w:r>
           <w:rPr>
             <w:rFonts w:ascii="Arial" w:cs="Arial" w:eastAsia="Arial" w:hAnsi="Arial"/>
@@ -20591,7 +20591,7 @@
               <w:spacing w:after="40" w:before="0"/>
               <w:jc w:val="left"/>
             </w:pPr>
-            <w:ins w:id="9180" w:author="Claude (AI) - proposed" w:date="2026-10-15T12:57:50Z">
+            <w:ins w:id="9180" w:author="Claude (AI) - proposed" w:date="2026-10-18T00:30:59Z">
               <w:r>
                 <w:rPr>
                   <w:rFonts w:ascii="Arial" w:cs="Arial" w:eastAsia="Arial" w:hAnsi="Arial"/>
@@ -20619,7 +20619,7 @@
               </w:rPr>
               <w:t xml:space="preserve">Why do we need to enlarge or reduce objects?</w:t>
             </w:r>
-            <w:del w:id="9181" w:author="Claude (AI) - proposed" w:date="2026-10-15T12:57:50Z">
+            <w:del w:id="9181" w:author="Claude (AI) - proposed" w:date="2026-10-18T00:30:59Z">
               <w:r>
                 <w:rPr>
                   <w:rFonts w:ascii="Arial" w:cs="Arial" w:eastAsia="Arial" w:hAnsi="Arial"/>
@@ -20634,7 +20634,7 @@
                 <w:delText xml:space="preserve"> How do we use similarity and enlargement in day-to-day activities? (</w:delText>
               </w:r>
             </w:del>
-            <w:ins w:id="9182" w:author="Claude (AI) - proposed" w:date="2026-10-15T12:57:50Z">
+            <w:ins w:id="9182" w:author="Claude (AI) - proposed" w:date="2026-10-18T00:30:59Z">
               <w:r>
                 <w:rPr>
                   <w:rFonts w:ascii="Arial" w:cs="Arial" w:eastAsia="Arial" w:hAnsi="Arial"/>
@@ -20662,7 +20662,7 @@
               </w:rPr>
               <w:t xml:space="preserve">Focus today: How much more or less paper does an enlarged or reduced photo need?</w:t>
             </w:r>
-            <w:del w:id="9183" w:author="Claude (AI) - proposed" w:date="2026-10-15T12:57:50Z">
+            <w:del w:id="9183" w:author="Claude (AI) - proposed" w:date="2026-10-18T00:30:59Z">
               <w:r>
                 <w:rPr>
                   <w:rFonts w:ascii="Arial" w:cs="Arial" w:eastAsia="Arial" w:hAnsi="Arial"/>
@@ -21196,7 +21196,7 @@
             <w:pPr>
               <w:spacing w:after="20" w:before="0"/>
             </w:pPr>
-            <w:hyperlink w:history="1" r:id="rIdrytxtipyium2zgie6beqm">
+            <w:hyperlink w:history="1" r:id="rIdrat8t37ual7c9urbme7t_">
               <w:r>
                 <w:rPr>
                   <w:rFonts w:ascii="Arial" w:cs="Arial" w:eastAsia="Arial" w:hAnsi="Arial"/>
@@ -21229,7 +21229,7 @@
               <w:spacing w:after="10" w:before="0"/>
               <w:ind w:left="120"/>
             </w:pPr>
-            <w:hyperlink w:history="1" r:id="rIdxmljebmo_dgqharusn5dq">
+            <w:hyperlink w:history="1" r:id="rIdvwqr72cccoxfcrj2umdkk">
               <w:r>
                 <w:rPr>
                   <w:rFonts w:ascii="Arial" w:cs="Arial" w:eastAsia="Arial" w:hAnsi="Arial"/>
@@ -21274,7 +21274,7 @@
             <w:pPr>
               <w:spacing w:after="20" w:before="0"/>
             </w:pPr>
-            <w:hyperlink w:history="1" r:id="rIdrrjarj6qqtigvchn7uqkz">
+            <w:hyperlink w:history="1" r:id="rIdo_zxrtv12-ok9nd-8hbkv">
               <w:r>
                 <w:rPr>
                   <w:rFonts w:ascii="Arial" w:cs="Arial" w:eastAsia="Arial" w:hAnsi="Arial"/>
@@ -21323,7 +21323,7 @@
               <w:spacing w:after="10" w:before="0"/>
               <w:ind w:left="120"/>
             </w:pPr>
-            <w:hyperlink w:history="1" r:id="rIdwxf51esnazz7b0u3jnq0u">
+            <w:hyperlink w:history="1" r:id="rIdddosv1x6ykv82naqgsz3q">
               <w:r>
                 <w:rPr>
                   <w:rFonts w:ascii="Arial" w:cs="Arial" w:eastAsia="Arial" w:hAnsi="Arial"/>
@@ -21401,7 +21401,7 @@
               </w:rPr>
               <w:t xml:space="preserve">Say: 'Remember Wanjiru's photo from Lakeview Photo Studio in Kisumu. In Lesson 4 we found k = 1/4 for the passport photo and k = 5 for the poster. Today we ask a new question: what happens to the paper?' Hold up the cut-outs. Ask: 'Mr Otieno uses paper and ink. Who thinks the poster needs 5 times the paper?' Give </w:t>
             </w:r>
-            <w:del w:id="9184" w:author="Claude (AI) - proposed" w:date="2026-10-15T12:57:50Z">
+            <w:del w:id="9184" w:author="Claude (AI) - proposed" w:date="2026-10-18T00:30:59Z">
               <w:r>
                 <w:rPr>
                   <w:rFonts w:ascii="Arial" w:cs="Arial" w:eastAsia="Arial" w:hAnsi="Arial"/>
@@ -21416,7 +21416,7 @@
                 <w:delText xml:space="preserve">3</w:delText>
               </w:r>
             </w:del>
-            <w:ins w:id="9185" w:author="Claude (AI) - proposed" w:date="2026-10-15T12:57:50Z">
+            <w:ins w:id="9185" w:author="Claude (AI) - proposed" w:date="2026-10-18T00:30:59Z">
               <w:r>
                 <w:rPr>
                   <w:rFonts w:ascii="Arial" w:cs="Arial" w:eastAsia="Arial" w:hAnsi="Arial"/>
@@ -21566,7 +21566,7 @@
             <w:pPr>
               <w:spacing w:after="20" w:before="0"/>
             </w:pPr>
-            <w:hyperlink w:history="1" r:id="rIdizhngmiheo5yv2obfxh47">
+            <w:hyperlink w:history="1" r:id="rIdi_u-gutswto8dvokaowxp">
               <w:r>
                 <w:rPr>
                   <w:rFonts w:ascii="Arial" w:cs="Arial" w:eastAsia="Arial" w:hAnsi="Arial"/>
@@ -21599,7 +21599,7 @@
               <w:spacing w:after="10" w:before="0"/>
               <w:ind w:left="120"/>
             </w:pPr>
-            <w:hyperlink w:history="1" r:id="rIdz_6eja86felrgcxwp5hdm">
+            <w:hyperlink w:history="1" r:id="rIdeoelwjbuvg_2joyv4etll">
               <w:r>
                 <w:rPr>
                   <w:rFonts w:ascii="Arial" w:cs="Arial" w:eastAsia="Arial" w:hAnsi="Arial"/>
@@ -21644,7 +21644,7 @@
             <w:pPr>
               <w:spacing w:after="20" w:before="0"/>
             </w:pPr>
-            <w:hyperlink w:history="1" r:id="rIdz0wdmbdqgqb5oes9ahik_">
+            <w:hyperlink w:history="1" r:id="rIdr2zgo64sfc_n6uolbbfki">
               <w:r>
                 <w:rPr>
                   <w:rFonts w:ascii="Arial" w:cs="Arial" w:eastAsia="Arial" w:hAnsi="Arial"/>
@@ -21693,7 +21693,7 @@
               <w:spacing w:after="10" w:before="0"/>
               <w:ind w:left="120"/>
             </w:pPr>
-            <w:hyperlink w:history="1" r:id="rIdjajt__cyxkuh8_v8tych-">
+            <w:hyperlink w:history="1" r:id="rIdrfrzlxx4zqkmuywwnzif7">
               <w:r>
                 <w:rPr>
                   <w:rFonts w:ascii="Arial" w:cs="Arial" w:eastAsia="Arial" w:hAnsi="Arial"/>
@@ -21738,7 +21738,7 @@
               </w:rPr>
               <w:t xml:space="preserve">Groups of 4 receive grid paper (1 cm squares), a ruler, scissors and a worksheet. Part A (about </w:t>
             </w:r>
-            <w:del w:id="9186" w:author="Claude (AI) - proposed" w:date="2026-10-15T12:57:50Z">
+            <w:del w:id="9186" w:author="Claude (AI) - proposed" w:date="2026-10-18T00:30:59Z">
               <w:r>
                 <w:rPr>
                   <w:rFonts w:ascii="Arial" w:cs="Arial" w:eastAsia="Arial" w:hAnsi="Arial"/>
@@ -21753,7 +21753,7 @@
                 <w:delText xml:space="preserve">12</w:delText>
               </w:r>
             </w:del>
-            <w:ins w:id="9187" w:author="Claude (AI) - proposed" w:date="2026-10-15T12:57:50Z">
+            <w:ins w:id="9187" w:author="Claude (AI) - proposed" w:date="2026-10-18T00:30:59Z">
               <w:r>
                 <w:rPr>
                   <w:rFonts w:ascii="Arial" w:cs="Arial" w:eastAsia="Arial" w:hAnsi="Arial"/>
@@ -21781,7 +21781,7 @@
               </w:rPr>
               <w:t xml:space="preserve"> minutes): Each group draws a rectangle of 2 cm × 3 cm on grid paper and counts its area in unit squares (6). They then draw an enlargement with k = 2 (4 cm × 6 cm) and another with k = 3 (6 cm × 9 cm)</w:t>
             </w:r>
-            <w:del w:id="9188" w:author="Claude (AI) - proposed" w:date="2026-10-15T12:57:50Z">
+            <w:del w:id="9188" w:author="Claude (AI) - proposed" w:date="2026-10-18T00:30:59Z">
               <w:r>
                 <w:rPr>
                   <w:rFonts w:ascii="Arial" w:cs="Arial" w:eastAsia="Arial" w:hAnsi="Arial"/>
@@ -21796,7 +21796,7 @@
                 <w:delText xml:space="preserve">, cut them out, and cover each with unit squares or</w:delText>
               </w:r>
             </w:del>
-            <w:ins w:id="9189" w:author="Claude (AI) - proposed" w:date="2026-10-15T12:57:50Z">
+            <w:ins w:id="9189" w:author="Claude (AI) - proposed" w:date="2026-10-18T00:30:59Z">
               <w:r>
                 <w:rPr>
                   <w:rFonts w:ascii="Arial" w:cs="Arial" w:eastAsia="Arial" w:hAnsi="Arial"/>
@@ -21824,7 +21824,7 @@
               </w:rPr>
               <w:t xml:space="preserve"> count the grid</w:t>
             </w:r>
-            <w:ins w:id="9190" w:author="Claude (AI) - proposed" w:date="2026-10-15T12:57:50Z">
+            <w:ins w:id="9190" w:author="Claude (AI) - proposed" w:date="2026-10-18T00:30:59Z">
               <w:r>
                 <w:rPr>
                   <w:rFonts w:ascii="Arial" w:cs="Arial" w:eastAsia="Arial" w:hAnsi="Arial"/>
@@ -21852,7 +21852,7 @@
               </w:rPr>
               <w:t xml:space="preserve"> squares. They fill a table: k, new width, new height, area, area ÷ 6. Results: k = 2 gives area 24 and factor 4; k = 3 gives area 54 and factor 9. They also </w:t>
             </w:r>
-            <w:del w:id="9191" w:author="Claude (AI) - proposed" w:date="2026-10-15T12:57:50Z">
+            <w:del w:id="9191" w:author="Claude (AI) - proposed" w:date="2026-10-18T00:30:59Z">
               <w:r>
                 <w:rPr>
                   <w:rFonts w:ascii="Arial" w:cs="Arial" w:eastAsia="Arial" w:hAnsi="Arial"/>
@@ -21867,7 +21867,7 @@
                 <w:delText xml:space="preserve">try a reduction by cutting a</w:delText>
               </w:r>
             </w:del>
-            <w:ins w:id="9192" w:author="Claude (AI) - proposed" w:date="2026-10-15T12:57:50Z">
+            <w:ins w:id="9192" w:author="Claude (AI) - proposed" w:date="2026-10-18T00:30:59Z">
               <w:r>
                 <w:rPr>
                   <w:rFonts w:ascii="Arial" w:cs="Arial" w:eastAsia="Arial" w:hAnsi="Arial"/>
@@ -21895,7 +21895,7 @@
               </w:rPr>
               <w:t xml:space="preserve"> 4 × 6 </w:t>
             </w:r>
-            <w:del w:id="9193" w:author="Claude (AI) - proposed" w:date="2026-10-15T12:57:50Z">
+            <w:del w:id="9193" w:author="Claude (AI) - proposed" w:date="2026-10-18T00:30:59Z">
               <w:r>
                 <w:rPr>
                   <w:rFonts w:ascii="Arial" w:cs="Arial" w:eastAsia="Arial" w:hAnsi="Arial"/>
@@ -21910,7 +21910,7 @@
                 <w:delText xml:space="preserve">rectangle in half in both directions to see that a rectangle with </w:delText>
               </w:r>
             </w:del>
-            <w:ins w:id="9194" w:author="Claude (AI) - proposed" w:date="2026-10-15T12:57:50Z">
+            <w:ins w:id="9194" w:author="Claude (AI) - proposed" w:date="2026-10-18T00:30:59Z">
               <w:r>
                 <w:rPr>
                   <w:rFonts w:ascii="Arial" w:cs="Arial" w:eastAsia="Arial" w:hAnsi="Arial"/>
@@ -21938,7 +21938,7 @@
               </w:rPr>
               <w:t xml:space="preserve">k = 1/2</w:t>
             </w:r>
-            <w:del w:id="9195" w:author="Claude (AI) - proposed" w:date="2026-10-15T12:57:50Z">
+            <w:del w:id="9195" w:author="Claude (AI) - proposed" w:date="2026-10-18T00:30:59Z">
               <w:r>
                 <w:rPr>
                   <w:rFonts w:ascii="Arial" w:cs="Arial" w:eastAsia="Arial" w:hAnsi="Arial"/>
@@ -21953,7 +21953,7 @@
                 <w:delText xml:space="preserve"> holds</w:delText>
               </w:r>
             </w:del>
-            <w:ins w:id="9196" w:author="Claude (AI) - proposed" w:date="2026-10-15T12:57:50Z">
+            <w:ins w:id="9196" w:author="Claude (AI) - proposed" w:date="2026-10-18T00:30:59Z">
               <w:r>
                 <w:rPr>
                   <w:rFonts w:ascii="Arial" w:cs="Arial" w:eastAsia="Arial" w:hAnsi="Arial"/>
@@ -21981,7 +21981,7 @@
               </w:rPr>
               <w:t xml:space="preserve"> 1/4 of the squares. Part B (about </w:t>
             </w:r>
-            <w:del w:id="9197" w:author="Claude (AI) - proposed" w:date="2026-10-15T12:57:50Z">
+            <w:del w:id="9197" w:author="Claude (AI) - proposed" w:date="2026-10-18T00:30:59Z">
               <w:r>
                 <w:rPr>
                   <w:rFonts w:ascii="Arial" w:cs="Arial" w:eastAsia="Arial" w:hAnsi="Arial"/>
@@ -21996,7 +21996,7 @@
                 <w:delText xml:space="preserve">10</w:delText>
               </w:r>
             </w:del>
-            <w:ins w:id="9198" w:author="Claude (AI) - proposed" w:date="2026-10-15T12:57:50Z">
+            <w:ins w:id="9198" w:author="Claude (AI) - proposed" w:date="2026-10-18T00:30:59Z">
               <w:r>
                 <w:rPr>
                   <w:rFonts w:ascii="Arial" w:cs="Arial" w:eastAsia="Arial" w:hAnsi="Arial"/>
@@ -22024,7 +22024,7 @@
               </w:rPr>
               <w:t xml:space="preserve"> minutes): Learners use the prints data: original 14 × 18 = 252 cm²; passport 3.5 × 4.5 = 15.75 cm²; poster 70 × 90 = 6300 cm². </w:t>
             </w:r>
-            <w:del w:id="9199" w:author="Claude (AI) - proposed" w:date="2026-10-15T12:57:50Z">
+            <w:del w:id="9199" w:author="Claude (AI) - proposed" w:date="2026-10-18T00:30:59Z">
               <w:r>
                 <w:rPr>
                   <w:rFonts w:ascii="Arial" w:cs="Arial" w:eastAsia="Arial" w:hAnsi="Arial"/>
@@ -22039,7 +22039,7 @@
                 <w:delText xml:space="preserve">For each pair they calculate</w:delText>
               </w:r>
             </w:del>
-            <w:ins w:id="9200" w:author="Claude (AI) - proposed" w:date="2026-10-15T12:57:50Z">
+            <w:ins w:id="9200" w:author="Claude (AI) - proposed" w:date="2026-10-18T00:30:59Z">
               <w:r>
                 <w:rPr>
                   <w:rFonts w:ascii="Arial" w:cs="Arial" w:eastAsia="Arial" w:hAnsi="Arial"/>
@@ -22100,7 +22100,7 @@
               </w:rPr>
               <w:t xml:space="preserve">Distribute materials</w:t>
             </w:r>
-            <w:ins w:id="9201" w:author="Claude (AI) - proposed" w:date="2026-10-15T12:57:50Z">
+            <w:ins w:id="9201" w:author="Claude (AI) - proposed" w:date="2026-10-18T00:30:59Z">
               <w:r>
                 <w:rPr>
                   <w:rFonts w:ascii="Arial" w:cs="Arial" w:eastAsia="Arial" w:hAnsi="Arial"/>
@@ -22250,7 +22250,7 @@
             <w:pPr>
               <w:spacing w:after="20" w:before="0"/>
             </w:pPr>
-            <w:hyperlink w:history="1" r:id="rIdzn78t_rp7me0fi019i_vz">
+            <w:hyperlink w:history="1" r:id="rId1heeoudzee51_5rvjnq_v">
               <w:r>
                 <w:rPr>
                   <w:rFonts w:ascii="Arial" w:cs="Arial" w:eastAsia="Arial" w:hAnsi="Arial"/>
@@ -22299,7 +22299,7 @@
               <w:spacing w:after="10" w:before="0"/>
               <w:ind w:left="120"/>
             </w:pPr>
-            <w:hyperlink w:history="1" r:id="rIdpl-nbyuhqukiaiqlle-dz">
+            <w:hyperlink w:history="1" r:id="rIdufuq-oiphayrn6ow2kv33">
               <w:r>
                 <w:rPr>
                   <w:rFonts w:ascii="Arial" w:cs="Arial" w:eastAsia="Arial" w:hAnsi="Arial"/>
@@ -22344,7 +22344,7 @@
             <w:pPr>
               <w:spacing w:after="20" w:before="0"/>
             </w:pPr>
-            <w:hyperlink w:history="1" r:id="rIdhapsvufts_tacc1_ly5zo">
+            <w:hyperlink w:history="1" r:id="rId0nlo7yqk-jahmfb80i52i">
               <w:r>
                 <w:rPr>
                   <w:rFonts w:ascii="Arial" w:cs="Arial" w:eastAsia="Arial" w:hAnsi="Arial"/>
@@ -22393,7 +22393,7 @@
               <w:spacing w:after="10" w:before="0"/>
               <w:ind w:left="120"/>
             </w:pPr>
-            <w:hyperlink w:history="1" r:id="rId1y6gkhmy7zo8eltc65om7">
+            <w:hyperlink w:history="1" r:id="rIdbbezecvmkckvatpwuvfq2">
               <w:r>
                 <w:rPr>
                   <w:rFonts w:ascii="Arial" w:cs="Arial" w:eastAsia="Arial" w:hAnsi="Arial"/>
@@ -22593,7 +22593,7 @@
             <w:pPr>
               <w:spacing w:after="20" w:before="0"/>
             </w:pPr>
-            <w:hyperlink w:history="1" r:id="rIdq05lus1_ynl3ecxdub_du">
+            <w:hyperlink w:history="1" r:id="rIdqrsjp_supub5ph-51lxyr">
               <w:r>
                 <w:rPr>
                   <w:rFonts w:ascii="Arial" w:cs="Arial" w:eastAsia="Arial" w:hAnsi="Arial"/>
@@ -22642,7 +22642,7 @@
               <w:spacing w:after="10" w:before="0"/>
               <w:ind w:left="120"/>
             </w:pPr>
-            <w:hyperlink w:history="1" r:id="rId40oxpypsww-2mswqicw_j">
+            <w:hyperlink w:history="1" r:id="rIdr542uv-pgwy6clac3g9w1">
               <w:r>
                 <w:rPr>
                   <w:rFonts w:ascii="Arial" w:cs="Arial" w:eastAsia="Arial" w:hAnsi="Arial"/>
@@ -22687,7 +22687,7 @@
             <w:pPr>
               <w:spacing w:after="20" w:before="0"/>
             </w:pPr>
-            <w:hyperlink w:history="1" r:id="rIdyavytutvdnpeq2efbinpj">
+            <w:hyperlink w:history="1" r:id="rIdbdy3jbnp6mpgw0nljy3kk">
               <w:r>
                 <w:rPr>
                   <w:rFonts w:ascii="Arial" w:cs="Arial" w:eastAsia="Arial" w:hAnsi="Arial"/>
@@ -22736,7 +22736,7 @@
               <w:spacing w:after="10" w:before="0"/>
               <w:ind w:left="120"/>
             </w:pPr>
-            <w:hyperlink w:history="1" r:id="rId2442sjqm6oboigc9ubxlo">
+            <w:hyperlink w:history="1" r:id="rId2vksb9c8hbac5aq68ezlv">
               <w:r>
                 <w:rPr>
                   <w:rFonts w:ascii="Arial" w:cs="Arial" w:eastAsia="Arial" w:hAnsi="Arial"/>
@@ -22936,7 +22936,7 @@
             <w:pPr>
               <w:spacing w:after="20" w:before="0"/>
             </w:pPr>
-            <w:hyperlink w:history="1" r:id="rIdejr13qd27evm2j6szbchc">
+            <w:hyperlink w:history="1" r:id="rIdqsn1u0ogea5s1hadaf3y7">
               <w:r>
                 <w:rPr>
                   <w:rFonts w:ascii="Arial" w:cs="Arial" w:eastAsia="Arial" w:hAnsi="Arial"/>
@@ -22985,7 +22985,7 @@
               <w:spacing w:after="10" w:before="0"/>
               <w:ind w:left="120"/>
             </w:pPr>
-            <w:hyperlink w:history="1" r:id="rIdgsx6apx1ioitszkgd4kl7">
+            <w:hyperlink w:history="1" r:id="rId3aopglnvojnql0qcxvk3z">
               <w:r>
                 <w:rPr>
                   <w:rFonts w:ascii="Arial" w:cs="Arial" w:eastAsia="Arial" w:hAnsi="Arial"/>
@@ -23030,7 +23030,7 @@
             <w:pPr>
               <w:spacing w:after="20" w:before="0"/>
             </w:pPr>
-            <w:hyperlink w:history="1" r:id="rIdkduvfryvdlbe1os_udrme">
+            <w:hyperlink w:history="1" r:id="rIdbdr_07whv7aqot_kicsbd">
               <w:r>
                 <w:rPr>
                   <w:rFonts w:ascii="Arial" w:cs="Arial" w:eastAsia="Arial" w:hAnsi="Arial"/>
@@ -23079,7 +23079,7 @@
               <w:spacing w:after="10" w:before="0"/>
               <w:ind w:left="120"/>
             </w:pPr>
-            <w:hyperlink w:history="1" r:id="rId3qynaqqxm05lgcasmizsy">
+            <w:hyperlink w:history="1" r:id="rIdd-g-as3cqioi95ghed6i7">
               <w:r>
                 <w:rPr>
                   <w:rFonts w:ascii="Arial" w:cs="Arial" w:eastAsia="Arial" w:hAnsi="Arial"/>
@@ -23604,7 +23604,7 @@
         </w:rPr>
         <w:t xml:space="preserve">© 2026 SeaVuria and ARES. Aligned with KICD objectives. Developed by SeaVuria; technical implementation by ARES (with AI assistance from Claude). Licensed under </w:t>
       </w:r>
-      <w:hyperlink w:history="1" r:id="rIdwcmnq1xyip8fpmev0s0vm">
+      <w:hyperlink w:history="1" r:id="rIdloha1h_y5rjteujk7qyjf">
         <w:r>
           <w:rPr>
             <w:rFonts w:ascii="Arial" w:cs="Arial" w:eastAsia="Arial" w:hAnsi="Arial"/>
@@ -23625,7 +23625,7 @@
         </w:rPr>
         <w:t xml:space="preserve"> (</w:t>
       </w:r>
-      <w:hyperlink w:history="1" r:id="rIdxzg0ekhvonh_gyesoslmm">
+      <w:hyperlink w:history="1" r:id="rIdridw7lspk6uzp9zwalra3">
         <w:r>
           <w:rPr>
             <w:rFonts w:ascii="Arial" w:cs="Arial" w:eastAsia="Arial" w:hAnsi="Arial"/>
@@ -24133,10 +24133,10 @@
               <w:spacing w:after="40" w:before="0"/>
               <w:jc w:val="left"/>
               <w:rPr>
-                <w:ins w:id="9203" w:author="Claude (AI) - proposed" w:date="2026-10-15T12:57:50Z"/>
-              </w:rPr>
-            </w:pPr>
-            <w:ins w:id="9202" w:author="Claude (AI) - proposed" w:date="2026-10-15T12:57:50Z">
+                <w:ins w:id="9203" w:author="Claude (AI) - proposed" w:date="2026-10-18T00:30:59Z"/>
+              </w:rPr>
+            </w:pPr>
+            <w:ins w:id="9202" w:author="Claude (AI) - proposed" w:date="2026-10-18T00:30:59Z">
               <w:r>
                 <w:rPr>
                   <w:rFonts w:ascii="Arial" w:cs="Arial" w:eastAsia="Arial" w:hAnsi="Arial"/>
@@ -24158,10 +24158,10 @@
               <w:spacing w:after="40" w:before="0"/>
               <w:jc w:val="left"/>
               <w:rPr>
-                <w:del w:id="9205" w:author="Claude (AI) - proposed" w:date="2026-10-15T12:57:50Z"/>
-              </w:rPr>
-            </w:pPr>
-            <w:del w:id="9204" w:author="Claude (AI) - proposed" w:date="2026-10-15T12:57:50Z">
+                <w:del w:id="9205" w:author="Claude (AI) - proposed" w:date="2026-10-18T00:30:59Z"/>
+              </w:rPr>
+            </w:pPr>
+            <w:del w:id="9204" w:author="Claude (AI) - proposed" w:date="2026-10-18T00:30:59Z">
               <w:r>
                 <w:rPr>
                   <w:rFonts w:ascii="Arial" w:cs="Arial" w:eastAsia="Arial" w:hAnsi="Arial"/>
@@ -24695,7 +24695,7 @@
             <w:pPr>
               <w:spacing w:after="20" w:before="0"/>
             </w:pPr>
-            <w:hyperlink w:history="1" r:id="rIduxvobfrtd5lgoo2zikwex">
+            <w:hyperlink w:history="1" r:id="rIddilrvkemaeosh_jd7cv0w">
               <w:r>
                 <w:rPr>
                   <w:rFonts w:ascii="Arial" w:cs="Arial" w:eastAsia="Arial" w:hAnsi="Arial"/>
@@ -24728,7 +24728,7 @@
               <w:spacing w:after="10" w:before="0"/>
               <w:ind w:left="120"/>
             </w:pPr>
-            <w:hyperlink w:history="1" r:id="rIdpwtjcdcvheng0-39zq7b5">
+            <w:hyperlink w:history="1" r:id="rIdzms1_e-8mnklfmy0quohk">
               <w:r>
                 <w:rPr>
                   <w:rFonts w:ascii="Arial" w:cs="Arial" w:eastAsia="Arial" w:hAnsi="Arial"/>
@@ -24773,7 +24773,7 @@
             <w:pPr>
               <w:spacing w:after="20" w:before="0"/>
             </w:pPr>
-            <w:hyperlink w:history="1" r:id="rId1mbpy4uofvfy8w43drx9v">
+            <w:hyperlink w:history="1" r:id="rIdx4yysh5fa_lbpz8ihx9t1">
               <w:r>
                 <w:rPr>
                   <w:rFonts w:ascii="Arial" w:cs="Arial" w:eastAsia="Arial" w:hAnsi="Arial"/>
@@ -24806,7 +24806,7 @@
               <w:spacing w:after="10" w:before="0"/>
               <w:ind w:left="120"/>
             </w:pPr>
-            <w:hyperlink w:history="1" r:id="rIdzavil95c6572vq5swb_-y">
+            <w:hyperlink w:history="1" r:id="rIdbyfjdoin6dtw1ycksyl80">
               <w:r>
                 <w:rPr>
                   <w:rFonts w:ascii="Arial" w:cs="Arial" w:eastAsia="Arial" w:hAnsi="Arial"/>
@@ -25006,7 +25006,7 @@
             <w:pPr>
               <w:spacing w:after="20" w:before="0"/>
             </w:pPr>
-            <w:hyperlink w:history="1" r:id="rIdarcbejlgdrbem_9vouein">
+            <w:hyperlink w:history="1" r:id="rIdhqjryffcbnpvocqyg6yxw">
               <w:r>
                 <w:rPr>
                   <w:rFonts w:ascii="Arial" w:cs="Arial" w:eastAsia="Arial" w:hAnsi="Arial"/>
@@ -25039,7 +25039,7 @@
               <w:spacing w:after="10" w:before="0"/>
               <w:ind w:left="120"/>
             </w:pPr>
-            <w:hyperlink w:history="1" r:id="rIdtq2oijfvj8vtzajw_ltag">
+            <w:hyperlink w:history="1" r:id="rIdvork9x9pbggltxn0yqr_3">
               <w:r>
                 <w:rPr>
                   <w:rFonts w:ascii="Arial" w:cs="Arial" w:eastAsia="Arial" w:hAnsi="Arial"/>
@@ -25084,7 +25084,7 @@
             <w:pPr>
               <w:spacing w:after="20" w:before="0"/>
             </w:pPr>
-            <w:hyperlink w:history="1" r:id="rIdhlg64t8igm4dnw_7d9qnj">
+            <w:hyperlink w:history="1" r:id="rId0vu2yuojq2grl7m7xgqoa">
               <w:r>
                 <w:rPr>
                   <w:rFonts w:ascii="Arial" w:cs="Arial" w:eastAsia="Arial" w:hAnsi="Arial"/>
@@ -25117,7 +25117,7 @@
               <w:spacing w:after="10" w:before="0"/>
               <w:ind w:left="120"/>
             </w:pPr>
-            <w:hyperlink w:history="1" r:id="rIdmenhmwufisuxifx8zcfce">
+            <w:hyperlink w:history="1" r:id="rIdigqc8eaze3y5rs0l3avud">
               <w:r>
                 <w:rPr>
                   <w:rFonts w:ascii="Arial" w:cs="Arial" w:eastAsia="Arial" w:hAnsi="Arial"/>
@@ -25317,7 +25317,7 @@
             <w:pPr>
               <w:spacing w:after="20" w:before="0"/>
             </w:pPr>
-            <w:hyperlink w:history="1" r:id="rIdnwirrhc1wzyfizmhf2ywp">
+            <w:hyperlink w:history="1" r:id="rIdyn2hckixzrl8i4k9xybnp">
               <w:r>
                 <w:rPr>
                   <w:rFonts w:ascii="Arial" w:cs="Arial" w:eastAsia="Arial" w:hAnsi="Arial"/>
@@ -25366,7 +25366,7 @@
               <w:spacing w:after="10" w:before="0"/>
               <w:ind w:left="120"/>
             </w:pPr>
-            <w:hyperlink w:history="1" r:id="rIdocs1w-c5gqlu4gwqc2i95">
+            <w:hyperlink w:history="1" r:id="rIdvnqatelgctf0u-pzjbh0y">
               <w:r>
                 <w:rPr>
                   <w:rFonts w:ascii="Arial" w:cs="Arial" w:eastAsia="Arial" w:hAnsi="Arial"/>
@@ -25411,7 +25411,7 @@
             <w:pPr>
               <w:spacing w:after="20" w:before="0"/>
             </w:pPr>
-            <w:hyperlink w:history="1" r:id="rIdfjl9knzvcxsqcbrkkyoyt">
+            <w:hyperlink w:history="1" r:id="rIdft8zgu4xhzdrjimu2ifpz">
               <w:r>
                 <w:rPr>
                   <w:rFonts w:ascii="Arial" w:cs="Arial" w:eastAsia="Arial" w:hAnsi="Arial"/>
@@ -25444,7 +25444,7 @@
               <w:spacing w:after="10" w:before="0"/>
               <w:ind w:left="120"/>
             </w:pPr>
-            <w:hyperlink w:history="1" r:id="rId0l2xnqobyv-iygrp-vtqk">
+            <w:hyperlink w:history="1" r:id="rIdlu6auwen91eop1d7zx_3l">
               <w:r>
                 <w:rPr>
                   <w:rFonts w:ascii="Arial" w:cs="Arial" w:eastAsia="Arial" w:hAnsi="Arial"/>
@@ -25644,7 +25644,7 @@
             <w:pPr>
               <w:spacing w:after="20" w:before="0"/>
             </w:pPr>
-            <w:hyperlink w:history="1" r:id="rIddwpxqtpwgy9-ril1le0ak">
+            <w:hyperlink w:history="1" r:id="rIdjhed6fbxmszoavkdi_510">
               <w:r>
                 <w:rPr>
                   <w:rFonts w:ascii="Arial" w:cs="Arial" w:eastAsia="Arial" w:hAnsi="Arial"/>
@@ -25693,7 +25693,7 @@
               <w:spacing w:after="10" w:before="0"/>
               <w:ind w:left="120"/>
             </w:pPr>
-            <w:hyperlink w:history="1" r:id="rIdyo1tfeyn_cdgyz-dltsto">
+            <w:hyperlink w:history="1" r:id="rIddkv7fv7oastqxiifumwf8">
               <w:r>
                 <w:rPr>
                   <w:rFonts w:ascii="Arial" w:cs="Arial" w:eastAsia="Arial" w:hAnsi="Arial"/>
@@ -25738,7 +25738,7 @@
             <w:pPr>
               <w:spacing w:after="20" w:before="0"/>
             </w:pPr>
-            <w:hyperlink w:history="1" r:id="rIdabnthpwvwrqzgndccbaen">
+            <w:hyperlink w:history="1" r:id="rIdjbkargsagicu0d6bzwgbu">
               <w:r>
                 <w:rPr>
                   <w:rFonts w:ascii="Arial" w:cs="Arial" w:eastAsia="Arial" w:hAnsi="Arial"/>
@@ -25771,7 +25771,7 @@
               <w:spacing w:after="10" w:before="0"/>
               <w:ind w:left="120"/>
             </w:pPr>
-            <w:hyperlink w:history="1" r:id="rIdpkmcdgk3x1h48orhs217w">
+            <w:hyperlink w:history="1" r:id="rIdbpuqfnnnafcdow5hhp_g6">
               <w:r>
                 <w:rPr>
                   <w:rFonts w:ascii="Arial" w:cs="Arial" w:eastAsia="Arial" w:hAnsi="Arial"/>
@@ -25816,7 +25816,7 @@
               </w:rPr>
               <w:t xml:space="preserve">Learners return to the Driving Question Board posed by Mrs Achieng: 'How can a full-size photograph of a person be resized to fit a small passport photo box without distortion?' Each group writes one new sticky note: either an answer they now have (for example 'Volume changes by k³, area by k², length by k') or a new question (for example 'Does a flat photo have volume?' 'Do all shapes follow k³?' 'How do we use k³ for real containers in Kisumu such as water tanks?'). They place their notes on the board and group them under headings such as 'What stays the same', 'What changes', and 'Still wondering'. They also note which of the </w:t>
             </w:r>
-            <w:del w:id="9206" w:author="Claude (AI) - proposed" w:date="2026-10-15T12:57:50Z">
+            <w:del w:id="9206" w:author="Claude (AI) - proposed" w:date="2026-10-18T00:30:59Z">
               <w:r>
                 <w:rPr>
                   <w:rFonts w:ascii="Arial" w:cs="Arial" w:eastAsia="Arial" w:hAnsi="Arial"/>
@@ -25844,7 +25844,7 @@
               </w:rPr>
               <w:t xml:space="preserve">key inquiry questions</w:t>
             </w:r>
-            <w:ins w:id="9207" w:author="Claude (AI) - proposed" w:date="2026-10-15T12:57:50Z">
+            <w:ins w:id="9207" w:author="Claude (AI) - proposed" w:date="2026-10-18T00:30:59Z">
               <w:r>
                 <w:rPr>
                   <w:rFonts w:ascii="Arial" w:cs="Arial" w:eastAsia="Arial" w:hAnsi="Arial"/>
@@ -26027,7 +26027,7 @@
             <w:pPr>
               <w:spacing w:after="20" w:before="0"/>
             </w:pPr>
-            <w:hyperlink w:history="1" r:id="rIdbqzcq8dzv9t2abivs8jyl">
+            <w:hyperlink w:history="1" r:id="rIdwdyb0wkz6amkc2dypnhjx">
               <w:r>
                 <w:rPr>
                   <w:rFonts w:ascii="Arial" w:cs="Arial" w:eastAsia="Arial" w:hAnsi="Arial"/>
@@ -26076,7 +26076,7 @@
               <w:spacing w:after="10" w:before="0"/>
               <w:ind w:left="120"/>
             </w:pPr>
-            <w:hyperlink w:history="1" r:id="rId0ymid0stfzu6_zft2z_41">
+            <w:hyperlink w:history="1" r:id="rId_03q9q20spmivszwyz0kf">
               <w:r>
                 <w:rPr>
                   <w:rFonts w:ascii="Arial" w:cs="Arial" w:eastAsia="Arial" w:hAnsi="Arial"/>
@@ -26121,7 +26121,7 @@
             <w:pPr>
               <w:spacing w:after="20" w:before="0"/>
             </w:pPr>
-            <w:hyperlink w:history="1" r:id="rId8zk-3cnk2pixxxbu8mewk">
+            <w:hyperlink w:history="1" r:id="rIdcopyqhn2aakbzumqdj2we">
               <w:r>
                 <w:rPr>
                   <w:rFonts w:ascii="Arial" w:cs="Arial" w:eastAsia="Arial" w:hAnsi="Arial"/>
@@ -26170,7 +26170,7 @@
               <w:spacing w:after="10" w:before="0"/>
               <w:ind w:left="120"/>
             </w:pPr>
-            <w:hyperlink w:history="1" r:id="rIdhdg--epnbxdqn6hi5y2-v">
+            <w:hyperlink w:history="1" r:id="rIdx1y56sj1j4k1hkha_b4s9">
               <w:r>
                 <w:rPr>
                   <w:rFonts w:ascii="Arial" w:cs="Arial" w:eastAsia="Arial" w:hAnsi="Arial"/>
@@ -26248,7 +26248,7 @@
               </w:rPr>
               <w:t xml:space="preserve">Say: 'Add to our model: what happens to length, area and volume when we multiply every length by k?' Give 6 minutes. Circulate and ask: 'Where on your model do you see the same k in every direction? Where is it different for the distorted print?' WAIT TIME: 10 seconds after each question. Cold-call 3 groups to explain one column of their model. Then say: 'Show me with your fingers: what is the volume factor when k = 2?' (8) Collect exit task answers. Preview Lesson 8: 'Next we shall construct enlargements from a centre using rays.' </w:t>
             </w:r>
-            <w:ins w:id="9208" w:author="Claude (AI) - proposed" w:date="2026-10-15T12:57:50Z">
+            <w:ins w:id="9208" w:author="Claude (AI) - proposed" w:date="2026-10-18T00:30:59Z">
               <w:r>
                 <w:rPr>
                   <w:rFonts w:ascii="Arial" w:cs="Arial" w:eastAsia="Arial" w:hAnsi="Arial"/>
@@ -26723,7 +26723,7 @@
         </w:rPr>
         <w:t xml:space="preserve">© 2026 SeaVuria and ARES. Aligned with KICD objectives. Developed by SeaVuria; technical implementation by ARES (with AI assistance from Claude). Licensed under </w:t>
       </w:r>
-      <w:hyperlink w:history="1" r:id="rIdlsbv6cpxvqzo0imkilm4f">
+      <w:hyperlink w:history="1" r:id="rId8jgu_osx5rkzum0twdys0">
         <w:r>
           <w:rPr>
             <w:rFonts w:ascii="Arial" w:cs="Arial" w:eastAsia="Arial" w:hAnsi="Arial"/>
@@ -26744,7 +26744,7 @@
         </w:rPr>
         <w:t xml:space="preserve"> (</w:t>
       </w:r>
-      <w:hyperlink w:history="1" r:id="rId7tnqsgleykbgdvqlhxn8y">
+      <w:hyperlink w:history="1" r:id="rIdq3uf4f0jpn4wuicqwwbuf">
         <w:r>
           <w:rPr>
             <w:rFonts w:ascii="Arial" w:cs="Arial" w:eastAsia="Arial" w:hAnsi="Arial"/>
@@ -27252,10 +27252,10 @@
               <w:spacing w:after="40" w:before="0"/>
               <w:jc w:val="left"/>
               <w:rPr>
-                <w:ins w:id="9210" w:author="Claude (AI) - proposed" w:date="2026-10-15T12:57:50Z"/>
-              </w:rPr>
-            </w:pPr>
-            <w:ins w:id="9209" w:author="Claude (AI) - proposed" w:date="2026-10-15T12:57:50Z">
+                <w:ins w:id="9210" w:author="Claude (AI) - proposed" w:date="2026-10-18T00:30:59Z"/>
+              </w:rPr>
+            </w:pPr>
+            <w:ins w:id="9209" w:author="Claude (AI) - proposed" w:date="2026-10-18T00:30:59Z">
               <w:r>
                 <w:rPr>
                   <w:rFonts w:ascii="Arial" w:cs="Arial" w:eastAsia="Arial" w:hAnsi="Arial"/>
@@ -27277,10 +27277,10 @@
               <w:spacing w:after="40" w:before="0"/>
               <w:jc w:val="left"/>
               <w:rPr>
-                <w:del w:id="9212" w:author="Claude (AI) - proposed" w:date="2026-10-15T12:57:50Z"/>
-              </w:rPr>
-            </w:pPr>
-            <w:del w:id="9211" w:author="Claude (AI) - proposed" w:date="2026-10-15T12:57:50Z">
+                <w:del w:id="9212" w:author="Claude (AI) - proposed" w:date="2026-10-18T00:30:59Z"/>
+              </w:rPr>
+            </w:pPr>
+            <w:del w:id="9211" w:author="Claude (AI) - proposed" w:date="2026-10-18T00:30:59Z">
               <w:r>
                 <w:rPr>
                   <w:rFonts w:ascii="Arial" w:cs="Arial" w:eastAsia="Arial" w:hAnsi="Arial"/>
@@ -27814,7 +27814,7 @@
             <w:pPr>
               <w:spacing w:after="20" w:before="0"/>
             </w:pPr>
-            <w:hyperlink w:history="1" r:id="rIdjdv5mqb98lek76tremqtj">
+            <w:hyperlink w:history="1" r:id="rIdqiafgbpqy7pq6lfaljpbp">
               <w:r>
                 <w:rPr>
                   <w:rFonts w:ascii="Arial" w:cs="Arial" w:eastAsia="Arial" w:hAnsi="Arial"/>
@@ -27847,7 +27847,7 @@
               <w:spacing w:after="10" w:before="0"/>
               <w:ind w:left="120"/>
             </w:pPr>
-            <w:hyperlink w:history="1" r:id="rIdscd0oarnqaf_mazynj3aq">
+            <w:hyperlink w:history="1" r:id="rIdhzydk-uk89ogr4zfxlwhf">
               <w:r>
                 <w:rPr>
                   <w:rFonts w:ascii="Arial" w:cs="Arial" w:eastAsia="Arial" w:hAnsi="Arial"/>
@@ -27892,7 +27892,7 @@
             <w:pPr>
               <w:spacing w:after="20" w:before="0"/>
             </w:pPr>
-            <w:hyperlink w:history="1" r:id="rIdbt5c0z1z4jra4fgmd45fm">
+            <w:hyperlink w:history="1" r:id="rId0jztarmpvepynu-at5dnq">
               <w:r>
                 <w:rPr>
                   <w:rFonts w:ascii="Arial" w:cs="Arial" w:eastAsia="Arial" w:hAnsi="Arial"/>
@@ -27925,7 +27925,7 @@
               <w:spacing w:after="10" w:before="0"/>
               <w:ind w:left="120"/>
             </w:pPr>
-            <w:hyperlink w:history="1" r:id="rIdww8vsqse-x7phupnvvqgi">
+            <w:hyperlink w:history="1" r:id="rId4y_ohna6hzqneubmxjd8v">
               <w:r>
                 <w:rPr>
                   <w:rFonts w:ascii="Arial" w:cs="Arial" w:eastAsia="Arial" w:hAnsi="Arial"/>
@@ -28125,7 +28125,7 @@
             <w:pPr>
               <w:spacing w:after="20" w:before="0"/>
             </w:pPr>
-            <w:hyperlink w:history="1" r:id="rIdx9ko1n3cz5a4eydphlhkd">
+            <w:hyperlink w:history="1" r:id="rId9kkr3ocvb948zu1xbsl6w">
               <w:r>
                 <w:rPr>
                   <w:rFonts w:ascii="Arial" w:cs="Arial" w:eastAsia="Arial" w:hAnsi="Arial"/>
@@ -28158,7 +28158,7 @@
               <w:spacing w:after="10" w:before="0"/>
               <w:ind w:left="120"/>
             </w:pPr>
-            <w:hyperlink w:history="1" r:id="rIdjww--kxor63coeszuudbn">
+            <w:hyperlink w:history="1" r:id="rIdfnowapsx_hyostrpztze2">
               <w:r>
                 <w:rPr>
                   <w:rFonts w:ascii="Arial" w:cs="Arial" w:eastAsia="Arial" w:hAnsi="Arial"/>
@@ -28203,7 +28203,7 @@
             <w:pPr>
               <w:spacing w:after="20" w:before="0"/>
             </w:pPr>
-            <w:hyperlink w:history="1" r:id="rId0cjr86myugia-nc6a_mso">
+            <w:hyperlink w:history="1" r:id="rIdfj77ynumhbfp1ddjubceh">
               <w:r>
                 <w:rPr>
                   <w:rFonts w:ascii="Arial" w:cs="Arial" w:eastAsia="Arial" w:hAnsi="Arial"/>
@@ -28236,7 +28236,7 @@
               <w:spacing w:after="10" w:before="0"/>
               <w:ind w:left="120"/>
             </w:pPr>
-            <w:hyperlink w:history="1" r:id="rIdkhrdfbjzmh-qjh9sohvjj">
+            <w:hyperlink w:history="1" r:id="rIdr__ue-spkpwqe7atoadxp">
               <w:r>
                 <w:rPr>
                   <w:rFonts w:ascii="Arial" w:cs="Arial" w:eastAsia="Arial" w:hAnsi="Arial"/>
@@ -28314,7 +28314,7 @@
               </w:rPr>
               <w:t xml:space="preserve">Distribute materials: 'Take out your grid paper, ruler and protractor. Plot O at the origin and triangle ABC. Today, our rule is that nobody moves on until the whole group agrees on the position of A'.' Model on the board only Step 1 for point A. Circulate with these prompts: 'Which ray does B' lie on? How do you know?' 'How far is A' from O compared with A from O?' 'What do you notice about the coordinates of A and A'?' Ask groups who finish early: 'Does C' lie on the line through O and C?' Pause the class at the halfway point: 'Stop and look at your ray for C. WAIT TIME 10 seconds. Is C' where you expected?' Check that rays are extended, not just segments. Cold-call 2 groups to report the length ratios A'B' : AB and B'C' : BC.</w:t>
             </w:r>
-            <w:ins w:id="9213" w:author="Claude (AI) - proposed" w:date="2026-10-15T12:57:50Z">
+            <w:ins w:id="9213" w:author="Claude (AI) - proposed" w:date="2026-10-18T00:30:59Z">
               <w:r>
                 <w:rPr>
                   <w:rFonts w:ascii="Arial" w:cs="Arial" w:eastAsia="Arial" w:hAnsi="Arial"/>
@@ -28451,7 +28451,7 @@
             <w:pPr>
               <w:spacing w:after="20" w:before="0"/>
             </w:pPr>
-            <w:hyperlink w:history="1" r:id="rIduj8f1olcbuppeywevrqz0">
+            <w:hyperlink w:history="1" r:id="rId5lml6j4xfriuttfk4x_vh">
               <w:r>
                 <w:rPr>
                   <w:rFonts w:ascii="Arial" w:cs="Arial" w:eastAsia="Arial" w:hAnsi="Arial"/>
@@ -28484,7 +28484,7 @@
               <w:spacing w:after="10" w:before="0"/>
               <w:ind w:left="120"/>
             </w:pPr>
-            <w:hyperlink w:history="1" r:id="rIdfckx-7folggchkwc7dzod">
+            <w:hyperlink w:history="1" r:id="rId6mgtbn30a0k7mdujxcd0_">
               <w:r>
                 <w:rPr>
                   <w:rFonts w:ascii="Arial" w:cs="Arial" w:eastAsia="Arial" w:hAnsi="Arial"/>
@@ -28529,7 +28529,7 @@
             <w:pPr>
               <w:spacing w:after="20" w:before="0"/>
             </w:pPr>
-            <w:hyperlink w:history="1" r:id="rIdn9mqt7n79u_j2vxw_crkq">
+            <w:hyperlink w:history="1" r:id="rIdqewlj4qq6oqumdhdlt7q7">
               <w:r>
                 <w:rPr>
                   <w:rFonts w:ascii="Arial" w:cs="Arial" w:eastAsia="Arial" w:hAnsi="Arial"/>
@@ -28562,7 +28562,7 @@
               <w:spacing w:after="10" w:before="0"/>
               <w:ind w:left="120"/>
             </w:pPr>
-            <w:hyperlink w:history="1" r:id="rIdyfqcmvj3pjizntpxkstzt">
+            <w:hyperlink w:history="1" r:id="rId3eweogjjdl2ms2snf5vs3">
               <w:r>
                 <w:rPr>
                   <w:rFonts w:ascii="Arial" w:cs="Arial" w:eastAsia="Arial" w:hAnsi="Arial"/>
@@ -28640,7 +28640,7 @@
               </w:rPr>
               <w:t xml:space="preserve">Say: 'Use your table. Claim first, then evidence, then reasoning.' Give 3 minutes of writing with WAIT TIME of at least 10 to 15 seconds after each question you pose to the whole class before taking answers. Ask: 'If we had used a scale factor of 2 for the width but 3 for the height, what would happen to the angle at </w:t>
             </w:r>
-            <w:del w:id="9214" w:author="Claude (AI) - proposed" w:date="2026-10-15T12:57:50Z">
+            <w:del w:id="9214" w:author="Claude (AI) - proposed" w:date="2026-10-18T00:30:59Z">
               <w:r>
                 <w:rPr>
                   <w:rFonts w:ascii="Arial" w:cs="Arial" w:eastAsia="Arial" w:hAnsi="Arial"/>
@@ -28655,7 +28655,7 @@
                 <w:delText xml:space="preserve">A'?</w:delText>
               </w:r>
             </w:del>
-            <w:ins w:id="9215" w:author="Claude (AI) - proposed" w:date="2026-10-15T12:57:50Z">
+            <w:ins w:id="9215" w:author="Claude (AI) - proposed" w:date="2026-10-18T00:30:59Z">
               <w:r>
                 <w:rPr>
                   <w:rFonts w:ascii="Arial" w:cs="Arial" w:eastAsia="Arial" w:hAnsi="Arial"/>
@@ -28805,7 +28805,7 @@
             <w:pPr>
               <w:spacing w:after="20" w:before="0"/>
             </w:pPr>
-            <w:hyperlink w:history="1" r:id="rIdqhvw8sjmnarsho0m_shr5">
+            <w:hyperlink w:history="1" r:id="rId0rzydhkl6yu5wrkd-y-4g">
               <w:r>
                 <w:rPr>
                   <w:rFonts w:ascii="Arial" w:cs="Arial" w:eastAsia="Arial" w:hAnsi="Arial"/>
@@ -28838,7 +28838,7 @@
               <w:spacing w:after="10" w:before="0"/>
               <w:ind w:left="120"/>
             </w:pPr>
-            <w:hyperlink w:history="1" r:id="rId_porvb15-b3w9f9v02x3d">
+            <w:hyperlink w:history="1" r:id="rIdkjzph8_am0sl1gfdmgui4">
               <w:r>
                 <w:rPr>
                   <w:rFonts w:ascii="Arial" w:cs="Arial" w:eastAsia="Arial" w:hAnsi="Arial"/>
@@ -28883,7 +28883,7 @@
             <w:pPr>
               <w:spacing w:after="20" w:before="0"/>
             </w:pPr>
-            <w:hyperlink w:history="1" r:id="rId1kwcj4u-4x4lfvp2pjo17">
+            <w:hyperlink w:history="1" r:id="rIdi198se7fgsdbxwjegtrva">
               <w:r>
                 <w:rPr>
                   <w:rFonts w:ascii="Arial" w:cs="Arial" w:eastAsia="Arial" w:hAnsi="Arial"/>
@@ -28916,7 +28916,7 @@
               <w:spacing w:after="10" w:before="0"/>
               <w:ind w:left="120"/>
             </w:pPr>
-            <w:hyperlink w:history="1" r:id="rIdnan7xo2rkpjnk-m0xtznr">
+            <w:hyperlink w:history="1" r:id="rId--blpxlw8kp85orzfi3y2">
               <w:r>
                 <w:rPr>
                   <w:rFonts w:ascii="Arial" w:cs="Arial" w:eastAsia="Arial" w:hAnsi="Arial"/>
@@ -29116,7 +29116,7 @@
             <w:pPr>
               <w:spacing w:after="20" w:before="0"/>
             </w:pPr>
-            <w:hyperlink w:history="1" r:id="rIdciptnswafv1dfkravd589">
+            <w:hyperlink w:history="1" r:id="rId8qtdg_rtkgjds4eu0fz5o">
               <w:r>
                 <w:rPr>
                   <w:rFonts w:ascii="Arial" w:cs="Arial" w:eastAsia="Arial" w:hAnsi="Arial"/>
@@ -29149,7 +29149,7 @@
               <w:spacing w:after="10" w:before="0"/>
               <w:ind w:left="120"/>
             </w:pPr>
-            <w:hyperlink w:history="1" r:id="rIdd8s5gf-ghkngi1odin-kj">
+            <w:hyperlink w:history="1" r:id="rIdmisxe_aznrwmwfnpcovvt">
               <w:r>
                 <w:rPr>
                   <w:rFonts w:ascii="Arial" w:cs="Arial" w:eastAsia="Arial" w:hAnsi="Arial"/>
@@ -29194,7 +29194,7 @@
             <w:pPr>
               <w:spacing w:after="20" w:before="0"/>
             </w:pPr>
-            <w:hyperlink w:history="1" r:id="rIdiilw4mkw64sff7ojfrme0">
+            <w:hyperlink w:history="1" r:id="rIdqegfuktjzkljj_albbvsv">
               <w:r>
                 <w:rPr>
                   <w:rFonts w:ascii="Arial" w:cs="Arial" w:eastAsia="Arial" w:hAnsi="Arial"/>
@@ -29243,7 +29243,7 @@
               <w:spacing w:after="10" w:before="0"/>
               <w:ind w:left="120"/>
             </w:pPr>
-            <w:hyperlink w:history="1" r:id="rIdlgkp0ajp93y7g6269xjut">
+            <w:hyperlink w:history="1" r:id="rId9lvr-e9upg0ezptmgfeub">
               <w:r>
                 <w:rPr>
                   <w:rFonts w:ascii="Arial" w:cs="Arial" w:eastAsia="Arial" w:hAnsi="Arial"/>
@@ -29768,7 +29768,7 @@
         </w:rPr>
         <w:t xml:space="preserve">© 2026 SeaVuria and ARES. Aligned with KICD objectives. Developed by SeaVuria; technical implementation by ARES (with AI assistance from Claude). Licensed under </w:t>
       </w:r>
-      <w:hyperlink w:history="1" r:id="rIdl8wq-9xnufapidzvfclkd">
+      <w:hyperlink w:history="1" r:id="rIdyym2wteaa7gb3xknjfzpe">
         <w:r>
           <w:rPr>
             <w:rFonts w:ascii="Arial" w:cs="Arial" w:eastAsia="Arial" w:hAnsi="Arial"/>
@@ -29789,7 +29789,7 @@
         </w:rPr>
         <w:t xml:space="preserve"> (</w:t>
       </w:r>
-      <w:hyperlink w:history="1" r:id="rIdlskevvdrkubzidkongbyd">
+      <w:hyperlink w:history="1" r:id="rIdj8llkk4yfkdnb6ciz82jq">
         <w:r>
           <w:rPr>
             <w:rFonts w:ascii="Arial" w:cs="Arial" w:eastAsia="Arial" w:hAnsi="Arial"/>
@@ -30297,10 +30297,10 @@
               <w:spacing w:after="40" w:before="0"/>
               <w:jc w:val="left"/>
               <w:rPr>
-                <w:ins w:id="9217" w:author="Claude (AI) - proposed" w:date="2026-10-15T12:57:50Z"/>
-              </w:rPr>
-            </w:pPr>
-            <w:ins w:id="9216" w:author="Claude (AI) - proposed" w:date="2026-10-15T12:57:50Z">
+                <w:ins w:id="9217" w:author="Claude (AI) - proposed" w:date="2026-10-18T00:30:59Z"/>
+              </w:rPr>
+            </w:pPr>
+            <w:ins w:id="9216" w:author="Claude (AI) - proposed" w:date="2026-10-18T00:30:59Z">
               <w:r>
                 <w:rPr>
                   <w:rFonts w:ascii="Arial" w:cs="Arial" w:eastAsia="Arial" w:hAnsi="Arial"/>
@@ -30322,10 +30322,10 @@
               <w:spacing w:after="40" w:before="0"/>
               <w:jc w:val="left"/>
               <w:rPr>
-                <w:del w:id="9219" w:author="Claude (AI) - proposed" w:date="2026-10-15T12:57:50Z"/>
-              </w:rPr>
-            </w:pPr>
-            <w:del w:id="9218" w:author="Claude (AI) - proposed" w:date="2026-10-15T12:57:50Z">
+                <w:del w:id="9219" w:author="Claude (AI) - proposed" w:date="2026-10-18T00:30:59Z"/>
+              </w:rPr>
+            </w:pPr>
+            <w:del w:id="9218" w:author="Claude (AI) - proposed" w:date="2026-10-18T00:30:59Z">
               <w:r>
                 <w:rPr>
                   <w:rFonts w:ascii="Arial" w:cs="Arial" w:eastAsia="Arial" w:hAnsi="Arial"/>
@@ -30571,7 +30571,7 @@
               </w:rPr>
               <w:t xml:space="preserve">Mrs Achieng returns to the Driving Question Board: How can a full-size photograph be resized to fit a small passport box without distortion? Learners recall that Wanjiru's original 14 × 18 cm print became a 3.5 × 4.5 cm passport print, a scale factor of 1/4 (image ÷ object), and that Lesson 8 showed how to build an enlargement from a centre using rays with k = 2. In this lesson learners predict what happens when k is a fraction or negative, then construct on grid paper the images of triangle ABC with A(1,1), B(3,1), C(1,2) and centre O(0,0): first k = 1/2 giving A'(0.5,0.5), B'(1.5,0.5), C'(0.5,1), then k = -2 giving A'(-2,-2), B'(-6,-2), C'(-2,-4). They measure sides and angles, compare ratios and angles with the object, and connect the reduction to the passport print and the inverted image to a projector (a pinhole </w:t>
             </w:r>
-            <w:del w:id="9220" w:author="Claude (AI) - proposed" w:date="2026-10-15T12:57:50Z">
+            <w:del w:id="9220" w:author="Claude (AI) - proposed" w:date="2026-10-18T00:30:59Z">
               <w:r>
                 <w:rPr>
                   <w:rFonts w:ascii="Arial" w:cs="Arial" w:eastAsia="Arial" w:hAnsi="Arial"/>
@@ -30586,7 +30586,7 @@
                 <w:delText xml:space="preserve">or torch-and-cutout demonstration</w:delText>
               </w:r>
             </w:del>
-            <w:ins w:id="9221" w:author="Claude (AI) - proposed" w:date="2026-10-15T12:57:50Z">
+            <w:ins w:id="9221" w:author="Claude (AI) - proposed" w:date="2026-10-18T00:30:59Z">
               <w:r>
                 <w:rPr>
                   <w:rFonts w:ascii="Arial" w:cs="Arial" w:eastAsia="Arial" w:hAnsi="Arial"/>
@@ -30902,7 +30902,7 @@
             <w:pPr>
               <w:spacing w:after="20" w:before="0"/>
             </w:pPr>
-            <w:hyperlink w:history="1" r:id="rIdtvgfub6kyyuxp3yr5jgqu">
+            <w:hyperlink w:history="1" r:id="rIdz-lknvx3qnkkq6wbdmtzc">
               <w:r>
                 <w:rPr>
                   <w:rFonts w:ascii="Arial" w:cs="Arial" w:eastAsia="Arial" w:hAnsi="Arial"/>
@@ -30935,7 +30935,7 @@
               <w:spacing w:after="10" w:before="0"/>
               <w:ind w:left="120"/>
             </w:pPr>
-            <w:hyperlink w:history="1" r:id="rIdxbpjrbzjqmunqtoxzugnv">
+            <w:hyperlink w:history="1" r:id="rId-v4pwoopxryz4pmdrhlf5">
               <w:r>
                 <w:rPr>
                   <w:rFonts w:ascii="Arial" w:cs="Arial" w:eastAsia="Arial" w:hAnsi="Arial"/>
@@ -30980,7 +30980,7 @@
             <w:pPr>
               <w:spacing w:after="20" w:before="0"/>
             </w:pPr>
-            <w:hyperlink w:history="1" r:id="rId3gefirijtbejsiqw4swds">
+            <w:hyperlink w:history="1" r:id="rIdimsuzd7kelteluprgdpzi">
               <w:r>
                 <w:rPr>
                   <w:rFonts w:ascii="Arial" w:cs="Arial" w:eastAsia="Arial" w:hAnsi="Arial"/>
@@ -31029,7 +31029,7 @@
               <w:spacing w:after="10" w:before="0"/>
               <w:ind w:left="120"/>
             </w:pPr>
-            <w:hyperlink w:history="1" r:id="rIdlkqqpvfvmmayaerbnhm9w">
+            <w:hyperlink w:history="1" r:id="rIdyinj-fdnkscyvvaojb5lo">
               <w:r>
                 <w:rPr>
                   <w:rFonts w:ascii="Arial" w:cs="Arial" w:eastAsia="Arial" w:hAnsi="Arial"/>
@@ -31229,7 +31229,7 @@
             <w:pPr>
               <w:spacing w:after="20" w:before="0"/>
             </w:pPr>
-            <w:hyperlink w:history="1" r:id="rIdpw1zvucawpjh2ztspvaqd">
+            <w:hyperlink w:history="1" r:id="rIdzcbkoqzb8ulvc73oxzmtr">
               <w:r>
                 <w:rPr>
                   <w:rFonts w:ascii="Arial" w:cs="Arial" w:eastAsia="Arial" w:hAnsi="Arial"/>
@@ -31262,7 +31262,7 @@
               <w:spacing w:after="10" w:before="0"/>
               <w:ind w:left="120"/>
             </w:pPr>
-            <w:hyperlink w:history="1" r:id="rId8mvutfbgunqcjzlthrmrg">
+            <w:hyperlink w:history="1" r:id="rIddxxicpfjn_p-kqospifff">
               <w:r>
                 <w:rPr>
                   <w:rFonts w:ascii="Arial" w:cs="Arial" w:eastAsia="Arial" w:hAnsi="Arial"/>
@@ -31307,7 +31307,7 @@
             <w:pPr>
               <w:spacing w:after="20" w:before="0"/>
             </w:pPr>
-            <w:hyperlink w:history="1" r:id="rId86x3epd8fcucaiuhxzcoi">
+            <w:hyperlink w:history="1" r:id="rIdbhu4jftst05d4qvpmmyta">
               <w:r>
                 <w:rPr>
                   <w:rFonts w:ascii="Arial" w:cs="Arial" w:eastAsia="Arial" w:hAnsi="Arial"/>
@@ -31356,7 +31356,7 @@
               <w:spacing w:after="10" w:before="0"/>
               <w:ind w:left="120"/>
             </w:pPr>
-            <w:hyperlink w:history="1" r:id="rIdkuxrs_uanwymrikvr0jm7">
+            <w:hyperlink w:history="1" r:id="rId0gixvsjgrgm3qjtwgtk7z">
               <w:r>
                 <w:rPr>
                   <w:rFonts w:ascii="Arial" w:cs="Arial" w:eastAsia="Arial" w:hAnsi="Arial"/>
@@ -31401,7 +31401,7 @@
               </w:rPr>
               <w:t xml:space="preserve">Part A (15 min total for Observe): Using grid paper (axes from -7 to 7), each group plots triangle ABC with A(1,1), B(3,1), C(1,2) and centre O(0,0). Construction 1, k = 1/2: they draw rays from O through A, B and C, measure OA, OB, OC, mark A', B', C' at half the distance from O, and read the coordinates, obtaining A'(0.5,0.5), B'(1.5,0.5), C'(0.5,1). They check by multiplying each coordinate by 1/2. Construction 2, k = -2: they draw the rays from O through A, B, C extended backwards past O, mark A', B', C' on the opposite side at twice the distance, obtaining A'(-2,-2), B'(-6,-2), C'(-2,-4). They measure AB, A'B' and angles at A, A' (90°) and compare. Part B: a short </w:t>
             </w:r>
-            <w:del w:id="9222" w:author="Claude (AI) - proposed" w:date="2026-10-15T12:57:50Z">
+            <w:del w:id="9222" w:author="Claude (AI) - proposed" w:date="2026-10-18T00:30:59Z">
               <w:r>
                 <w:rPr>
                   <w:rFonts w:ascii="Arial" w:cs="Arial" w:eastAsia="Arial" w:hAnsi="Arial"/>
@@ -31416,7 +31416,7 @@
                 <w:delText xml:space="preserve">projector demonstration:</w:delText>
               </w:r>
             </w:del>
-            <w:ins w:id="9223" w:author="Claude (AI) - proposed" w:date="2026-10-15T12:57:50Z">
+            <w:ins w:id="9223" w:author="Claude (AI) - proposed" w:date="2026-10-18T00:30:59Z">
               <w:r>
                 <w:rPr>
                   <w:rFonts w:ascii="Arial" w:cs="Arial" w:eastAsia="Arial" w:hAnsi="Arial"/>
@@ -31444,7 +31444,7 @@
               </w:rPr>
               <w:t xml:space="preserve"> Mrs Achieng holds a </w:t>
             </w:r>
-            <w:del w:id="9224" w:author="Claude (AI) - proposed" w:date="2026-10-15T12:57:50Z">
+            <w:del w:id="9224" w:author="Claude (AI) - proposed" w:date="2026-10-18T00:30:59Z">
               <w:r>
                 <w:rPr>
                   <w:rFonts w:ascii="Arial" w:cs="Arial" w:eastAsia="Arial" w:hAnsi="Arial"/>
@@ -31459,7 +31459,7 @@
                 <w:delText xml:space="preserve">cut-out triangle in front of a torch (or a pinhole in a card on a sunny wall)</w:delText>
               </w:r>
             </w:del>
-            <w:ins w:id="9225" w:author="Claude (AI) - proposed" w:date="2026-10-15T12:57:50Z">
+            <w:ins w:id="9225" w:author="Claude (AI) - proposed" w:date="2026-10-18T00:30:59Z">
               <w:r>
                 <w:rPr>
                   <w:rFonts w:ascii="Arial" w:cs="Arial" w:eastAsia="Arial" w:hAnsi="Arial"/>
@@ -31487,7 +31487,7 @@
               </w:rPr>
               <w:t xml:space="preserve"> and learners see </w:t>
             </w:r>
-            <w:del w:id="9226" w:author="Claude (AI) - proposed" w:date="2026-10-15T12:57:50Z">
+            <w:del w:id="9226" w:author="Claude (AI) - proposed" w:date="2026-10-18T00:30:59Z">
               <w:r>
                 <w:rPr>
                   <w:rFonts w:ascii="Arial" w:cs="Arial" w:eastAsia="Arial" w:hAnsi="Arial"/>
@@ -31502,7 +31502,7 @@
                 <w:delText xml:space="preserve">the inverted, enlarged image on the wall</w:delText>
               </w:r>
             </w:del>
-            <w:ins w:id="9227" w:author="Claude (AI) - proposed" w:date="2026-10-15T12:57:50Z">
+            <w:ins w:id="9227" w:author="Claude (AI) - proposed" w:date="2026-10-18T00:30:59Z">
               <w:r>
                 <w:rPr>
                   <w:rFonts w:ascii="Arial" w:cs="Arial" w:eastAsia="Arial" w:hAnsi="Arial"/>
@@ -31563,7 +31563,7 @@
               </w:rPr>
               <w:t xml:space="preserve">Distribute grid paper and say: 'Use the same ray method from Lesson 8. For k = 1/2 the image point is half as far from O as the object point. Measure it, do not guess.' Circulate and ask: 'Which side of O is A' on? How far is OA' compared with OA?' For k = -2, say: 'Negative means go through O and out the other side. Extend your ray backwards.' Cold-call 3 groups to read their image coordinates aloud and write them on the board for checking against A'(0.5,0.5), B'(1.5,0.5), C'(0.5,1) and A'(-2,-2), B'(-6,-2), C'(-2,-4). WAIT TIME: give 10-15 seconds of silent measuring before asking 'What do you notice about AB and A'B'?' For the </w:t>
             </w:r>
-            <w:del w:id="9228" w:author="Claude (AI) - proposed" w:date="2026-10-15T12:57:50Z">
+            <w:del w:id="9228" w:author="Claude (AI) - proposed" w:date="2026-10-18T00:30:59Z">
               <w:r>
                 <w:rPr>
                   <w:rFonts w:ascii="Arial" w:cs="Arial" w:eastAsia="Arial" w:hAnsi="Arial"/>
@@ -31578,7 +31578,7 @@
                 <w:delText xml:space="preserve">projector</w:delText>
               </w:r>
             </w:del>
-            <w:ins w:id="9229" w:author="Claude (AI) - proposed" w:date="2026-10-15T12:57:50Z">
+            <w:ins w:id="9229" w:author="Claude (AI) - proposed" w:date="2026-10-18T00:30:59Z">
               <w:r>
                 <w:rPr>
                   <w:rFonts w:ascii="Arial" w:cs="Arial" w:eastAsia="Arial" w:hAnsi="Arial"/>
@@ -31606,7 +31606,7 @@
               </w:rPr>
               <w:t xml:space="preserve"> demonstration, stand to the side, </w:t>
             </w:r>
-            <w:del w:id="9230" w:author="Claude (AI) - proposed" w:date="2026-10-15T12:57:50Z">
+            <w:del w:id="9230" w:author="Claude (AI) - proposed" w:date="2026-10-18T00:30:59Z">
               <w:r>
                 <w:rPr>
                   <w:rFonts w:ascii="Arial" w:cs="Arial" w:eastAsia="Arial" w:hAnsi="Arial"/>
@@ -31621,7 +31621,7 @@
                 <w:delText xml:space="preserve">switch on the torch</w:delText>
               </w:r>
             </w:del>
-            <w:ins w:id="9231" w:author="Claude (AI) - proposed" w:date="2026-10-15T12:57:50Z">
+            <w:ins w:id="9231" w:author="Claude (AI) - proposed" w:date="2026-10-18T00:30:59Z">
               <w:r>
                 <w:rPr>
                   <w:rFonts w:ascii="Arial" w:cs="Arial" w:eastAsia="Arial" w:hAnsi="Arial"/>
@@ -31649,7 +31649,7 @@
               </w:rPr>
               <w:t xml:space="preserve">, and ask: 'What do you see</w:t>
             </w:r>
-            <w:ins w:id="9232" w:author="Claude (AI) - proposed" w:date="2026-10-15T12:57:50Z">
+            <w:ins w:id="9232" w:author="Claude (AI) - proposed" w:date="2026-10-18T00:30:59Z">
               <w:r>
                 <w:rPr>
                   <w:rFonts w:ascii="Arial" w:cs="Arial" w:eastAsia="Arial" w:hAnsi="Arial"/>
@@ -31677,7 +31677,7 @@
               </w:rPr>
               <w:t xml:space="preserve">? Is the picture upside down? Is it still the same shape?</w:t>
             </w:r>
-            <w:del w:id="9233" w:author="Claude (AI) - proposed" w:date="2026-10-15T12:57:50Z">
+            <w:del w:id="9233" w:author="Claude (AI) - proposed" w:date="2026-10-18T00:30:59Z">
               <w:r>
                 <w:rPr>
                   <w:rFonts w:ascii="Arial" w:cs="Arial" w:eastAsia="Arial" w:hAnsi="Arial"/>
@@ -31692,7 +31692,7 @@
                 <w:delText xml:space="preserve">'</w:delText>
               </w:r>
             </w:del>
-            <w:ins w:id="9234" w:author="Claude (AI) - proposed" w:date="2026-10-15T12:57:50Z">
+            <w:ins w:id="9234" w:author="Claude (AI) - proposed" w:date="2026-10-18T00:30:59Z">
               <w:r>
                 <w:rPr>
                   <w:rFonts w:ascii="Arial" w:cs="Arial" w:eastAsia="Arial" w:hAnsi="Arial"/>
@@ -31842,7 +31842,7 @@
             <w:pPr>
               <w:spacing w:after="20" w:before="0"/>
             </w:pPr>
-            <w:hyperlink w:history="1" r:id="rIdvskzywrpxppj6a0p_rqnl">
+            <w:hyperlink w:history="1" r:id="rIdfovmusa2fmafut8palhq2">
               <w:r>
                 <w:rPr>
                   <w:rFonts w:ascii="Arial" w:cs="Arial" w:eastAsia="Arial" w:hAnsi="Arial"/>
@@ -31875,7 +31875,7 @@
               <w:spacing w:after="10" w:before="0"/>
               <w:ind w:left="120"/>
             </w:pPr>
-            <w:hyperlink w:history="1" r:id="rIdqa7w1zhs2bsxvypida1xf">
+            <w:hyperlink w:history="1" r:id="rIdizbdtzdv9xs4zlwlgynzz">
               <w:r>
                 <w:rPr>
                   <w:rFonts w:ascii="Arial" w:cs="Arial" w:eastAsia="Arial" w:hAnsi="Arial"/>
@@ -31920,7 +31920,7 @@
             <w:pPr>
               <w:spacing w:after="20" w:before="0"/>
             </w:pPr>
-            <w:hyperlink w:history="1" r:id="rIdrdht81bt1ifll4e0nl_sb">
+            <w:hyperlink w:history="1" r:id="rIdyjj0v2jpj6f4aycsdklht">
               <w:r>
                 <w:rPr>
                   <w:rFonts w:ascii="Arial" w:cs="Arial" w:eastAsia="Arial" w:hAnsi="Arial"/>
@@ -31969,7 +31969,7 @@
               <w:spacing w:after="10" w:before="0"/>
               <w:ind w:left="120"/>
             </w:pPr>
-            <w:hyperlink w:history="1" r:id="rIdok8xnjgkp7mamlvsa07ey">
+            <w:hyperlink w:history="1" r:id="rIdacaygalz2yfc1ebu2fpsh">
               <w:r>
                 <w:rPr>
                   <w:rFonts w:ascii="Arial" w:cs="Arial" w:eastAsia="Arial" w:hAnsi="Arial"/>
@@ -32169,7 +32169,7 @@
             <w:pPr>
               <w:spacing w:after="20" w:before="0"/>
             </w:pPr>
-            <w:hyperlink w:history="1" r:id="rIdr3cc6ay9oraiioh5aadfn">
+            <w:hyperlink w:history="1" r:id="rIdzs5urkuuobefkautu58fv">
               <w:r>
                 <w:rPr>
                   <w:rFonts w:ascii="Arial" w:cs="Arial" w:eastAsia="Arial" w:hAnsi="Arial"/>
@@ -32202,7 +32202,7 @@
               <w:spacing w:after="10" w:before="0"/>
               <w:ind w:left="120"/>
             </w:pPr>
-            <w:hyperlink w:history="1" r:id="rId0nz66avmg4nedhwf9gkqb">
+            <w:hyperlink w:history="1" r:id="rIdjsncbaejbnghxrhedslir">
               <w:r>
                 <w:rPr>
                   <w:rFonts w:ascii="Arial" w:cs="Arial" w:eastAsia="Arial" w:hAnsi="Arial"/>
@@ -32247,7 +32247,7 @@
             <w:pPr>
               <w:spacing w:after="20" w:before="0"/>
             </w:pPr>
-            <w:hyperlink w:history="1" r:id="rIdcwqmljyxev0gtzcui_eg6">
+            <w:hyperlink w:history="1" r:id="rIdng_jyzm3kganqqap1tu-i">
               <w:r>
                 <w:rPr>
                   <w:rFonts w:ascii="Arial" w:cs="Arial" w:eastAsia="Arial" w:hAnsi="Arial"/>
@@ -32296,7 +32296,7 @@
               <w:spacing w:after="10" w:before="0"/>
               <w:ind w:left="120"/>
             </w:pPr>
-            <w:hyperlink w:history="1" r:id="rId6kxsvi_vdnlo8fbmmv3n6">
+            <w:hyperlink w:history="1" r:id="rIdoohdaqak0ma9i3c-jh2n4">
               <w:r>
                 <w:rPr>
                   <w:rFonts w:ascii="Arial" w:cs="Arial" w:eastAsia="Arial" w:hAnsi="Arial"/>
@@ -32496,7 +32496,7 @@
             <w:pPr>
               <w:spacing w:after="20" w:before="0"/>
             </w:pPr>
-            <w:hyperlink w:history="1" r:id="rIdov4fl7nralk8hpbepilrb">
+            <w:hyperlink w:history="1" r:id="rIdsg3a0bawao94wq2r3fu8p">
               <w:r>
                 <w:rPr>
                   <w:rFonts w:ascii="Arial" w:cs="Arial" w:eastAsia="Arial" w:hAnsi="Arial"/>
@@ -32545,7 +32545,7 @@
               <w:spacing w:after="10" w:before="0"/>
               <w:ind w:left="120"/>
             </w:pPr>
-            <w:hyperlink w:history="1" r:id="rIdoq0eh9wev5loweckle9hp">
+            <w:hyperlink w:history="1" r:id="rIdzfp82rslrjt_jmc3ovwzf">
               <w:r>
                 <w:rPr>
                   <w:rFonts w:ascii="Arial" w:cs="Arial" w:eastAsia="Arial" w:hAnsi="Arial"/>
@@ -32590,7 +32590,7 @@
             <w:pPr>
               <w:spacing w:after="20" w:before="0"/>
             </w:pPr>
-            <w:hyperlink w:history="1" r:id="rId3wlhl9a-nhhczk_wnggkf">
+            <w:hyperlink w:history="1" r:id="rIdezthn8h8kpar8vs-ao0zy">
               <w:r>
                 <w:rPr>
                   <w:rFonts w:ascii="Arial" w:cs="Arial" w:eastAsia="Arial" w:hAnsi="Arial"/>
@@ -32639,7 +32639,7 @@
               <w:spacing w:after="10" w:before="0"/>
               <w:ind w:left="120"/>
             </w:pPr>
-            <w:hyperlink w:history="1" r:id="rIdx5d9vd7hra1bll6kgpwwq">
+            <w:hyperlink w:history="1" r:id="rIddsv3wg03apjssiikwdagr">
               <w:r>
                 <w:rPr>
                   <w:rFonts w:ascii="Arial" w:cs="Arial" w:eastAsia="Arial" w:hAnsi="Arial"/>
@@ -33164,7 +33164,7 @@
         </w:rPr>
         <w:t xml:space="preserve">© 2026 SeaVuria and ARES. Aligned with KICD objectives. Developed by SeaVuria; technical implementation by ARES (with AI assistance from Claude). Licensed under </w:t>
       </w:r>
-      <w:hyperlink w:history="1" r:id="rIdhmo-6qney0zjo2ocytlhf">
+      <w:hyperlink w:history="1" r:id="rIdgkbiiiaqhkqreasb3usxm">
         <w:r>
           <w:rPr>
             <w:rFonts w:ascii="Arial" w:cs="Arial" w:eastAsia="Arial" w:hAnsi="Arial"/>
@@ -33185,7 +33185,7 @@
         </w:rPr>
         <w:t xml:space="preserve"> (</w:t>
       </w:r>
-      <w:hyperlink w:history="1" r:id="rIdnklrhtjulo5gmavfgr-aq">
+      <w:hyperlink w:history="1" r:id="rIddcadgxql008_koxe7smmm">
         <w:r>
           <w:rPr>
             <w:rFonts w:ascii="Arial" w:cs="Arial" w:eastAsia="Arial" w:hAnsi="Arial"/>
@@ -33693,10 +33693,10 @@
               <w:spacing w:after="40" w:before="0"/>
               <w:jc w:val="left"/>
               <w:rPr>
-                <w:ins w:id="9236" w:author="Claude (AI) - proposed" w:date="2026-10-15T12:57:50Z"/>
-              </w:rPr>
-            </w:pPr>
-            <w:ins w:id="9235" w:author="Claude (AI) - proposed" w:date="2026-10-15T12:57:50Z">
+                <w:ins w:id="9236" w:author="Claude (AI) - proposed" w:date="2026-10-18T00:30:59Z"/>
+              </w:rPr>
+            </w:pPr>
+            <w:ins w:id="9235" w:author="Claude (AI) - proposed" w:date="2026-10-18T00:30:59Z">
               <w:r>
                 <w:rPr>
                   <w:rFonts w:ascii="Arial" w:cs="Arial" w:eastAsia="Arial" w:hAnsi="Arial"/>
@@ -33718,10 +33718,10 @@
               <w:spacing w:after="40" w:before="0"/>
               <w:jc w:val="left"/>
               <w:rPr>
-                <w:del w:id="9238" w:author="Claude (AI) - proposed" w:date="2026-10-15T12:57:50Z"/>
-              </w:rPr>
-            </w:pPr>
-            <w:del w:id="9237" w:author="Claude (AI) - proposed" w:date="2026-10-15T12:57:50Z">
+                <w:del w:id="9238" w:author="Claude (AI) - proposed" w:date="2026-10-18T00:30:59Z"/>
+              </w:rPr>
+            </w:pPr>
+            <w:del w:id="9237" w:author="Claude (AI) - proposed" w:date="2026-10-18T00:30:59Z">
               <w:r>
                 <w:rPr>
                   <w:rFonts w:ascii="Arial" w:cs="Arial" w:eastAsia="Arial" w:hAnsi="Arial"/>
@@ -34255,7 +34255,7 @@
             <w:pPr>
               <w:spacing w:after="20" w:before="0"/>
             </w:pPr>
-            <w:hyperlink w:history="1" r:id="rIdwgym8ryjidnh_63qj5run">
+            <w:hyperlink w:history="1" r:id="rIdocfxkfopipxmb-f7w5l1i">
               <w:r>
                 <w:rPr>
                   <w:rFonts w:ascii="Arial" w:cs="Arial" w:eastAsia="Arial" w:hAnsi="Arial"/>
@@ -34288,7 +34288,7 @@
               <w:spacing w:after="10" w:before="0"/>
               <w:ind w:left="120"/>
             </w:pPr>
-            <w:hyperlink w:history="1" r:id="rIdc4z3rdi-tpvdicytvgigd">
+            <w:hyperlink w:history="1" r:id="rIdufom3ytp-pkqarndbfacd">
               <w:r>
                 <w:rPr>
                   <w:rFonts w:ascii="Arial" w:cs="Arial" w:eastAsia="Arial" w:hAnsi="Arial"/>
@@ -34333,7 +34333,7 @@
             <w:pPr>
               <w:spacing w:after="20" w:before="0"/>
             </w:pPr>
-            <w:hyperlink w:history="1" r:id="rIdgqglnhypis7nbwtpk1sjp">
+            <w:hyperlink w:history="1" r:id="rIdri-bboled2zvsgr0ga0ro">
               <w:r>
                 <w:rPr>
                   <w:rFonts w:ascii="Arial" w:cs="Arial" w:eastAsia="Arial" w:hAnsi="Arial"/>
@@ -34366,7 +34366,7 @@
               <w:spacing w:after="10" w:before="0"/>
               <w:ind w:left="120"/>
             </w:pPr>
-            <w:hyperlink w:history="1" r:id="rId4qstp0j86sezrr4xtsxpw">
+            <w:hyperlink w:history="1" r:id="rIdh35yakncspzue7krthh8s">
               <w:r>
                 <w:rPr>
                   <w:rFonts w:ascii="Arial" w:cs="Arial" w:eastAsia="Arial" w:hAnsi="Arial"/>
@@ -34566,7 +34566,7 @@
             <w:pPr>
               <w:spacing w:after="20" w:before="0"/>
             </w:pPr>
-            <w:hyperlink w:history="1" r:id="rIdtjevavy8fvmjckfrqfwgk">
+            <w:hyperlink w:history="1" r:id="rIdfloxr3dglm_baxow8l0ta">
               <w:r>
                 <w:rPr>
                   <w:rFonts w:ascii="Arial" w:cs="Arial" w:eastAsia="Arial" w:hAnsi="Arial"/>
@@ -34599,7 +34599,7 @@
               <w:spacing w:after="10" w:before="0"/>
               <w:ind w:left="120"/>
             </w:pPr>
-            <w:hyperlink w:history="1" r:id="rId03c6srywlbua1quj_0y2y">
+            <w:hyperlink w:history="1" r:id="rId6v6zuchnpvw_9rbed1zj5">
               <w:r>
                 <w:rPr>
                   <w:rFonts w:ascii="Arial" w:cs="Arial" w:eastAsia="Arial" w:hAnsi="Arial"/>
@@ -34644,7 +34644,7 @@
             <w:pPr>
               <w:spacing w:after="20" w:before="0"/>
             </w:pPr>
-            <w:hyperlink w:history="1" r:id="rIdazicqss18hlasude15aft">
+            <w:hyperlink w:history="1" r:id="rIdwpjf4aq1ofjunk87evth1">
               <w:r>
                 <w:rPr>
                   <w:rFonts w:ascii="Arial" w:cs="Arial" w:eastAsia="Arial" w:hAnsi="Arial"/>
@@ -34677,7 +34677,7 @@
               <w:spacing w:after="10" w:before="0"/>
               <w:ind w:left="120"/>
             </w:pPr>
-            <w:hyperlink w:history="1" r:id="rIdloflkptt-jxevnnvpj4ux">
+            <w:hyperlink w:history="1" r:id="rIdxpdbbspvrsvibwgvs1woa">
               <w:r>
                 <w:rPr>
                   <w:rFonts w:ascii="Arial" w:cs="Arial" w:eastAsia="Arial" w:hAnsi="Arial"/>
@@ -34877,7 +34877,7 @@
             <w:pPr>
               <w:spacing w:after="20" w:before="0"/>
             </w:pPr>
-            <w:hyperlink w:history="1" r:id="rIds1ybmr9eodtqdcq15czit">
+            <w:hyperlink w:history="1" r:id="rIdwsjyijfsezkqic4uyxhmq">
               <w:r>
                 <w:rPr>
                   <w:rFonts w:ascii="Arial" w:cs="Arial" w:eastAsia="Arial" w:hAnsi="Arial"/>
@@ -34910,7 +34910,7 @@
               <w:spacing w:after="10" w:before="0"/>
               <w:ind w:left="120"/>
             </w:pPr>
-            <w:hyperlink w:history="1" r:id="rIdtbl-z1pjqyxaagy7iac6f">
+            <w:hyperlink w:history="1" r:id="rIdylshgfncqdd-_v11p2n6m">
               <w:r>
                 <w:rPr>
                   <w:rFonts w:ascii="Arial" w:cs="Arial" w:eastAsia="Arial" w:hAnsi="Arial"/>
@@ -34955,7 +34955,7 @@
             <w:pPr>
               <w:spacing w:after="20" w:before="0"/>
             </w:pPr>
-            <w:hyperlink w:history="1" r:id="rIds0cqkzcwv-cdvahsyop5i">
+            <w:hyperlink w:history="1" r:id="rIdjzt-5lks-jldv9xcx7xit">
               <w:r>
                 <w:rPr>
                   <w:rFonts w:ascii="Arial" w:cs="Arial" w:eastAsia="Arial" w:hAnsi="Arial"/>
@@ -34988,7 +34988,7 @@
               <w:spacing w:after="10" w:before="0"/>
               <w:ind w:left="120"/>
             </w:pPr>
-            <w:hyperlink w:history="1" r:id="rIdr9wkngu-q8i5k_u1ovz-3">
+            <w:hyperlink w:history="1" r:id="rIdoqh5dg1amh1qq9tsjrwcl">
               <w:r>
                 <w:rPr>
                   <w:rFonts w:ascii="Arial" w:cs="Arial" w:eastAsia="Arial" w:hAnsi="Arial"/>
@@ -35188,7 +35188,7 @@
             <w:pPr>
               <w:spacing w:after="20" w:before="0"/>
             </w:pPr>
-            <w:hyperlink w:history="1" r:id="rIdcof1kfrmo62bqk77whs8s">
+            <w:hyperlink w:history="1" r:id="rIdo6q3wk5kq51gy7ymd8qpl">
               <w:r>
                 <w:rPr>
                   <w:rFonts w:ascii="Arial" w:cs="Arial" w:eastAsia="Arial" w:hAnsi="Arial"/>
@@ -35221,7 +35221,7 @@
               <w:spacing w:after="10" w:before="0"/>
               <w:ind w:left="120"/>
             </w:pPr>
-            <w:hyperlink w:history="1" r:id="rIdorugb2dtcp7pc-8u2vcjx">
+            <w:hyperlink w:history="1" r:id="rIdfxpa1jh-bkc7ejjs4wwqa">
               <w:r>
                 <w:rPr>
                   <w:rFonts w:ascii="Arial" w:cs="Arial" w:eastAsia="Arial" w:hAnsi="Arial"/>
@@ -35266,7 +35266,7 @@
             <w:pPr>
               <w:spacing w:after="20" w:before="0"/>
             </w:pPr>
-            <w:hyperlink w:history="1" r:id="rIdzjiss51vnynibf-cigjn4">
+            <w:hyperlink w:history="1" r:id="rId7zdrjaz5qrgqcwd1zlh50">
               <w:r>
                 <w:rPr>
                   <w:rFonts w:ascii="Arial" w:cs="Arial" w:eastAsia="Arial" w:hAnsi="Arial"/>
@@ -35299,7 +35299,7 @@
               <w:spacing w:after="10" w:before="0"/>
               <w:ind w:left="120"/>
             </w:pPr>
-            <w:hyperlink w:history="1" r:id="rIdwhvi_6q1ig8dysbu8fjek">
+            <w:hyperlink w:history="1" r:id="rIdiymuw3ztxdcvlanlnqxem">
               <w:r>
                 <w:rPr>
                   <w:rFonts w:ascii="Arial" w:cs="Arial" w:eastAsia="Arial" w:hAnsi="Arial"/>
@@ -35499,7 +35499,7 @@
             <w:pPr>
               <w:spacing w:after="20" w:before="0"/>
             </w:pPr>
-            <w:hyperlink w:history="1" r:id="rIdg7rxw4ihbcxbrrtrlktaq">
+            <w:hyperlink w:history="1" r:id="rId3-2yssdx7deycoucm1q5w">
               <w:r>
                 <w:rPr>
                   <w:rFonts w:ascii="Arial" w:cs="Arial" w:eastAsia="Arial" w:hAnsi="Arial"/>
@@ -35548,7 +35548,7 @@
               <w:spacing w:after="10" w:before="0"/>
               <w:ind w:left="120"/>
             </w:pPr>
-            <w:hyperlink w:history="1" r:id="rId--tatlqybireemwgz6zfn">
+            <w:hyperlink w:history="1" r:id="rIdgeoak1k0v95ispunubsgi">
               <w:r>
                 <w:rPr>
                   <w:rFonts w:ascii="Arial" w:cs="Arial" w:eastAsia="Arial" w:hAnsi="Arial"/>
@@ -35593,7 +35593,7 @@
             <w:pPr>
               <w:spacing w:after="20" w:before="0"/>
             </w:pPr>
-            <w:hyperlink w:history="1" r:id="rIdhty-9o68roetayb5-xceh">
+            <w:hyperlink w:history="1" r:id="rIdwayyfkarm721-p_irusfr">
               <w:r>
                 <w:rPr>
                   <w:rFonts w:ascii="Arial" w:cs="Arial" w:eastAsia="Arial" w:hAnsi="Arial"/>
@@ -35642,7 +35642,7 @@
               <w:spacing w:after="10" w:before="0"/>
               <w:ind w:left="120"/>
             </w:pPr>
-            <w:hyperlink w:history="1" r:id="rIdmtlxy4fdfwvxy9_c9nh3s">
+            <w:hyperlink w:history="1" r:id="rIdfhv5mk6axhto4sufryaxw">
               <w:r>
                 <w:rPr>
                   <w:rFonts w:ascii="Arial" w:cs="Arial" w:eastAsia="Arial" w:hAnsi="Arial"/>
@@ -36167,7 +36167,7 @@
         </w:rPr>
         <w:t xml:space="preserve">© 2026 SeaVuria and ARES. Aligned with KICD objectives. Developed by SeaVuria; technical implementation by ARES (with AI assistance from Claude). Licensed under </w:t>
       </w:r>
-      <w:hyperlink w:history="1" r:id="rIdhrrjgxqmeyr2ry4vc6zcb">
+      <w:hyperlink w:history="1" r:id="rIdjiz3imwqfxyt_46hb3s4l">
         <w:r>
           <w:rPr>
             <w:rFonts w:ascii="Arial" w:cs="Arial" w:eastAsia="Arial" w:hAnsi="Arial"/>
@@ -36188,7 +36188,7 @@
         </w:rPr>
         <w:t xml:space="preserve"> (</w:t>
       </w:r>
-      <w:hyperlink w:history="1" r:id="rIdq97f9l1uwkx6_bh3pi35g">
+      <w:hyperlink w:history="1" r:id="rIddcibz5n7bxgo5ksxowt8x">
         <w:r>
           <w:rPr>
             <w:rFonts w:ascii="Arial" w:cs="Arial" w:eastAsia="Arial" w:hAnsi="Arial"/>
@@ -36696,10 +36696,10 @@
               <w:spacing w:after="40" w:before="0"/>
               <w:jc w:val="left"/>
               <w:rPr>
-                <w:ins w:id="9240" w:author="Claude (AI) - proposed" w:date="2026-10-15T12:57:50Z"/>
-              </w:rPr>
-            </w:pPr>
-            <w:ins w:id="9239" w:author="Claude (AI) - proposed" w:date="2026-10-15T12:57:50Z">
+                <w:ins w:id="9240" w:author="Claude (AI) - proposed" w:date="2026-10-18T00:30:59Z"/>
+              </w:rPr>
+            </w:pPr>
+            <w:ins w:id="9239" w:author="Claude (AI) - proposed" w:date="2026-10-18T00:30:59Z">
               <w:r>
                 <w:rPr>
                   <w:rFonts w:ascii="Arial" w:cs="Arial" w:eastAsia="Arial" w:hAnsi="Arial"/>
@@ -36721,10 +36721,10 @@
               <w:spacing w:after="40" w:before="0"/>
               <w:jc w:val="left"/>
               <w:rPr>
-                <w:del w:id="9242" w:author="Claude (AI) - proposed" w:date="2026-10-15T12:57:50Z"/>
-              </w:rPr>
-            </w:pPr>
-            <w:del w:id="9241" w:author="Claude (AI) - proposed" w:date="2026-10-15T12:57:50Z">
+                <w:del w:id="9242" w:author="Claude (AI) - proposed" w:date="2026-10-18T00:30:59Z"/>
+              </w:rPr>
+            </w:pPr>
+            <w:del w:id="9241" w:author="Claude (AI) - proposed" w:date="2026-10-18T00:30:59Z">
               <w:r>
                 <w:rPr>
                   <w:rFonts w:ascii="Arial" w:cs="Arial" w:eastAsia="Arial" w:hAnsi="Arial"/>
@@ -37258,7 +37258,7 @@
             <w:pPr>
               <w:spacing w:after="20" w:before="0"/>
             </w:pPr>
-            <w:hyperlink w:history="1" r:id="rIdhmjui2tlixq3_at2rmrfz">
+            <w:hyperlink w:history="1" r:id="rIdrhonta2y-lchxgys2qpng">
               <w:r>
                 <w:rPr>
                   <w:rFonts w:ascii="Arial" w:cs="Arial" w:eastAsia="Arial" w:hAnsi="Arial"/>
@@ -37291,7 +37291,7 @@
               <w:spacing w:after="10" w:before="0"/>
               <w:ind w:left="120"/>
             </w:pPr>
-            <w:hyperlink w:history="1" r:id="rIdfbdbva2d3t9clpunlq38s">
+            <w:hyperlink w:history="1" r:id="rIdicw1nprrdmityalzuadpm">
               <w:r>
                 <w:rPr>
                   <w:rFonts w:ascii="Arial" w:cs="Arial" w:eastAsia="Arial" w:hAnsi="Arial"/>
@@ -37336,7 +37336,7 @@
             <w:pPr>
               <w:spacing w:after="20" w:before="0"/>
             </w:pPr>
-            <w:hyperlink w:history="1" r:id="rIdams8pephthuy_mbnfj643">
+            <w:hyperlink w:history="1" r:id="rIdpiczxrv2ducdabhii28bh">
               <w:r>
                 <w:rPr>
                   <w:rFonts w:ascii="Arial" w:cs="Arial" w:eastAsia="Arial" w:hAnsi="Arial"/>
@@ -37369,7 +37369,7 @@
               <w:spacing w:after="10" w:before="0"/>
               <w:ind w:left="120"/>
             </w:pPr>
-            <w:hyperlink w:history="1" r:id="rIdwes0usbkzgypoazy_-jrl">
+            <w:hyperlink w:history="1" r:id="rIdb8ughprwnna9oprsvcmsx">
               <w:r>
                 <w:rPr>
                   <w:rFonts w:ascii="Arial" w:cs="Arial" w:eastAsia="Arial" w:hAnsi="Arial"/>
@@ -37569,7 +37569,7 @@
             <w:pPr>
               <w:spacing w:after="20" w:before="0"/>
             </w:pPr>
-            <w:hyperlink w:history="1" r:id="rIdgcnjufjn5lvcr-z1psawp">
+            <w:hyperlink w:history="1" r:id="rIdiu-pns94tb6iabg3kpuh5">
               <w:r>
                 <w:rPr>
                   <w:rFonts w:ascii="Arial" w:cs="Arial" w:eastAsia="Arial" w:hAnsi="Arial"/>
@@ -37602,7 +37602,7 @@
               <w:spacing w:after="10" w:before="0"/>
               <w:ind w:left="120"/>
             </w:pPr>
-            <w:hyperlink w:history="1" r:id="rIdd8-5hhgspobuehvcf26xv">
+            <w:hyperlink w:history="1" r:id="rIddujhfeym0xyl0jnonm6bb">
               <w:r>
                 <w:rPr>
                   <w:rFonts w:ascii="Arial" w:cs="Arial" w:eastAsia="Arial" w:hAnsi="Arial"/>
@@ -37647,7 +37647,7 @@
             <w:pPr>
               <w:spacing w:after="20" w:before="0"/>
             </w:pPr>
-            <w:hyperlink w:history="1" r:id="rIdk8yymtvi-1qllrbyaq99r">
+            <w:hyperlink w:history="1" r:id="rIdhvzbilryr-lbprqltmpsg">
               <w:r>
                 <w:rPr>
                   <w:rFonts w:ascii="Arial" w:cs="Arial" w:eastAsia="Arial" w:hAnsi="Arial"/>
@@ -37680,7 +37680,7 @@
               <w:spacing w:after="10" w:before="0"/>
               <w:ind w:left="120"/>
             </w:pPr>
-            <w:hyperlink w:history="1" r:id="rIdwdjxwrxozwws5jifwejfk">
+            <w:hyperlink w:history="1" r:id="rIdarpfhzloe9ms0ydkmhv1g">
               <w:r>
                 <w:rPr>
                   <w:rFonts w:ascii="Arial" w:cs="Arial" w:eastAsia="Arial" w:hAnsi="Arial"/>
@@ -37725,7 +37725,7 @@
               </w:rPr>
               <w:t xml:space="preserve">Learners rotate through three </w:t>
             </w:r>
-            <w:del w:id="9243" w:author="Claude (AI) - proposed" w:date="2026-10-15T12:57:50Z">
+            <w:del w:id="9243" w:author="Claude (AI) - proposed" w:date="2026-10-18T00:30:59Z">
               <w:r>
                 <w:rPr>
                   <w:rFonts w:ascii="Arial" w:cs="Arial" w:eastAsia="Arial" w:hAnsi="Arial"/>
@@ -37740,7 +37740,7 @@
                 <w:delText xml:space="preserve">6</w:delText>
               </w:r>
             </w:del>
-            <w:ins w:id="9244" w:author="Claude (AI) - proposed" w:date="2026-10-15T12:57:50Z">
+            <w:ins w:id="9244" w:author="Claude (AI) - proposed" w:date="2026-10-18T00:30:59Z">
               <w:r>
                 <w:rPr>
                   <w:rFonts w:ascii="Arial" w:cs="Arial" w:eastAsia="Arial" w:hAnsi="Arial"/>
@@ -37801,7 +37801,7 @@
               </w:rPr>
               <w:t xml:space="preserve">Before groups move, model the first line of Station A on the board: "Object: the real distance 26 500 000 cm. Image: the map distance. k = image ÷ object." Circulate with a checklist. Ask at Station A: "Why must we change kilometres to centimetres before dividing?" At Station B ask: "The sides tripled. Did the area triple? Show me on your grid." At Station C ask: "Which number do you cube, the sides or the scale factor?" Use WAIT TIME of 10-15 seconds after each question before prompting. Cold-call 3 groups to report one result from each station while others check. Insist on units in every line (cm, cm², m², cm³, KES). Prompt groups who finish early: "Does the 5.3 cm map keep the same shape as the real road? Why does every length on the map use the same factor?" Give a time call at the </w:t>
             </w:r>
-            <w:del w:id="9245" w:author="Claude (AI) - proposed" w:date="2026-10-15T12:57:50Z">
+            <w:del w:id="9245" w:author="Claude (AI) - proposed" w:date="2026-10-18T00:30:59Z">
               <w:r>
                 <w:rPr>
                   <w:rFonts w:ascii="Arial" w:cs="Arial" w:eastAsia="Arial" w:hAnsi="Arial"/>
@@ -37816,7 +37816,7 @@
                 <w:delText xml:space="preserve">6</w:delText>
               </w:r>
             </w:del>
-            <w:ins w:id="9246" w:author="Claude (AI) - proposed" w:date="2026-10-15T12:57:50Z">
+            <w:ins w:id="9246" w:author="Claude (AI) - proposed" w:date="2026-10-18T00:30:59Z">
               <w:r>
                 <w:rPr>
                   <w:rFonts w:ascii="Arial" w:cs="Arial" w:eastAsia="Arial" w:hAnsi="Arial"/>
@@ -37966,7 +37966,7 @@
             <w:pPr>
               <w:spacing w:after="20" w:before="0"/>
             </w:pPr>
-            <w:hyperlink w:history="1" r:id="rId1lvxxlxtjkndi2inyalvl">
+            <w:hyperlink w:history="1" r:id="rId17pmi9qwj3iny9keyznyz">
               <w:r>
                 <w:rPr>
                   <w:rFonts w:ascii="Arial" w:cs="Arial" w:eastAsia="Arial" w:hAnsi="Arial"/>
@@ -37999,7 +37999,7 @@
               <w:spacing w:after="10" w:before="0"/>
               <w:ind w:left="120"/>
             </w:pPr>
-            <w:hyperlink w:history="1" r:id="rIdf8kgyfl4vxu5c2ozqihsq">
+            <w:hyperlink w:history="1" r:id="rId0mji5sppc8omhjcxw7zxi">
               <w:r>
                 <w:rPr>
                   <w:rFonts w:ascii="Arial" w:cs="Arial" w:eastAsia="Arial" w:hAnsi="Arial"/>
@@ -38044,7 +38044,7 @@
             <w:pPr>
               <w:spacing w:after="20" w:before="0"/>
             </w:pPr>
-            <w:hyperlink w:history="1" r:id="rId1i8henh6vsws00cv6ixbg">
+            <w:hyperlink w:history="1" r:id="rIdtoducjdoya8jef_09ulq7">
               <w:r>
                 <w:rPr>
                   <w:rFonts w:ascii="Arial" w:cs="Arial" w:eastAsia="Arial" w:hAnsi="Arial"/>
@@ -38077,7 +38077,7 @@
               <w:spacing w:after="10" w:before="0"/>
               <w:ind w:left="120"/>
             </w:pPr>
-            <w:hyperlink w:history="1" r:id="rIduboa9m8vedyqorvjkynzs">
+            <w:hyperlink w:history="1" r:id="rId1s1saietlbdqopq-eitg8">
               <w:r>
                 <w:rPr>
                   <w:rFonts w:ascii="Arial" w:cs="Arial" w:eastAsia="Arial" w:hAnsi="Arial"/>
@@ -38277,7 +38277,7 @@
             <w:pPr>
               <w:spacing w:after="20" w:before="0"/>
             </w:pPr>
-            <w:hyperlink w:history="1" r:id="rIdgmhzod84dwpa-mehfgakg">
+            <w:hyperlink w:history="1" r:id="rIdtduhjw33hypyrdwbk9a0y">
               <w:r>
                 <w:rPr>
                   <w:rFonts w:ascii="Arial" w:cs="Arial" w:eastAsia="Arial" w:hAnsi="Arial"/>
@@ -38310,7 +38310,7 @@
               <w:spacing w:after="10" w:before="0"/>
               <w:ind w:left="120"/>
             </w:pPr>
-            <w:hyperlink w:history="1" r:id="rId2pop4u6ravbeazdsjnbad">
+            <w:hyperlink w:history="1" r:id="rIdlrb6lj5j6jxhxjcwwats5">
               <w:r>
                 <w:rPr>
                   <w:rFonts w:ascii="Arial" w:cs="Arial" w:eastAsia="Arial" w:hAnsi="Arial"/>
@@ -38355,7 +38355,7 @@
             <w:pPr>
               <w:spacing w:after="20" w:before="0"/>
             </w:pPr>
-            <w:hyperlink w:history="1" r:id="rId-xpvfph3t2canzuxlweae">
+            <w:hyperlink w:history="1" r:id="rIdmiazctyw5nbffpazais0c">
               <w:r>
                 <w:rPr>
                   <w:rFonts w:ascii="Arial" w:cs="Arial" w:eastAsia="Arial" w:hAnsi="Arial"/>
@@ -38388,7 +38388,7 @@
               <w:spacing w:after="10" w:before="0"/>
               <w:ind w:left="120"/>
             </w:pPr>
-            <w:hyperlink w:history="1" r:id="rIdfyzrngqtmflrd70um3igr">
+            <w:hyperlink w:history="1" r:id="rIdiompdt23f2mjw7ytf2owa">
               <w:r>
                 <w:rPr>
                   <w:rFonts w:ascii="Arial" w:cs="Arial" w:eastAsia="Arial" w:hAnsi="Arial"/>
@@ -38588,7 +38588,7 @@
             <w:pPr>
               <w:spacing w:after="20" w:before="0"/>
             </w:pPr>
-            <w:hyperlink w:history="1" r:id="rId-4gxvuilippdixr1spnhw">
+            <w:hyperlink w:history="1" r:id="rIdmzjx8_ycs52fprj-bg3ze">
               <w:r>
                 <w:rPr>
                   <w:rFonts w:ascii="Arial" w:cs="Arial" w:eastAsia="Arial" w:hAnsi="Arial"/>
@@ -38621,7 +38621,7 @@
               <w:spacing w:after="10" w:before="0"/>
               <w:ind w:left="120"/>
             </w:pPr>
-            <w:hyperlink w:history="1" r:id="rIdkljkwvvpcukwos1qpb6ku">
+            <w:hyperlink w:history="1" r:id="rIdpbasaqspazsjbn1v3z0pv">
               <w:r>
                 <w:rPr>
                   <w:rFonts w:ascii="Arial" w:cs="Arial" w:eastAsia="Arial" w:hAnsi="Arial"/>
@@ -38666,7 +38666,7 @@
             <w:pPr>
               <w:spacing w:after="20" w:before="0"/>
             </w:pPr>
-            <w:hyperlink w:history="1" r:id="rIdviqc147ortyyvqjqj7djk">
+            <w:hyperlink w:history="1" r:id="rIdqkilkrtdniatynxycyc1f">
               <w:r>
                 <w:rPr>
                   <w:rFonts w:ascii="Arial" w:cs="Arial" w:eastAsia="Arial" w:hAnsi="Arial"/>
@@ -38699,7 +38699,7 @@
               <w:spacing w:after="10" w:before="0"/>
               <w:ind w:left="120"/>
             </w:pPr>
-            <w:hyperlink w:history="1" r:id="rIdjhkb6j5fdte9xqf0vrm3g">
+            <w:hyperlink w:history="1" r:id="rId-nqhru6qsovmviqi1zrdo">
               <w:r>
                 <w:rPr>
                   <w:rFonts w:ascii="Arial" w:cs="Arial" w:eastAsia="Arial" w:hAnsi="Arial"/>
@@ -39224,7 +39224,7 @@
         </w:rPr>
         <w:t xml:space="preserve">© 2026 SeaVuria and ARES. Aligned with KICD objectives. Developed by SeaVuria; technical implementation by ARES (with AI assistance from Claude). Licensed under </w:t>
       </w:r>
-      <w:hyperlink w:history="1" r:id="rId3q070anrhu5dyhbwfy7bg">
+      <w:hyperlink w:history="1" r:id="rIdl9iq6sqexfxy8vmtbjq5o">
         <w:r>
           <w:rPr>
             <w:rFonts w:ascii="Arial" w:cs="Arial" w:eastAsia="Arial" w:hAnsi="Arial"/>
@@ -39245,7 +39245,7 @@
         </w:rPr>
         <w:t xml:space="preserve"> (</w:t>
       </w:r>
-      <w:hyperlink w:history="1" r:id="rIdajcbnddbkzcqzd8xeibkr">
+      <w:hyperlink w:history="1" r:id="rId2obtxm6axyut6ian3jjdy">
         <w:r>
           <w:rPr>
             <w:rFonts w:ascii="Arial" w:cs="Arial" w:eastAsia="Arial" w:hAnsi="Arial"/>
@@ -39753,10 +39753,10 @@
               <w:spacing w:after="40" w:before="0"/>
               <w:jc w:val="left"/>
               <w:rPr>
-                <w:ins w:id="9248" w:author="Claude (AI) - proposed" w:date="2026-10-15T12:57:50Z"/>
-              </w:rPr>
-            </w:pPr>
-            <w:ins w:id="9247" w:author="Claude (AI) - proposed" w:date="2026-10-15T12:57:50Z">
+                <w:ins w:id="9248" w:author="Claude (AI) - proposed" w:date="2026-10-18T00:30:59Z"/>
+              </w:rPr>
+            </w:pPr>
+            <w:ins w:id="9247" w:author="Claude (AI) - proposed" w:date="2026-10-18T00:30:59Z">
               <w:r>
                 <w:rPr>
                   <w:rFonts w:ascii="Arial" w:cs="Arial" w:eastAsia="Arial" w:hAnsi="Arial"/>
@@ -39778,10 +39778,10 @@
               <w:spacing w:after="40" w:before="0"/>
               <w:jc w:val="left"/>
               <w:rPr>
-                <w:del w:id="9250" w:author="Claude (AI) - proposed" w:date="2026-10-15T12:57:50Z"/>
-              </w:rPr>
-            </w:pPr>
-            <w:del w:id="9249" w:author="Claude (AI) - proposed" w:date="2026-10-15T12:57:50Z">
+                <w:del w:id="9250" w:author="Claude (AI) - proposed" w:date="2026-10-18T00:30:59Z"/>
+              </w:rPr>
+            </w:pPr>
+            <w:del w:id="9249" w:author="Claude (AI) - proposed" w:date="2026-10-18T00:30:59Z">
               <w:r>
                 <w:rPr>
                   <w:rFonts w:ascii="Arial" w:cs="Arial" w:eastAsia="Arial" w:hAnsi="Arial"/>
@@ -40027,7 +40027,7 @@
               </w:rPr>
               <w:t xml:space="preserve">Mrs Achieng opens by returning to Wanjiru Atieno's photographs from Lakeview Photo Studio in Kisumu. Learners first predict individually how they would convince Mr Otieno, the photographer, why the 3.5 × 4.5 cm passport photo is faithful but the 4.5 × 4.5 cm print is not. In the Observe phase, groups re-examine the four prints (14 × 18, 3.5 × 4.5, 70 × 90, 4.5 × 4.5 cm) and complete a one-page evidence table of width : height ratios, scale factors, chin angles and area factors using their own earlier measurements. In the Explain phase, groups write a claim-evidence-reasoning Final Explanation and test it against a new challenge. </w:t>
             </w:r>
-            <w:ins w:id="9251" w:author="Claude (AI) - proposed" w:date="2026-10-15T12:57:50Z">
+            <w:ins w:id="9251" w:author="Claude (AI) - proposed" w:date="2026-10-18T00:30:59Z">
               <w:r>
                 <w:rPr>
                   <w:rFonts w:ascii="Arial" w:cs="Arial" w:eastAsia="Arial" w:hAnsi="Arial"/>
@@ -40055,7 +40055,7 @@
               </w:rPr>
               <w:t xml:space="preserve">Then the class resolves the Driving Question Board, and finally learners revise their cumulative model and compare it with their Lesson 1 model, noting what changed in their thinking. The lesson ends by connecting the idea to the </w:t>
             </w:r>
-            <w:del w:id="9252" w:author="Claude (AI) - proposed" w:date="2026-10-15T12:57:50Z">
+            <w:del w:id="9252" w:author="Claude (AI) - proposed" w:date="2026-10-18T00:30:59Z">
               <w:r>
                 <w:rPr>
                   <w:rFonts w:ascii="Arial" w:cs="Arial" w:eastAsia="Arial" w:hAnsi="Arial"/>
@@ -40070,7 +40070,7 @@
                 <w:delText xml:space="preserve">two KICD Key Inquiry Questions</w:delText>
               </w:r>
             </w:del>
-            <w:ins w:id="9253" w:author="Claude (AI) - proposed" w:date="2026-10-15T12:57:50Z">
+            <w:ins w:id="9253" w:author="Claude (AI) - proposed" w:date="2026-10-18T00:30:59Z">
               <w:r>
                 <w:rPr>
                   <w:rFonts w:ascii="Arial" w:cs="Arial" w:eastAsia="Arial" w:hAnsi="Arial"/>
@@ -40386,7 +40386,7 @@
             <w:pPr>
               <w:spacing w:after="20" w:before="0"/>
             </w:pPr>
-            <w:hyperlink w:history="1" r:id="rIdmbclwcqyoqhcjverwxhop">
+            <w:hyperlink w:history="1" r:id="rIdnxbihvnt_o_jp6llptap4">
               <w:r>
                 <w:rPr>
                   <w:rFonts w:ascii="Arial" w:cs="Arial" w:eastAsia="Arial" w:hAnsi="Arial"/>
@@ -40435,7 +40435,7 @@
               <w:spacing w:after="10" w:before="0"/>
               <w:ind w:left="120"/>
             </w:pPr>
-            <w:hyperlink w:history="1" r:id="rIdvrdihqg0ydwlkydr0m_jg">
+            <w:hyperlink w:history="1" r:id="rIdpsafhdzlhxzjimawpewot">
               <w:r>
                 <w:rPr>
                   <w:rFonts w:ascii="Arial" w:cs="Arial" w:eastAsia="Arial" w:hAnsi="Arial"/>
@@ -40480,7 +40480,7 @@
             <w:pPr>
               <w:spacing w:after="20" w:before="0"/>
             </w:pPr>
-            <w:hyperlink w:history="1" r:id="rId2lipgejfzutc0sa5osn8k">
+            <w:hyperlink w:history="1" r:id="rIdb1r8bye2und9ucxd_jr4y">
               <w:r>
                 <w:rPr>
                   <w:rFonts w:ascii="Arial" w:cs="Arial" w:eastAsia="Arial" w:hAnsi="Arial"/>
@@ -40513,7 +40513,7 @@
               <w:spacing w:after="10" w:before="0"/>
               <w:ind w:left="120"/>
             </w:pPr>
-            <w:hyperlink w:history="1" r:id="rIduhfojfxlkgafem_zm3wma">
+            <w:hyperlink w:history="1" r:id="rIdggtvquc1784xvyctxfqkq">
               <w:r>
                 <w:rPr>
                   <w:rFonts w:ascii="Arial" w:cs="Arial" w:eastAsia="Arial" w:hAnsi="Arial"/>
@@ -40713,7 +40713,7 @@
             <w:pPr>
               <w:spacing w:after="20" w:before="0"/>
             </w:pPr>
-            <w:hyperlink w:history="1" r:id="rIdc6ri6halryowjg6qmiasv">
+            <w:hyperlink w:history="1" r:id="rIdq20hpgik5c9ddg0dhzqp9">
               <w:r>
                 <w:rPr>
                   <w:rFonts w:ascii="Arial" w:cs="Arial" w:eastAsia="Arial" w:hAnsi="Arial"/>
@@ -40762,7 +40762,7 @@
               <w:spacing w:after="10" w:before="0"/>
               <w:ind w:left="120"/>
             </w:pPr>
-            <w:hyperlink w:history="1" r:id="rId0rh2wygpfqg8utpe2cmms">
+            <w:hyperlink w:history="1" r:id="rIdwybbk4p8yuqkgaj3yqr00">
               <w:r>
                 <w:rPr>
                   <w:rFonts w:ascii="Arial" w:cs="Arial" w:eastAsia="Arial" w:hAnsi="Arial"/>
@@ -40807,7 +40807,7 @@
             <w:pPr>
               <w:spacing w:after="20" w:before="0"/>
             </w:pPr>
-            <w:hyperlink w:history="1" r:id="rIdfs9r72hfhjtsff6lz2a7d">
+            <w:hyperlink w:history="1" r:id="rIddt1fy-9oep7lhndztxcvm">
               <w:r>
                 <w:rPr>
                   <w:rFonts w:ascii="Arial" w:cs="Arial" w:eastAsia="Arial" w:hAnsi="Arial"/>
@@ -40840,7 +40840,7 @@
               <w:spacing w:after="10" w:before="0"/>
               <w:ind w:left="120"/>
             </w:pPr>
-            <w:hyperlink w:history="1" r:id="rIdqc9ijuxeik3rjtggodaoq">
+            <w:hyperlink w:history="1" r:id="rIdq6w9mm5fu07sau-36-rac">
               <w:r>
                 <w:rPr>
                   <w:rFonts w:ascii="Arial" w:cs="Arial" w:eastAsia="Arial" w:hAnsi="Arial"/>
@@ -41040,7 +41040,7 @@
             <w:pPr>
               <w:spacing w:after="20" w:before="0"/>
             </w:pPr>
-            <w:hyperlink w:history="1" r:id="rIdvgmtn7gajstearebrmpch">
+            <w:hyperlink w:history="1" r:id="rId4gg9fuoys8rzucbtwn9ms">
               <w:r>
                 <w:rPr>
                   <w:rFonts w:ascii="Arial" w:cs="Arial" w:eastAsia="Arial" w:hAnsi="Arial"/>
@@ -41089,7 +41089,7 @@
               <w:spacing w:after="10" w:before="0"/>
               <w:ind w:left="120"/>
             </w:pPr>
-            <w:hyperlink w:history="1" r:id="rIdnkafd3-p6wo2ign3kqm8d">
+            <w:hyperlink w:history="1" r:id="rId-u20izo8bgatdj_rscukm">
               <w:r>
                 <w:rPr>
                   <w:rFonts w:ascii="Arial" w:cs="Arial" w:eastAsia="Arial" w:hAnsi="Arial"/>
@@ -41134,7 +41134,7 @@
             <w:pPr>
               <w:spacing w:after="20" w:before="0"/>
             </w:pPr>
-            <w:hyperlink w:history="1" r:id="rIdcge--0koun6iqjv3oy9u6">
+            <w:hyperlink w:history="1" r:id="rIdro_pzzvnr-tlpvbfa-tlx">
               <w:r>
                 <w:rPr>
                   <w:rFonts w:ascii="Arial" w:cs="Arial" w:eastAsia="Arial" w:hAnsi="Arial"/>
@@ -41167,7 +41167,7 @@
               <w:spacing w:after="10" w:before="0"/>
               <w:ind w:left="120"/>
             </w:pPr>
-            <w:hyperlink w:history="1" r:id="rIdt-6e3oc5dp3v2tll8v5rc">
+            <w:hyperlink w:history="1" r:id="rIdwp3_q4abeuawrd3alkvx8">
               <w:r>
                 <w:rPr>
                   <w:rFonts w:ascii="Arial" w:cs="Arial" w:eastAsia="Arial" w:hAnsi="Arial"/>
@@ -41367,7 +41367,7 @@
             <w:pPr>
               <w:spacing w:after="20" w:before="0"/>
             </w:pPr>
-            <w:hyperlink w:history="1" r:id="rIdmndcrmbg9o0pjcybxutph">
+            <w:hyperlink w:history="1" r:id="rIdrn028zk0yatdzjdjgep3y">
               <w:r>
                 <w:rPr>
                   <w:rFonts w:ascii="Arial" w:cs="Arial" w:eastAsia="Arial" w:hAnsi="Arial"/>
@@ -41416,7 +41416,7 @@
               <w:spacing w:after="10" w:before="0"/>
               <w:ind w:left="120"/>
             </w:pPr>
-            <w:hyperlink w:history="1" r:id="rIdcfapu-zgbiswlttjp-23k">
+            <w:hyperlink w:history="1" r:id="rIdnliuier4d49zcads_az2z">
               <w:r>
                 <w:rPr>
                   <w:rFonts w:ascii="Arial" w:cs="Arial" w:eastAsia="Arial" w:hAnsi="Arial"/>
@@ -41461,7 +41461,7 @@
             <w:pPr>
               <w:spacing w:after="20" w:before="0"/>
             </w:pPr>
-            <w:hyperlink w:history="1" r:id="rId11xh9xuil5tuxd3uj3xbr">
+            <w:hyperlink w:history="1" r:id="rIdvsevrk5gdm38qgu4xmich">
               <w:r>
                 <w:rPr>
                   <w:rFonts w:ascii="Arial" w:cs="Arial" w:eastAsia="Arial" w:hAnsi="Arial"/>
@@ -41494,7 +41494,7 @@
               <w:spacing w:after="10" w:before="0"/>
               <w:ind w:left="120"/>
             </w:pPr>
-            <w:hyperlink w:history="1" r:id="rIdydkismkpayzysua4wg4jb">
+            <w:hyperlink w:history="1" r:id="rIdfrfmb2iabauf7_ubpzs6j">
               <w:r>
                 <w:rPr>
                   <w:rFonts w:ascii="Arial" w:cs="Arial" w:eastAsia="Arial" w:hAnsi="Arial"/>
@@ -41572,7 +41572,7 @@
               </w:rPr>
               <w:t xml:space="preserve">Say: 'Mrs Achieng's board has been waiting since Lesson 1. Let us see which questions we can now answer with evidence.' Hand each group 2 or 3 cards. Give WAIT TIME of 10-15 seconds when a group reads a question aloud before they respond. Ask: 'Which lesson gave you the evidence?' and 'Can you answer using k, ratios or angles?' Cold-call 4 groups to read and defend one answer each. </w:t>
             </w:r>
-            <w:del w:id="9254" w:author="Claude (AI) - proposed" w:date="2026-10-15T12:57:50Z">
+            <w:del w:id="9254" w:author="Claude (AI) - proposed" w:date="2026-10-18T00:30:59Z">
               <w:r>
                 <w:rPr>
                   <w:rFonts w:ascii="Arial" w:cs="Arial" w:eastAsia="Arial" w:hAnsi="Arial"/>
@@ -41587,7 +41587,7 @@
                 <w:delText xml:space="preserve">For the KICD Key Inquiry Questions, pose them directly:</w:delText>
               </w:r>
             </w:del>
-            <w:ins w:id="9255" w:author="Claude (AI) - proposed" w:date="2026-10-15T12:57:50Z">
+            <w:ins w:id="9255" w:author="Claude (AI) - proposed" w:date="2026-10-18T00:30:59Z">
               <w:r>
                 <w:rPr>
                   <w:rFonts w:ascii="Arial" w:cs="Arial" w:eastAsia="Arial" w:hAnsi="Arial"/>
@@ -41615,7 +41615,7 @@
               </w:rPr>
               <w:t xml:space="preserve"> 'Why do we need to enlarge or reduce objects?' (passport photos, posters, maps like Kisumu to Nairobi, sign painting) and </w:t>
             </w:r>
-            <w:del w:id="9256" w:author="Claude (AI) - proposed" w:date="2026-10-15T12:57:50Z">
+            <w:del w:id="9256" w:author="Claude (AI) - proposed" w:date="2026-10-18T00:30:59Z">
               <w:r>
                 <w:rPr>
                   <w:rFonts w:ascii="Arial" w:cs="Arial" w:eastAsia="Arial" w:hAnsi="Arial"/>
@@ -41630,7 +41630,7 @@
                 <w:delText xml:space="preserve">'How do we use</w:delText>
               </w:r>
             </w:del>
-            <w:ins w:id="9257" w:author="Claude (AI) - proposed" w:date="2026-10-15T12:57:50Z">
+            <w:ins w:id="9257" w:author="Claude (AI) - proposed" w:date="2026-10-18T00:30:59Z">
               <w:r>
                 <w:rPr>
                   <w:rFonts w:ascii="Arial" w:cs="Arial" w:eastAsia="Arial" w:hAnsi="Arial"/>
@@ -41658,7 +41658,7 @@
               </w:rPr>
               <w:t xml:space="preserve"> similarity and enlargement</w:t>
             </w:r>
-            <w:ins w:id="9258" w:author="Claude (AI) - proposed" w:date="2026-10-15T12:57:50Z">
+            <w:ins w:id="9258" w:author="Claude (AI) - proposed" w:date="2026-10-18T00:30:59Z">
               <w:r>
                 <w:rPr>
                   <w:rFonts w:ascii="Arial" w:cs="Arial" w:eastAsia="Arial" w:hAnsi="Arial"/>
@@ -41686,7 +41686,7 @@
               </w:rPr>
               <w:t xml:space="preserve"> in day-to-day </w:t>
             </w:r>
-            <w:del w:id="9259" w:author="Claude (AI) - proposed" w:date="2026-10-15T12:57:50Z">
+            <w:del w:id="9259" w:author="Claude (AI) - proposed" w:date="2026-10-18T00:30:59Z">
               <w:r>
                 <w:rPr>
                   <w:rFonts w:ascii="Arial" w:cs="Arial" w:eastAsia="Arial" w:hAnsi="Arial"/>
@@ -41701,7 +41701,7 @@
                 <w:delText xml:space="preserve">activities</w:delText>
               </w:r>
             </w:del>
-            <w:ins w:id="9260" w:author="Claude (AI) - proposed" w:date="2026-10-15T12:57:50Z">
+            <w:ins w:id="9260" w:author="Claude (AI) - proposed" w:date="2026-10-18T00:30:59Z">
               <w:r>
                 <w:rPr>
                   <w:rFonts w:ascii="Arial" w:cs="Arial" w:eastAsia="Arial" w:hAnsi="Arial"/>
@@ -41851,7 +41851,7 @@
             <w:pPr>
               <w:spacing w:after="20" w:before="0"/>
             </w:pPr>
-            <w:hyperlink w:history="1" r:id="rIdoc369blthuwz6vjj8j2i9">
+            <w:hyperlink w:history="1" r:id="rIdkztcpqbqysbybkrv6ttwo">
               <w:r>
                 <w:rPr>
                   <w:rFonts w:ascii="Arial" w:cs="Arial" w:eastAsia="Arial" w:hAnsi="Arial"/>
@@ -41900,7 +41900,7 @@
               <w:spacing w:after="10" w:before="0"/>
               <w:ind w:left="120"/>
             </w:pPr>
-            <w:hyperlink w:history="1" r:id="rIda8b1wzgxrmzfmgez1xnut">
+            <w:hyperlink w:history="1" r:id="rIdsx1gsoi4ozgktudj37dgc">
               <w:r>
                 <w:rPr>
                   <w:rFonts w:ascii="Arial" w:cs="Arial" w:eastAsia="Arial" w:hAnsi="Arial"/>
@@ -41945,7 +41945,7 @@
             <w:pPr>
               <w:spacing w:after="20" w:before="0"/>
             </w:pPr>
-            <w:hyperlink w:history="1" r:id="rIdpglpbjupmxc6n_djxgpj-">
+            <w:hyperlink w:history="1" r:id="rIdc4obraj2rqyydgsofl2vn">
               <w:r>
                 <w:rPr>
                   <w:rFonts w:ascii="Arial" w:cs="Arial" w:eastAsia="Arial" w:hAnsi="Arial"/>
@@ -41978,7 +41978,7 @@
               <w:spacing w:after="10" w:before="0"/>
               <w:ind w:left="120"/>
             </w:pPr>
-            <w:hyperlink w:history="1" r:id="rIdef62c5pfndof5q9o9v9rj">
+            <w:hyperlink w:history="1" r:id="rIdj3dbsambeayiurjtyr7-b">
               <w:r>
                 <w:rPr>
                   <w:rFonts w:ascii="Arial" w:cs="Arial" w:eastAsia="Arial" w:hAnsi="Arial"/>
@@ -42503,7 +42503,7 @@
         </w:rPr>
         <w:t xml:space="preserve">© 2026 SeaVuria and ARES. Aligned with KICD objectives. Developed by SeaVuria; technical implementation by ARES (with AI assistance from Claude). Licensed under </w:t>
       </w:r>
-      <w:hyperlink w:history="1" r:id="rIdtqsedvh7se8xnx6pf4foh">
+      <w:hyperlink w:history="1" r:id="rIdacn2ie4pkozib2mgnzlvl">
         <w:r>
           <w:rPr>
             <w:rFonts w:ascii="Arial" w:cs="Arial" w:eastAsia="Arial" w:hAnsi="Arial"/>
@@ -42524,7 +42524,7 @@
         </w:rPr>
         <w:t xml:space="preserve"> (</w:t>
       </w:r>
-      <w:hyperlink w:history="1" r:id="rIdcip84gsrm10sf27xulpwt">
+      <w:hyperlink w:history="1" r:id="rIdfi_hqbdua6vw5r16hx2b9">
         <w:r>
           <w:rPr>
             <w:rFonts w:ascii="Arial" w:cs="Arial" w:eastAsia="Arial" w:hAnsi="Arial"/>
